--- a/PureOptionsBot/documentation/Settings.docx
+++ b/PureOptionsBot/documentation/Settings.docx
@@ -4,131 +4,3863 @@
   <w:body>
     <w:tbl>
       <w:tblPr>
-        <w:tblStyle w:val="TableGrid"/>
-        <w:tblW w:w="9186" w:type="dxa"/>
+        <w:tblW w:w="0" w:type="auto"/>
+        <w:tblCellSpacing w:w="15" w:type="dxa"/>
+        <w:tblCellMar>
+          <w:top w:w="15" w:type="dxa"/>
+          <w:left w:w="15" w:type="dxa"/>
+          <w:bottom w:w="15" w:type="dxa"/>
+          <w:right w:w="15" w:type="dxa"/>
+        </w:tblCellMar>
         <w:tblLook w:val="04A0" w:firstRow="1" w:lastRow="0" w:firstColumn="1" w:lastColumn="0" w:noHBand="0" w:noVBand="1"/>
       </w:tblPr>
       <w:tblGrid>
-        <w:gridCol w:w="5106"/>
-        <w:gridCol w:w="4080"/>
+        <w:gridCol w:w="1450"/>
+        <w:gridCol w:w="30"/>
+        <w:gridCol w:w="1550"/>
+        <w:gridCol w:w="1827"/>
+        <w:gridCol w:w="45"/>
       </w:tblGrid>
       <w:tr>
         <w:trPr>
-          <w:trHeight w:val="474"/>
+          <w:tblHeader/>
+          <w:tblCellSpacing w:w="15" w:type="dxa"/>
         </w:trPr>
         <w:tc>
           <w:tcPr>
-            <w:tcW w:w="4593" w:type="dxa"/>
-          </w:tcPr>
-          <w:p>
-            <w:r>
+            <w:tcW w:w="0" w:type="auto"/>
+            <w:vAlign w:val="center"/>
+            <w:hideMark/>
+          </w:tcPr>
+          <w:p>
+            <w:pPr>
               <w:rPr>
-                <w:noProof/>
+                <w:b/>
+                <w:bCs/>
               </w:rPr>
-              <w:drawing>
-                <wp:inline distT="0" distB="0" distL="0" distR="0" wp14:anchorId="21B6AA3C" wp14:editId="33B5CA15">
-                  <wp:extent cx="3098800" cy="1489520"/>
-                  <wp:effectExtent l="0" t="0" r="6350" b="0"/>
-                  <wp:docPr id="401570466" name="Picture 1"/>
-                  <wp:cNvGraphicFramePr>
-                    <a:graphicFrameLocks xmlns:a="http://schemas.openxmlformats.org/drawingml/2006/main" noChangeAspect="1"/>
-                  </wp:cNvGraphicFramePr>
-                  <a:graphic xmlns:a="http://schemas.openxmlformats.org/drawingml/2006/main">
-                    <a:graphicData uri="http://schemas.openxmlformats.org/drawingml/2006/picture">
-                      <pic:pic xmlns:pic="http://schemas.openxmlformats.org/drawingml/2006/picture">
-                        <pic:nvPicPr>
-                          <pic:cNvPr id="0" name="Picture 3"/>
-                          <pic:cNvPicPr>
-                            <a:picLocks noChangeAspect="1" noChangeArrowheads="1"/>
-                          </pic:cNvPicPr>
-                        </pic:nvPicPr>
-                        <pic:blipFill>
-                          <a:blip r:embed="rId4" cstate="print">
-                            <a:extLst>
-                              <a:ext uri="{28A0092B-C50C-407E-A947-70E740481C1C}">
-                                <a14:useLocalDpi xmlns:a14="http://schemas.microsoft.com/office/drawing/2010/main" val="0"/>
-                              </a:ext>
-                            </a:extLst>
-                          </a:blip>
-                          <a:srcRect/>
-                          <a:stretch>
-                            <a:fillRect/>
-                          </a:stretch>
-                        </pic:blipFill>
-                        <pic:spPr bwMode="auto">
-                          <a:xfrm>
-                            <a:off x="0" y="0"/>
-                            <a:ext cx="3123069" cy="1501185"/>
-                          </a:xfrm>
-                          <a:prstGeom prst="rect">
-                            <a:avLst/>
-                          </a:prstGeom>
-                          <a:noFill/>
-                          <a:ln>
-                            <a:noFill/>
-                          </a:ln>
-                        </pic:spPr>
-                      </pic:pic>
-                    </a:graphicData>
-                  </a:graphic>
-                </wp:inline>
-              </w:drawing>
-            </w:r>
-          </w:p>
-        </w:tc>
-        <w:tc>
-          <w:tcPr>
-            <w:tcW w:w="4593" w:type="dxa"/>
-          </w:tcPr>
-          <w:p>
-            <w:r>
-              <w:object w:dxaOrig="1485" w:dyaOrig="991" w14:anchorId="45DC7055">
-                <v:shapetype id="_x0000_t75" coordsize="21600,21600" o:spt="75" o:preferrelative="t" path="m@4@5l@4@11@9@11@9@5xe" filled="f" stroked="f">
-                  <v:stroke joinstyle="miter"/>
-                  <v:formulas>
-                    <v:f eqn="if lineDrawn pixelLineWidth 0"/>
-                    <v:f eqn="sum @0 1 0"/>
-                    <v:f eqn="sum 0 0 @1"/>
-                    <v:f eqn="prod @2 1 2"/>
-                    <v:f eqn="prod @3 21600 pixelWidth"/>
-                    <v:f eqn="prod @3 21600 pixelHeight"/>
-                    <v:f eqn="sum @0 0 1"/>
-                    <v:f eqn="prod @6 1 2"/>
-                    <v:f eqn="prod @7 21600 pixelWidth"/>
-                    <v:f eqn="sum @8 21600 0"/>
-                    <v:f eqn="prod @7 21600 pixelHeight"/>
-                    <v:f eqn="sum @10 21600 0"/>
-                  </v:formulas>
-                  <v:path o:extrusionok="f" gradientshapeok="t" o:connecttype="rect"/>
-                  <o:lock v:ext="edit" aspectratio="t"/>
-                </v:shapetype>
-                <v:shape id="_x0000_i1025" type="#_x0000_t75" style="width:74.3pt;height:49.5pt" o:ole="">
-                  <v:imagedata r:id="rId5" o:title=""/>
-                </v:shape>
-                <o:OLEObject Type="Embed" ProgID="Package" ShapeID="_x0000_i1025" DrawAspect="Icon" ObjectID="_1829839262" r:id="rId6"/>
-              </w:object>
+            </w:pPr>
+            <w:r>
+              <w:rPr>
+                <w:b/>
+                <w:bCs/>
+              </w:rPr>
+              <w:t>Purpose</w:t>
+            </w:r>
+          </w:p>
+        </w:tc>
+        <w:tc>
+          <w:tcPr>
+            <w:tcW w:w="0" w:type="auto"/>
+            <w:gridSpan w:val="4"/>
+            <w:vAlign w:val="center"/>
+            <w:hideMark/>
+          </w:tcPr>
+          <w:p>
+            <w:pPr>
+              <w:rPr>
+                <w:b/>
+                <w:bCs/>
+              </w:rPr>
+            </w:pPr>
+            <w:r>
+              <w:rPr>
+                <w:b/>
+                <w:bCs/>
+              </w:rPr>
+              <w:t>Best Indicator</w:t>
             </w:r>
           </w:p>
         </w:tc>
       </w:tr>
       <w:tr>
         <w:trPr>
-          <w:trHeight w:val="464"/>
+          <w:tblCellSpacing w:w="15" w:type="dxa"/>
         </w:trPr>
         <w:tc>
           <w:tcPr>
-            <w:tcW w:w="4593" w:type="dxa"/>
-          </w:tcPr>
-          <w:p/>
-        </w:tc>
-        <w:tc>
-          <w:tcPr>
-            <w:tcW w:w="4593" w:type="dxa"/>
-          </w:tcPr>
-          <w:p/>
+            <w:tcW w:w="0" w:type="auto"/>
+            <w:vAlign w:val="center"/>
+            <w:hideMark/>
+          </w:tcPr>
+          <w:p>
+            <w:r>
+              <w:t>Market Bias</w:t>
+            </w:r>
+          </w:p>
+        </w:tc>
+        <w:tc>
+          <w:tcPr>
+            <w:tcW w:w="0" w:type="auto"/>
+            <w:gridSpan w:val="4"/>
+            <w:vAlign w:val="center"/>
+            <w:hideMark/>
+          </w:tcPr>
+          <w:p>
+            <w:r>
+              <w:rPr>
+                <w:b/>
+                <w:bCs/>
+              </w:rPr>
+              <w:t>EMA50 / EMA200</w:t>
+            </w:r>
+            <w:r>
+              <w:t xml:space="preserve"> </w:t>
+            </w:r>
+            <w:r>
+              <w:rPr>
+                <w:rFonts w:ascii="Segoe UI Emoji" w:hAnsi="Segoe UI Emoji" w:cs="Segoe UI Emoji"/>
+              </w:rPr>
+              <w:t>✅</w:t>
+            </w:r>
+          </w:p>
+        </w:tc>
+      </w:tr>
+      <w:tr>
+        <w:trPr>
+          <w:tblCellSpacing w:w="15" w:type="dxa"/>
+        </w:trPr>
+        <w:tc>
+          <w:tcPr>
+            <w:tcW w:w="0" w:type="auto"/>
+            <w:vAlign w:val="center"/>
+            <w:hideMark/>
+          </w:tcPr>
+          <w:p>
+            <w:r>
+              <w:t>Trend Strength</w:t>
+            </w:r>
+          </w:p>
+        </w:tc>
+        <w:tc>
+          <w:tcPr>
+            <w:tcW w:w="0" w:type="auto"/>
+            <w:gridSpan w:val="4"/>
+            <w:vAlign w:val="center"/>
+            <w:hideMark/>
+          </w:tcPr>
+          <w:p>
+            <w:r>
+              <w:t>ADX</w:t>
+            </w:r>
+          </w:p>
+        </w:tc>
+      </w:tr>
+      <w:tr>
+        <w:trPr>
+          <w:tblCellSpacing w:w="15" w:type="dxa"/>
+        </w:trPr>
+        <w:tc>
+          <w:tcPr>
+            <w:tcW w:w="0" w:type="auto"/>
+            <w:vAlign w:val="center"/>
+            <w:hideMark/>
+          </w:tcPr>
+          <w:p>
+            <w:r>
+              <w:t>Entry Trigger</w:t>
+            </w:r>
+          </w:p>
+        </w:tc>
+        <w:tc>
+          <w:tcPr>
+            <w:tcW w:w="0" w:type="auto"/>
+            <w:gridSpan w:val="4"/>
+            <w:vAlign w:val="center"/>
+            <w:hideMark/>
+          </w:tcPr>
+          <w:p>
+            <w:proofErr w:type="spellStart"/>
+            <w:r>
+              <w:t>UTBot</w:t>
+            </w:r>
+            <w:proofErr w:type="spellEnd"/>
+          </w:p>
+        </w:tc>
+      </w:tr>
+      <w:tr>
+        <w:trPr>
+          <w:tblCellSpacing w:w="15" w:type="dxa"/>
+        </w:trPr>
+        <w:tc>
+          <w:tcPr>
+            <w:tcW w:w="0" w:type="auto"/>
+            <w:vAlign w:val="center"/>
+            <w:hideMark/>
+          </w:tcPr>
+          <w:p>
+            <w:r>
+              <w:t>Entry Quality</w:t>
+            </w:r>
+          </w:p>
+        </w:tc>
+        <w:tc>
+          <w:tcPr>
+            <w:tcW w:w="0" w:type="auto"/>
+            <w:gridSpan w:val="4"/>
+            <w:vAlign w:val="center"/>
+            <w:hideMark/>
+          </w:tcPr>
+          <w:p>
+            <w:r>
+              <w:t>VWAP (optional)</w:t>
+            </w:r>
+            <w:r>
+              <w:t xml:space="preserve"> [Not implemented]</w:t>
+            </w:r>
+          </w:p>
+        </w:tc>
+      </w:tr>
+      <w:tr>
+        <w:trPr>
+          <w:tblCellSpacing w:w="15" w:type="dxa"/>
+        </w:trPr>
+        <w:tc>
+          <w:tcPr>
+            <w:tcW w:w="0" w:type="auto"/>
+            <w:vAlign w:val="center"/>
+            <w:hideMark/>
+          </w:tcPr>
+          <w:p>
+            <w:r>
+              <w:t>Momentum</w:t>
+            </w:r>
+          </w:p>
+        </w:tc>
+        <w:tc>
+          <w:tcPr>
+            <w:tcW w:w="0" w:type="auto"/>
+            <w:gridSpan w:val="4"/>
+            <w:vAlign w:val="center"/>
+            <w:hideMark/>
+          </w:tcPr>
+          <w:p>
+            <w:r>
+              <w:t>RSI</w:t>
+            </w:r>
+          </w:p>
+        </w:tc>
+      </w:tr>
+      <w:tr>
+        <w:trPr>
+          <w:gridAfter w:val="1"/>
+          <w:tblHeader/>
+          <w:tblCellSpacing w:w="15" w:type="dxa"/>
+        </w:trPr>
+        <w:tc>
+          <w:tcPr>
+            <w:tcW w:w="0" w:type="auto"/>
+            <w:gridSpan w:val="2"/>
+            <w:vAlign w:val="center"/>
+            <w:hideMark/>
+          </w:tcPr>
+          <w:p>
+            <w:pPr>
+              <w:rPr>
+                <w:b/>
+                <w:bCs/>
+              </w:rPr>
+            </w:pPr>
+            <w:r>
+              <w:rPr>
+                <w:b/>
+                <w:bCs/>
+              </w:rPr>
+              <w:t>Trading Style</w:t>
+            </w:r>
+          </w:p>
+        </w:tc>
+        <w:tc>
+          <w:tcPr>
+            <w:tcW w:w="0" w:type="auto"/>
+            <w:vAlign w:val="center"/>
+            <w:hideMark/>
+          </w:tcPr>
+          <w:p>
+            <w:pPr>
+              <w:rPr>
+                <w:b/>
+                <w:bCs/>
+              </w:rPr>
+            </w:pPr>
+            <w:r>
+              <w:rPr>
+                <w:b/>
+                <w:bCs/>
+              </w:rPr>
+              <w:t>EXEC TF</w:t>
+            </w:r>
+          </w:p>
+        </w:tc>
+        <w:tc>
+          <w:tcPr>
+            <w:tcW w:w="0" w:type="auto"/>
+            <w:vAlign w:val="center"/>
+            <w:hideMark/>
+          </w:tcPr>
+          <w:p>
+            <w:pPr>
+              <w:rPr>
+                <w:b/>
+                <w:bCs/>
+              </w:rPr>
+            </w:pPr>
+            <w:r>
+              <w:rPr>
+                <w:b/>
+                <w:bCs/>
+              </w:rPr>
+              <w:t>TREND TF</w:t>
+            </w:r>
+          </w:p>
+        </w:tc>
+      </w:tr>
+      <w:tr>
+        <w:trPr>
+          <w:gridAfter w:val="1"/>
+          <w:tblCellSpacing w:w="15" w:type="dxa"/>
+        </w:trPr>
+        <w:tc>
+          <w:tcPr>
+            <w:tcW w:w="0" w:type="auto"/>
+            <w:gridSpan w:val="2"/>
+            <w:vAlign w:val="center"/>
+            <w:hideMark/>
+          </w:tcPr>
+          <w:p>
+            <w:r>
+              <w:t>Scalping</w:t>
+            </w:r>
+          </w:p>
+        </w:tc>
+        <w:tc>
+          <w:tcPr>
+            <w:tcW w:w="0" w:type="auto"/>
+            <w:vAlign w:val="center"/>
+            <w:hideMark/>
+          </w:tcPr>
+          <w:p>
+            <w:r>
+              <w:t>3m</w:t>
+            </w:r>
+          </w:p>
+        </w:tc>
+        <w:tc>
+          <w:tcPr>
+            <w:tcW w:w="0" w:type="auto"/>
+            <w:vAlign w:val="center"/>
+            <w:hideMark/>
+          </w:tcPr>
+          <w:p>
+            <w:r>
+              <w:t>15m</w:t>
+            </w:r>
+          </w:p>
+        </w:tc>
+      </w:tr>
+      <w:tr>
+        <w:trPr>
+          <w:gridAfter w:val="1"/>
+          <w:tblCellSpacing w:w="15" w:type="dxa"/>
+        </w:trPr>
+        <w:tc>
+          <w:tcPr>
+            <w:tcW w:w="0" w:type="auto"/>
+            <w:gridSpan w:val="2"/>
+            <w:vAlign w:val="center"/>
+            <w:hideMark/>
+          </w:tcPr>
+          <w:p>
+            <w:r>
+              <w:t>Intraday</w:t>
+            </w:r>
+          </w:p>
+        </w:tc>
+        <w:tc>
+          <w:tcPr>
+            <w:tcW w:w="0" w:type="auto"/>
+            <w:vAlign w:val="center"/>
+            <w:hideMark/>
+          </w:tcPr>
+          <w:p>
+            <w:r>
+              <w:t>5m</w:t>
+            </w:r>
+          </w:p>
+        </w:tc>
+        <w:tc>
+          <w:tcPr>
+            <w:tcW w:w="0" w:type="auto"/>
+            <w:vAlign w:val="center"/>
+            <w:hideMark/>
+          </w:tcPr>
+          <w:p>
+            <w:r>
+              <w:t>15m</w:t>
+            </w:r>
+          </w:p>
+        </w:tc>
+      </w:tr>
+      <w:tr>
+        <w:trPr>
+          <w:gridAfter w:val="1"/>
+          <w:tblCellSpacing w:w="15" w:type="dxa"/>
+        </w:trPr>
+        <w:tc>
+          <w:tcPr>
+            <w:tcW w:w="0" w:type="auto"/>
+            <w:gridSpan w:val="2"/>
+            <w:vAlign w:val="center"/>
+            <w:hideMark/>
+          </w:tcPr>
+          <w:p>
+            <w:r>
+              <w:t>Swing (Index)</w:t>
+            </w:r>
+          </w:p>
+        </w:tc>
+        <w:tc>
+          <w:tcPr>
+            <w:tcW w:w="0" w:type="auto"/>
+            <w:vAlign w:val="center"/>
+            <w:hideMark/>
+          </w:tcPr>
+          <w:p>
+            <w:r>
+              <w:t>10m</w:t>
+            </w:r>
+          </w:p>
+        </w:tc>
+        <w:tc>
+          <w:tcPr>
+            <w:tcW w:w="0" w:type="auto"/>
+            <w:vAlign w:val="center"/>
+            <w:hideMark/>
+          </w:tcPr>
+          <w:p>
+            <w:r>
+              <w:t>30m</w:t>
+            </w:r>
+          </w:p>
+        </w:tc>
+      </w:tr>
+      <w:tr>
+        <w:trPr>
+          <w:gridAfter w:val="1"/>
+          <w:tblCellSpacing w:w="15" w:type="dxa"/>
+        </w:trPr>
+        <w:tc>
+          <w:tcPr>
+            <w:tcW w:w="0" w:type="auto"/>
+            <w:gridSpan w:val="2"/>
+            <w:vAlign w:val="center"/>
+            <w:hideMark/>
+          </w:tcPr>
+          <w:p>
+            <w:r>
+              <w:t>Conservative</w:t>
+            </w:r>
+          </w:p>
+        </w:tc>
+        <w:tc>
+          <w:tcPr>
+            <w:tcW w:w="0" w:type="auto"/>
+            <w:vAlign w:val="center"/>
+            <w:hideMark/>
+          </w:tcPr>
+          <w:p>
+            <w:r>
+              <w:t>15m</w:t>
+            </w:r>
+          </w:p>
+        </w:tc>
+        <w:tc>
+          <w:tcPr>
+            <w:tcW w:w="0" w:type="auto"/>
+            <w:vAlign w:val="center"/>
+            <w:hideMark/>
+          </w:tcPr>
+          <w:p>
+            <w:r>
+              <w:t>1h</w:t>
+            </w:r>
+          </w:p>
         </w:tc>
       </w:tr>
     </w:tbl>
+    <w:p/>
+    <w:p>
+      <w:pPr>
+        <w:rPr>
+          <w:b/>
+          <w:bCs/>
+        </w:rPr>
+      </w:pPr>
+      <w:r>
+        <w:rPr>
+          <w:b/>
+          <w:bCs/>
+        </w:rPr>
+        <w:t>1️</w:t>
+      </w:r>
+      <w:r>
+        <w:rPr>
+          <w:rFonts w:ascii="Segoe UI Symbol" w:hAnsi="Segoe UI Symbol" w:cs="Segoe UI Symbol"/>
+          <w:b/>
+          <w:bCs/>
+        </w:rPr>
+        <w:t>⃣</w:t>
+      </w:r>
+      <w:r>
+        <w:rPr>
+          <w:b/>
+          <w:bCs/>
+        </w:rPr>
+        <w:t xml:space="preserve"> Indicator Values by Timeframe</w:t>
+      </w:r>
+    </w:p>
+    <w:p>
+      <w:r>
+        <w:t xml:space="preserve">The logic </w:t>
+      </w:r>
+      <w:r>
+        <w:rPr>
+          <w:b/>
+          <w:bCs/>
+        </w:rPr>
+        <w:t>does NOT change</w:t>
+      </w:r>
+      <w:r>
+        <w:t xml:space="preserve"> across TFs.</w:t>
+      </w:r>
+      <w:r>
+        <w:br/>
+        <w:t xml:space="preserve">Only </w:t>
+      </w:r>
+      <w:r>
+        <w:rPr>
+          <w:b/>
+          <w:bCs/>
+        </w:rPr>
+        <w:t>thresholds scale slightly</w:t>
+      </w:r>
+      <w:r>
+        <w:t xml:space="preserve"> because higher TF = less noise.</w:t>
+      </w:r>
+    </w:p>
+    <w:p>
+      <w:r>
+        <w:pict w14:anchorId="5AACC0F4">
+          <v:rect id="_x0000_i1073" style="width:0;height:1.5pt" o:hralign="center" o:hrstd="t" o:hr="t" fillcolor="#a0a0a0" stroked="f"/>
+        </w:pict>
+      </w:r>
+    </w:p>
+    <w:p>
+      <w:pPr>
+        <w:rPr>
+          <w:b/>
+          <w:bCs/>
+        </w:rPr>
+      </w:pPr>
+      <w:r>
+        <w:rPr>
+          <w:rFonts w:ascii="Segoe UI Emoji" w:hAnsi="Segoe UI Emoji" w:cs="Segoe UI Emoji"/>
+          <w:b/>
+          <w:bCs/>
+        </w:rPr>
+        <w:t>🔹</w:t>
+      </w:r>
+      <w:r>
+        <w:rPr>
+          <w:b/>
+          <w:bCs/>
+        </w:rPr>
+        <w:t xml:space="preserve"> A. ADX Thresholds (Trend Strength)</w:t>
+      </w:r>
+    </w:p>
+    <w:tbl>
+      <w:tblPr>
+        <w:tblW w:w="0" w:type="auto"/>
+        <w:tblCellSpacing w:w="15" w:type="dxa"/>
+        <w:tblCellMar>
+          <w:top w:w="15" w:type="dxa"/>
+          <w:left w:w="15" w:type="dxa"/>
+          <w:bottom w:w="15" w:type="dxa"/>
+          <w:right w:w="15" w:type="dxa"/>
+        </w:tblCellMar>
+        <w:tblLook w:val="04A0" w:firstRow="1" w:lastRow="0" w:firstColumn="1" w:lastColumn="0" w:noHBand="0" w:noVBand="1"/>
+      </w:tblPr>
+      <w:tblGrid>
+        <w:gridCol w:w="1151"/>
+        <w:gridCol w:w="1919"/>
+        <w:gridCol w:w="1500"/>
+      </w:tblGrid>
+      <w:tr>
+        <w:trPr>
+          <w:tblHeader/>
+          <w:tblCellSpacing w:w="15" w:type="dxa"/>
+        </w:trPr>
+        <w:tc>
+          <w:tcPr>
+            <w:tcW w:w="0" w:type="auto"/>
+            <w:vAlign w:val="center"/>
+            <w:hideMark/>
+          </w:tcPr>
+          <w:p>
+            <w:pPr>
+              <w:rPr>
+                <w:b/>
+                <w:bCs/>
+              </w:rPr>
+            </w:pPr>
+            <w:r>
+              <w:rPr>
+                <w:b/>
+                <w:bCs/>
+              </w:rPr>
+              <w:t>Timeframe</w:t>
+            </w:r>
+          </w:p>
+        </w:tc>
+        <w:tc>
+          <w:tcPr>
+            <w:tcW w:w="0" w:type="auto"/>
+            <w:vAlign w:val="center"/>
+            <w:hideMark/>
+          </w:tcPr>
+          <w:p>
+            <w:pPr>
+              <w:rPr>
+                <w:b/>
+                <w:bCs/>
+              </w:rPr>
+            </w:pPr>
+            <w:r>
+              <w:rPr>
+                <w:b/>
+                <w:bCs/>
+              </w:rPr>
+              <w:t>ADX (Execution TF)</w:t>
+            </w:r>
+          </w:p>
+        </w:tc>
+        <w:tc>
+          <w:tcPr>
+            <w:tcW w:w="0" w:type="auto"/>
+            <w:vAlign w:val="center"/>
+            <w:hideMark/>
+          </w:tcPr>
+          <w:p>
+            <w:pPr>
+              <w:rPr>
+                <w:b/>
+                <w:bCs/>
+              </w:rPr>
+            </w:pPr>
+            <w:r>
+              <w:rPr>
+                <w:b/>
+                <w:bCs/>
+              </w:rPr>
+              <w:t>ADX (Trend TF)</w:t>
+            </w:r>
+          </w:p>
+        </w:tc>
+      </w:tr>
+      <w:tr>
+        <w:trPr>
+          <w:tblCellSpacing w:w="15" w:type="dxa"/>
+        </w:trPr>
+        <w:tc>
+          <w:tcPr>
+            <w:tcW w:w="0" w:type="auto"/>
+            <w:vAlign w:val="center"/>
+            <w:hideMark/>
+          </w:tcPr>
+          <w:p>
+            <w:r>
+              <w:t>3m</w:t>
+            </w:r>
+          </w:p>
+        </w:tc>
+        <w:tc>
+          <w:tcPr>
+            <w:tcW w:w="0" w:type="auto"/>
+            <w:vAlign w:val="center"/>
+            <w:hideMark/>
+          </w:tcPr>
+          <w:p>
+            <w:r>
+              <w:t>&gt; 20</w:t>
+            </w:r>
+          </w:p>
+        </w:tc>
+        <w:tc>
+          <w:tcPr>
+            <w:tcW w:w="0" w:type="auto"/>
+            <w:vAlign w:val="center"/>
+            <w:hideMark/>
+          </w:tcPr>
+          <w:p>
+            <w:r>
+              <w:t>&gt; 25</w:t>
+            </w:r>
+          </w:p>
+        </w:tc>
+      </w:tr>
+      <w:tr>
+        <w:trPr>
+          <w:tblCellSpacing w:w="15" w:type="dxa"/>
+        </w:trPr>
+        <w:tc>
+          <w:tcPr>
+            <w:tcW w:w="0" w:type="auto"/>
+            <w:vAlign w:val="center"/>
+            <w:hideMark/>
+          </w:tcPr>
+          <w:p>
+            <w:r>
+              <w:t>5m</w:t>
+            </w:r>
+          </w:p>
+        </w:tc>
+        <w:tc>
+          <w:tcPr>
+            <w:tcW w:w="0" w:type="auto"/>
+            <w:vAlign w:val="center"/>
+            <w:hideMark/>
+          </w:tcPr>
+          <w:p>
+            <w:r>
+              <w:t>&gt; 20</w:t>
+            </w:r>
+          </w:p>
+        </w:tc>
+        <w:tc>
+          <w:tcPr>
+            <w:tcW w:w="0" w:type="auto"/>
+            <w:vAlign w:val="center"/>
+            <w:hideMark/>
+          </w:tcPr>
+          <w:p>
+            <w:r>
+              <w:t>&gt; 23</w:t>
+            </w:r>
+          </w:p>
+        </w:tc>
+      </w:tr>
+      <w:tr>
+        <w:trPr>
+          <w:tblCellSpacing w:w="15" w:type="dxa"/>
+        </w:trPr>
+        <w:tc>
+          <w:tcPr>
+            <w:tcW w:w="0" w:type="auto"/>
+            <w:vAlign w:val="center"/>
+            <w:hideMark/>
+          </w:tcPr>
+          <w:p>
+            <w:r>
+              <w:t>10m</w:t>
+            </w:r>
+          </w:p>
+        </w:tc>
+        <w:tc>
+          <w:tcPr>
+            <w:tcW w:w="0" w:type="auto"/>
+            <w:vAlign w:val="center"/>
+            <w:hideMark/>
+          </w:tcPr>
+          <w:p>
+            <w:r>
+              <w:t>&gt; 18</w:t>
+            </w:r>
+          </w:p>
+        </w:tc>
+        <w:tc>
+          <w:tcPr>
+            <w:tcW w:w="0" w:type="auto"/>
+            <w:vAlign w:val="center"/>
+            <w:hideMark/>
+          </w:tcPr>
+          <w:p>
+            <w:r>
+              <w:t>&gt; 22</w:t>
+            </w:r>
+          </w:p>
+        </w:tc>
+      </w:tr>
+      <w:tr>
+        <w:trPr>
+          <w:tblCellSpacing w:w="15" w:type="dxa"/>
+        </w:trPr>
+        <w:tc>
+          <w:tcPr>
+            <w:tcW w:w="0" w:type="auto"/>
+            <w:vAlign w:val="center"/>
+            <w:hideMark/>
+          </w:tcPr>
+          <w:p>
+            <w:r>
+              <w:t>15m</w:t>
+            </w:r>
+          </w:p>
+        </w:tc>
+        <w:tc>
+          <w:tcPr>
+            <w:tcW w:w="0" w:type="auto"/>
+            <w:vAlign w:val="center"/>
+            <w:hideMark/>
+          </w:tcPr>
+          <w:p>
+            <w:r>
+              <w:t>&gt; 18</w:t>
+            </w:r>
+          </w:p>
+        </w:tc>
+        <w:tc>
+          <w:tcPr>
+            <w:tcW w:w="0" w:type="auto"/>
+            <w:vAlign w:val="center"/>
+            <w:hideMark/>
+          </w:tcPr>
+          <w:p>
+            <w:r>
+              <w:t>&gt; 20</w:t>
+            </w:r>
+          </w:p>
+        </w:tc>
+      </w:tr>
+    </w:tbl>
+    <w:p>
+      <w:pPr>
+        <w:rPr>
+          <w:b/>
+          <w:bCs/>
+          <w:u w:val="single"/>
+        </w:rPr>
+      </w:pPr>
+      <w:r>
+        <w:rPr>
+          <w:b/>
+          <w:bCs/>
+          <w:u w:val="single"/>
+        </w:rPr>
+        <w:t>B. RSI Thresholds (Momentum)</w:t>
+      </w:r>
+    </w:p>
+    <w:tbl>
+      <w:tblPr>
+        <w:tblW w:w="0" w:type="auto"/>
+        <w:tblCellSpacing w:w="15" w:type="dxa"/>
+        <w:tblCellMar>
+          <w:top w:w="15" w:type="dxa"/>
+          <w:left w:w="15" w:type="dxa"/>
+          <w:bottom w:w="15" w:type="dxa"/>
+          <w:right w:w="15" w:type="dxa"/>
+        </w:tblCellMar>
+        <w:tblLook w:val="04A0" w:firstRow="1" w:lastRow="0" w:firstColumn="1" w:lastColumn="0" w:noHBand="0" w:noVBand="1"/>
+      </w:tblPr>
+      <w:tblGrid>
+        <w:gridCol w:w="1151"/>
+        <w:gridCol w:w="476"/>
+        <w:gridCol w:w="558"/>
+      </w:tblGrid>
+      <w:tr>
+        <w:trPr>
+          <w:tblHeader/>
+          <w:tblCellSpacing w:w="15" w:type="dxa"/>
+        </w:trPr>
+        <w:tc>
+          <w:tcPr>
+            <w:tcW w:w="0" w:type="auto"/>
+            <w:vAlign w:val="center"/>
+            <w:hideMark/>
+          </w:tcPr>
+          <w:p>
+            <w:pPr>
+              <w:rPr>
+                <w:b/>
+                <w:bCs/>
+              </w:rPr>
+            </w:pPr>
+            <w:r>
+              <w:rPr>
+                <w:b/>
+                <w:bCs/>
+              </w:rPr>
+              <w:t>Timeframe</w:t>
+            </w:r>
+          </w:p>
+        </w:tc>
+        <w:tc>
+          <w:tcPr>
+            <w:tcW w:w="0" w:type="auto"/>
+            <w:vAlign w:val="center"/>
+            <w:hideMark/>
+          </w:tcPr>
+          <w:p>
+            <w:pPr>
+              <w:rPr>
+                <w:b/>
+                <w:bCs/>
+              </w:rPr>
+            </w:pPr>
+            <w:r>
+              <w:rPr>
+                <w:b/>
+                <w:bCs/>
+              </w:rPr>
+              <w:t>BUY</w:t>
+            </w:r>
+          </w:p>
+        </w:tc>
+        <w:tc>
+          <w:tcPr>
+            <w:tcW w:w="0" w:type="auto"/>
+            <w:vAlign w:val="center"/>
+            <w:hideMark/>
+          </w:tcPr>
+          <w:p>
+            <w:pPr>
+              <w:rPr>
+                <w:b/>
+                <w:bCs/>
+              </w:rPr>
+            </w:pPr>
+            <w:r>
+              <w:rPr>
+                <w:b/>
+                <w:bCs/>
+              </w:rPr>
+              <w:t>SELL</w:t>
+            </w:r>
+          </w:p>
+        </w:tc>
+      </w:tr>
+      <w:tr>
+        <w:trPr>
+          <w:tblCellSpacing w:w="15" w:type="dxa"/>
+        </w:trPr>
+        <w:tc>
+          <w:tcPr>
+            <w:tcW w:w="0" w:type="auto"/>
+            <w:vAlign w:val="center"/>
+            <w:hideMark/>
+          </w:tcPr>
+          <w:p>
+            <w:r>
+              <w:t>3m</w:t>
+            </w:r>
+          </w:p>
+        </w:tc>
+        <w:tc>
+          <w:tcPr>
+            <w:tcW w:w="0" w:type="auto"/>
+            <w:vAlign w:val="center"/>
+            <w:hideMark/>
+          </w:tcPr>
+          <w:p>
+            <w:r>
+              <w:t>&gt; 50</w:t>
+            </w:r>
+          </w:p>
+        </w:tc>
+        <w:tc>
+          <w:tcPr>
+            <w:tcW w:w="0" w:type="auto"/>
+            <w:vAlign w:val="center"/>
+            <w:hideMark/>
+          </w:tcPr>
+          <w:p>
+            <w:r>
+              <w:t>&lt; 50</w:t>
+            </w:r>
+          </w:p>
+        </w:tc>
+      </w:tr>
+      <w:tr>
+        <w:trPr>
+          <w:tblCellSpacing w:w="15" w:type="dxa"/>
+        </w:trPr>
+        <w:tc>
+          <w:tcPr>
+            <w:tcW w:w="0" w:type="auto"/>
+            <w:vAlign w:val="center"/>
+            <w:hideMark/>
+          </w:tcPr>
+          <w:p>
+            <w:r>
+              <w:t>5m</w:t>
+            </w:r>
+          </w:p>
+        </w:tc>
+        <w:tc>
+          <w:tcPr>
+            <w:tcW w:w="0" w:type="auto"/>
+            <w:vAlign w:val="center"/>
+            <w:hideMark/>
+          </w:tcPr>
+          <w:p>
+            <w:r>
+              <w:t>&gt; 52</w:t>
+            </w:r>
+          </w:p>
+        </w:tc>
+        <w:tc>
+          <w:tcPr>
+            <w:tcW w:w="0" w:type="auto"/>
+            <w:vAlign w:val="center"/>
+            <w:hideMark/>
+          </w:tcPr>
+          <w:p>
+            <w:r>
+              <w:t>&lt; 48</w:t>
+            </w:r>
+          </w:p>
+        </w:tc>
+      </w:tr>
+      <w:tr>
+        <w:trPr>
+          <w:tblCellSpacing w:w="15" w:type="dxa"/>
+        </w:trPr>
+        <w:tc>
+          <w:tcPr>
+            <w:tcW w:w="0" w:type="auto"/>
+            <w:vAlign w:val="center"/>
+            <w:hideMark/>
+          </w:tcPr>
+          <w:p>
+            <w:r>
+              <w:t>10m</w:t>
+            </w:r>
+          </w:p>
+        </w:tc>
+        <w:tc>
+          <w:tcPr>
+            <w:tcW w:w="0" w:type="auto"/>
+            <w:vAlign w:val="center"/>
+            <w:hideMark/>
+          </w:tcPr>
+          <w:p>
+            <w:r>
+              <w:t>&gt; 53</w:t>
+            </w:r>
+          </w:p>
+        </w:tc>
+        <w:tc>
+          <w:tcPr>
+            <w:tcW w:w="0" w:type="auto"/>
+            <w:vAlign w:val="center"/>
+            <w:hideMark/>
+          </w:tcPr>
+          <w:p>
+            <w:r>
+              <w:t>&lt; 47</w:t>
+            </w:r>
+          </w:p>
+        </w:tc>
+      </w:tr>
+      <w:tr>
+        <w:trPr>
+          <w:tblCellSpacing w:w="15" w:type="dxa"/>
+        </w:trPr>
+        <w:tc>
+          <w:tcPr>
+            <w:tcW w:w="0" w:type="auto"/>
+            <w:vAlign w:val="center"/>
+            <w:hideMark/>
+          </w:tcPr>
+          <w:p>
+            <w:r>
+              <w:t>15m</w:t>
+            </w:r>
+          </w:p>
+        </w:tc>
+        <w:tc>
+          <w:tcPr>
+            <w:tcW w:w="0" w:type="auto"/>
+            <w:vAlign w:val="center"/>
+            <w:hideMark/>
+          </w:tcPr>
+          <w:p>
+            <w:r>
+              <w:t>&gt; 55</w:t>
+            </w:r>
+          </w:p>
+        </w:tc>
+        <w:tc>
+          <w:tcPr>
+            <w:tcW w:w="0" w:type="auto"/>
+            <w:vAlign w:val="center"/>
+            <w:hideMark/>
+          </w:tcPr>
+          <w:p>
+            <w:r>
+              <w:t>&lt; 45</w:t>
+            </w:r>
+          </w:p>
+        </w:tc>
+      </w:tr>
+    </w:tbl>
+    <w:p>
+      <w:pPr>
+        <w:rPr>
+          <w:b/>
+          <w:bCs/>
+          <w:u w:val="single"/>
+        </w:rPr>
+      </w:pPr>
+      <w:r>
+        <w:rPr>
+          <w:b/>
+          <w:bCs/>
+          <w:u w:val="single"/>
+        </w:rPr>
+        <w:lastRenderedPageBreak/>
+        <w:t>C. Distance from EMA50 (ATR Based)</w:t>
+      </w:r>
+    </w:p>
+    <w:tbl>
+      <w:tblPr>
+        <w:tblW w:w="0" w:type="auto"/>
+        <w:tblCellSpacing w:w="15" w:type="dxa"/>
+        <w:tblCellMar>
+          <w:top w:w="15" w:type="dxa"/>
+          <w:left w:w="15" w:type="dxa"/>
+          <w:bottom w:w="15" w:type="dxa"/>
+          <w:right w:w="15" w:type="dxa"/>
+        </w:tblCellMar>
+        <w:tblLook w:val="04A0" w:firstRow="1" w:lastRow="0" w:firstColumn="1" w:lastColumn="0" w:noHBand="0" w:noVBand="1"/>
+      </w:tblPr>
+      <w:tblGrid>
+        <w:gridCol w:w="1151"/>
+        <w:gridCol w:w="1521"/>
+      </w:tblGrid>
+      <w:tr>
+        <w:trPr>
+          <w:tblHeader/>
+          <w:tblCellSpacing w:w="15" w:type="dxa"/>
+        </w:trPr>
+        <w:tc>
+          <w:tcPr>
+            <w:tcW w:w="0" w:type="auto"/>
+            <w:vAlign w:val="center"/>
+            <w:hideMark/>
+          </w:tcPr>
+          <w:p>
+            <w:pPr>
+              <w:rPr>
+                <w:b/>
+                <w:bCs/>
+              </w:rPr>
+            </w:pPr>
+            <w:r>
+              <w:rPr>
+                <w:b/>
+                <w:bCs/>
+              </w:rPr>
+              <w:t>Timeframe</w:t>
+            </w:r>
+          </w:p>
+        </w:tc>
+        <w:tc>
+          <w:tcPr>
+            <w:tcW w:w="0" w:type="auto"/>
+            <w:vAlign w:val="center"/>
+            <w:hideMark/>
+          </w:tcPr>
+          <w:p>
+            <w:pPr>
+              <w:rPr>
+                <w:b/>
+                <w:bCs/>
+              </w:rPr>
+            </w:pPr>
+            <w:r>
+              <w:rPr>
+                <w:b/>
+                <w:bCs/>
+              </w:rPr>
+              <w:t>Distance Limit</w:t>
+            </w:r>
+          </w:p>
+        </w:tc>
+      </w:tr>
+      <w:tr>
+        <w:trPr>
+          <w:tblCellSpacing w:w="15" w:type="dxa"/>
+        </w:trPr>
+        <w:tc>
+          <w:tcPr>
+            <w:tcW w:w="0" w:type="auto"/>
+            <w:vAlign w:val="center"/>
+            <w:hideMark/>
+          </w:tcPr>
+          <w:p>
+            <w:r>
+              <w:t>3m</w:t>
+            </w:r>
+          </w:p>
+        </w:tc>
+        <w:tc>
+          <w:tcPr>
+            <w:tcW w:w="0" w:type="auto"/>
+            <w:vAlign w:val="center"/>
+            <w:hideMark/>
+          </w:tcPr>
+          <w:p>
+            <w:r>
+              <w:t>≤ 1.5 × ATR</w:t>
+            </w:r>
+          </w:p>
+        </w:tc>
+      </w:tr>
+      <w:tr>
+        <w:trPr>
+          <w:tblCellSpacing w:w="15" w:type="dxa"/>
+        </w:trPr>
+        <w:tc>
+          <w:tcPr>
+            <w:tcW w:w="0" w:type="auto"/>
+            <w:vAlign w:val="center"/>
+            <w:hideMark/>
+          </w:tcPr>
+          <w:p>
+            <w:r>
+              <w:t>5m</w:t>
+            </w:r>
+          </w:p>
+        </w:tc>
+        <w:tc>
+          <w:tcPr>
+            <w:tcW w:w="0" w:type="auto"/>
+            <w:vAlign w:val="center"/>
+            <w:hideMark/>
+          </w:tcPr>
+          <w:p>
+            <w:r>
+              <w:t>≤ 1.7 × ATR</w:t>
+            </w:r>
+          </w:p>
+        </w:tc>
+      </w:tr>
+      <w:tr>
+        <w:trPr>
+          <w:tblCellSpacing w:w="15" w:type="dxa"/>
+        </w:trPr>
+        <w:tc>
+          <w:tcPr>
+            <w:tcW w:w="0" w:type="auto"/>
+            <w:vAlign w:val="center"/>
+            <w:hideMark/>
+          </w:tcPr>
+          <w:p>
+            <w:r>
+              <w:t>10m</w:t>
+            </w:r>
+          </w:p>
+        </w:tc>
+        <w:tc>
+          <w:tcPr>
+            <w:tcW w:w="0" w:type="auto"/>
+            <w:vAlign w:val="center"/>
+            <w:hideMark/>
+          </w:tcPr>
+          <w:p>
+            <w:r>
+              <w:t>≤ 2.0 × ATR</w:t>
+            </w:r>
+          </w:p>
+        </w:tc>
+      </w:tr>
+      <w:tr>
+        <w:trPr>
+          <w:tblCellSpacing w:w="15" w:type="dxa"/>
+        </w:trPr>
+        <w:tc>
+          <w:tcPr>
+            <w:tcW w:w="0" w:type="auto"/>
+            <w:vAlign w:val="center"/>
+            <w:hideMark/>
+          </w:tcPr>
+          <w:p>
+            <w:r>
+              <w:t>15m</w:t>
+            </w:r>
+          </w:p>
+        </w:tc>
+        <w:tc>
+          <w:tcPr>
+            <w:tcW w:w="0" w:type="auto"/>
+            <w:vAlign w:val="center"/>
+            <w:hideMark/>
+          </w:tcPr>
+          <w:p>
+            <w:r>
+              <w:t>≤ 2.3 × ATR</w:t>
+            </w:r>
+          </w:p>
+        </w:tc>
+      </w:tr>
+    </w:tbl>
+    <w:p>
+      <w:pPr>
+        <w:rPr>
+          <w:b/>
+          <w:bCs/>
+          <w:u w:val="single"/>
+        </w:rPr>
+      </w:pPr>
+      <w:r>
+        <w:rPr>
+          <w:b/>
+          <w:bCs/>
+          <w:u w:val="single"/>
+        </w:rPr>
+        <w:t xml:space="preserve">D. </w:t>
+      </w:r>
+      <w:proofErr w:type="spellStart"/>
+      <w:r>
+        <w:rPr>
+          <w:b/>
+          <w:bCs/>
+          <w:u w:val="single"/>
+        </w:rPr>
+        <w:t>UTBot</w:t>
+      </w:r>
+      <w:proofErr w:type="spellEnd"/>
+      <w:r>
+        <w:rPr>
+          <w:b/>
+          <w:bCs/>
+          <w:u w:val="single"/>
+        </w:rPr>
+        <w:t xml:space="preserve"> Parameters (Index Chart)</w:t>
+      </w:r>
+    </w:p>
+    <w:tbl>
+      <w:tblPr>
+        <w:tblW w:w="0" w:type="auto"/>
+        <w:tblCellSpacing w:w="15" w:type="dxa"/>
+        <w:tblCellMar>
+          <w:top w:w="15" w:type="dxa"/>
+          <w:left w:w="15" w:type="dxa"/>
+          <w:bottom w:w="15" w:type="dxa"/>
+          <w:right w:w="15" w:type="dxa"/>
+        </w:tblCellMar>
+        <w:tblLook w:val="04A0" w:firstRow="1" w:lastRow="0" w:firstColumn="1" w:lastColumn="0" w:noHBand="0" w:noVBand="1"/>
+      </w:tblPr>
+      <w:tblGrid>
+        <w:gridCol w:w="498"/>
+        <w:gridCol w:w="1125"/>
+        <w:gridCol w:w="1042"/>
+      </w:tblGrid>
+      <w:tr>
+        <w:trPr>
+          <w:tblHeader/>
+          <w:tblCellSpacing w:w="15" w:type="dxa"/>
+        </w:trPr>
+        <w:tc>
+          <w:tcPr>
+            <w:tcW w:w="0" w:type="auto"/>
+            <w:vAlign w:val="center"/>
+            <w:hideMark/>
+          </w:tcPr>
+          <w:p>
+            <w:pPr>
+              <w:rPr>
+                <w:b/>
+                <w:bCs/>
+              </w:rPr>
+            </w:pPr>
+            <w:r>
+              <w:rPr>
+                <w:b/>
+                <w:bCs/>
+              </w:rPr>
+              <w:t>TF</w:t>
+            </w:r>
+          </w:p>
+        </w:tc>
+        <w:tc>
+          <w:tcPr>
+            <w:tcW w:w="0" w:type="auto"/>
+            <w:vAlign w:val="center"/>
+            <w:hideMark/>
+          </w:tcPr>
+          <w:p>
+            <w:pPr>
+              <w:rPr>
+                <w:b/>
+                <w:bCs/>
+              </w:rPr>
+            </w:pPr>
+            <w:r>
+              <w:rPr>
+                <w:b/>
+                <w:bCs/>
+              </w:rPr>
+              <w:t>ATR Period</w:t>
+            </w:r>
+          </w:p>
+        </w:tc>
+        <w:tc>
+          <w:tcPr>
+            <w:tcW w:w="0" w:type="auto"/>
+            <w:vAlign w:val="center"/>
+            <w:hideMark/>
+          </w:tcPr>
+          <w:p>
+            <w:pPr>
+              <w:rPr>
+                <w:b/>
+                <w:bCs/>
+              </w:rPr>
+            </w:pPr>
+            <w:r>
+              <w:rPr>
+                <w:b/>
+                <w:bCs/>
+              </w:rPr>
+              <w:t>Multiplier</w:t>
+            </w:r>
+          </w:p>
+        </w:tc>
+      </w:tr>
+      <w:tr>
+        <w:trPr>
+          <w:tblCellSpacing w:w="15" w:type="dxa"/>
+        </w:trPr>
+        <w:tc>
+          <w:tcPr>
+            <w:tcW w:w="0" w:type="auto"/>
+            <w:vAlign w:val="center"/>
+            <w:hideMark/>
+          </w:tcPr>
+          <w:p>
+            <w:r>
+              <w:t>3m</w:t>
+            </w:r>
+          </w:p>
+        </w:tc>
+        <w:tc>
+          <w:tcPr>
+            <w:tcW w:w="0" w:type="auto"/>
+            <w:vAlign w:val="center"/>
+            <w:hideMark/>
+          </w:tcPr>
+          <w:p>
+            <w:r>
+              <w:t>10</w:t>
+            </w:r>
+          </w:p>
+        </w:tc>
+        <w:tc>
+          <w:tcPr>
+            <w:tcW w:w="0" w:type="auto"/>
+            <w:vAlign w:val="center"/>
+            <w:hideMark/>
+          </w:tcPr>
+          <w:p>
+            <w:r>
+              <w:t>2.0</w:t>
+            </w:r>
+          </w:p>
+        </w:tc>
+      </w:tr>
+      <w:tr>
+        <w:trPr>
+          <w:tblCellSpacing w:w="15" w:type="dxa"/>
+        </w:trPr>
+        <w:tc>
+          <w:tcPr>
+            <w:tcW w:w="0" w:type="auto"/>
+            <w:vAlign w:val="center"/>
+            <w:hideMark/>
+          </w:tcPr>
+          <w:p>
+            <w:r>
+              <w:t>5m</w:t>
+            </w:r>
+          </w:p>
+        </w:tc>
+        <w:tc>
+          <w:tcPr>
+            <w:tcW w:w="0" w:type="auto"/>
+            <w:vAlign w:val="center"/>
+            <w:hideMark/>
+          </w:tcPr>
+          <w:p>
+            <w:r>
+              <w:t>10</w:t>
+            </w:r>
+          </w:p>
+        </w:tc>
+        <w:tc>
+          <w:tcPr>
+            <w:tcW w:w="0" w:type="auto"/>
+            <w:vAlign w:val="center"/>
+            <w:hideMark/>
+          </w:tcPr>
+          <w:p>
+            <w:r>
+              <w:t>2.2</w:t>
+            </w:r>
+          </w:p>
+        </w:tc>
+      </w:tr>
+      <w:tr>
+        <w:trPr>
+          <w:tblCellSpacing w:w="15" w:type="dxa"/>
+        </w:trPr>
+        <w:tc>
+          <w:tcPr>
+            <w:tcW w:w="0" w:type="auto"/>
+            <w:vAlign w:val="center"/>
+            <w:hideMark/>
+          </w:tcPr>
+          <w:p>
+            <w:r>
+              <w:t>10m</w:t>
+            </w:r>
+          </w:p>
+        </w:tc>
+        <w:tc>
+          <w:tcPr>
+            <w:tcW w:w="0" w:type="auto"/>
+            <w:vAlign w:val="center"/>
+            <w:hideMark/>
+          </w:tcPr>
+          <w:p>
+            <w:r>
+              <w:t>14</w:t>
+            </w:r>
+          </w:p>
+        </w:tc>
+        <w:tc>
+          <w:tcPr>
+            <w:tcW w:w="0" w:type="auto"/>
+            <w:vAlign w:val="center"/>
+            <w:hideMark/>
+          </w:tcPr>
+          <w:p>
+            <w:r>
+              <w:t>2.5</w:t>
+            </w:r>
+          </w:p>
+        </w:tc>
+      </w:tr>
+      <w:tr>
+        <w:trPr>
+          <w:tblCellSpacing w:w="15" w:type="dxa"/>
+        </w:trPr>
+        <w:tc>
+          <w:tcPr>
+            <w:tcW w:w="0" w:type="auto"/>
+            <w:vAlign w:val="center"/>
+            <w:hideMark/>
+          </w:tcPr>
+          <w:p>
+            <w:r>
+              <w:t>15m</w:t>
+            </w:r>
+          </w:p>
+        </w:tc>
+        <w:tc>
+          <w:tcPr>
+            <w:tcW w:w="0" w:type="auto"/>
+            <w:vAlign w:val="center"/>
+            <w:hideMark/>
+          </w:tcPr>
+          <w:p>
+            <w:r>
+              <w:t>14</w:t>
+            </w:r>
+          </w:p>
+        </w:tc>
+        <w:tc>
+          <w:tcPr>
+            <w:tcW w:w="0" w:type="auto"/>
+            <w:vAlign w:val="center"/>
+            <w:hideMark/>
+          </w:tcPr>
+          <w:p>
+            <w:r>
+              <w:t>3.0</w:t>
+            </w:r>
+          </w:p>
+        </w:tc>
+      </w:tr>
+    </w:tbl>
+    <w:p>
+      <w:r>
+        <w:rPr>
+          <w:rFonts w:ascii="Segoe UI Emoji" w:hAnsi="Segoe UI Emoji" w:cs="Segoe UI Emoji"/>
+        </w:rPr>
+        <w:t>🚫</w:t>
+      </w:r>
+      <w:r>
+        <w:t xml:space="preserve"> Do NOT go lower than these.</w:t>
+      </w:r>
+      <w:r>
+        <w:br/>
+      </w:r>
+      <w:r>
+        <w:br/>
+      </w:r>
+    </w:p>
+    <w:p>
+      <w:pPr>
+        <w:rPr>
+          <w:b/>
+          <w:bCs/>
+          <w:u w:val="single"/>
+        </w:rPr>
+      </w:pPr>
+      <w:r>
+        <w:rPr>
+          <w:b/>
+          <w:bCs/>
+          <w:u w:val="single"/>
+        </w:rPr>
+        <w:t>Final “Production-Ready” Logic Flow</w:t>
+      </w:r>
+      <w:r>
+        <w:rPr>
+          <w:b/>
+          <w:bCs/>
+          <w:u w:val="single"/>
+        </w:rPr>
+        <w:t xml:space="preserve"> (3m TF)</w:t>
+      </w:r>
+    </w:p>
+    <w:p>
+      <w:r>
+        <w:t># Higher TF Bias</w:t>
+      </w:r>
+    </w:p>
+    <w:p>
+      <w:r>
+        <w:t>if ema50_15m &gt; ema200_15m:</w:t>
+      </w:r>
+    </w:p>
+    <w:p>
+      <w:r>
+        <w:t xml:space="preserve">    bias = "BULL"</w:t>
+      </w:r>
+    </w:p>
+    <w:p>
+      <w:proofErr w:type="spellStart"/>
+      <w:r>
+        <w:t>elif</w:t>
+      </w:r>
+      <w:proofErr w:type="spellEnd"/>
+      <w:r>
+        <w:t xml:space="preserve"> ema50_15m &lt; ema200_15m:</w:t>
+      </w:r>
+    </w:p>
+    <w:p>
+      <w:r>
+        <w:t xml:space="preserve">    bias = "BEAR"</w:t>
+      </w:r>
+    </w:p>
+    <w:p>
+      <w:r>
+        <w:t>else:</w:t>
+      </w:r>
+    </w:p>
+    <w:p>
+      <w:r>
+        <w:t xml:space="preserve">    bias = None</w:t>
+      </w:r>
+    </w:p>
+    <w:p/>
+    <w:p>
+      <w:r>
+        <w:t># Entry Logic</w:t>
+      </w:r>
+    </w:p>
+    <w:p>
+      <w:r>
+        <w:t>if bias == "BULL":</w:t>
+      </w:r>
+    </w:p>
+    <w:p>
+      <w:r>
+        <w:t xml:space="preserve">    if adx_15m &gt; 25 and adx_3m &gt; 20:</w:t>
+      </w:r>
+    </w:p>
+    <w:p>
+      <w:r>
+        <w:t xml:space="preserve">        if rsi_3m &gt; 50 and close_3m &gt; ema50_3m:</w:t>
+      </w:r>
+    </w:p>
+    <w:p>
+      <w:r>
+        <w:t xml:space="preserve">            if </w:t>
+      </w:r>
+      <w:proofErr w:type="spellStart"/>
+      <w:r>
+        <w:t>utbot_signal</w:t>
+      </w:r>
+      <w:proofErr w:type="spellEnd"/>
+      <w:r>
+        <w:t xml:space="preserve"> == "BUY":</w:t>
+      </w:r>
+    </w:p>
+    <w:p>
+      <w:r>
+        <w:t xml:space="preserve">                if </w:t>
+      </w:r>
+      <w:proofErr w:type="spellStart"/>
+      <w:r>
+        <w:t>distance_ok</w:t>
+      </w:r>
+      <w:proofErr w:type="spellEnd"/>
+      <w:r>
+        <w:t xml:space="preserve"> and </w:t>
+      </w:r>
+      <w:proofErr w:type="spellStart"/>
+      <w:r>
+        <w:t>time_ok</w:t>
+      </w:r>
+      <w:proofErr w:type="spellEnd"/>
+      <w:r>
+        <w:t>:</w:t>
+      </w:r>
+    </w:p>
+    <w:p>
+      <w:r>
+        <w:lastRenderedPageBreak/>
+        <w:t xml:space="preserve">                    </w:t>
+      </w:r>
+      <w:proofErr w:type="spellStart"/>
+      <w:r>
+        <w:t>buy_</w:t>
+      </w:r>
+      <w:proofErr w:type="gramStart"/>
+      <w:r>
+        <w:t>CE</w:t>
+      </w:r>
+      <w:proofErr w:type="spellEnd"/>
+      <w:r>
+        <w:t>(</w:t>
+      </w:r>
+      <w:proofErr w:type="gramEnd"/>
+      <w:r>
+        <w:t>)</w:t>
+      </w:r>
+    </w:p>
+    <w:p/>
+    <w:p>
+      <w:proofErr w:type="spellStart"/>
+      <w:r>
+        <w:t>elif</w:t>
+      </w:r>
+      <w:proofErr w:type="spellEnd"/>
+      <w:r>
+        <w:t xml:space="preserve"> bias == "BEAR":</w:t>
+      </w:r>
+    </w:p>
+    <w:p>
+      <w:r>
+        <w:t xml:space="preserve">    if adx_15m &gt; 25 and adx_3m &gt; 20:</w:t>
+      </w:r>
+    </w:p>
+    <w:p>
+      <w:r>
+        <w:t xml:space="preserve">        if rsi_3m &lt; 50 and close_3m &lt; ema50_3m:</w:t>
+      </w:r>
+    </w:p>
+    <w:p>
+      <w:r>
+        <w:t xml:space="preserve">            if </w:t>
+      </w:r>
+      <w:proofErr w:type="spellStart"/>
+      <w:r>
+        <w:t>utbot_signal</w:t>
+      </w:r>
+      <w:proofErr w:type="spellEnd"/>
+      <w:r>
+        <w:t xml:space="preserve"> == "SELL":</w:t>
+      </w:r>
+    </w:p>
+    <w:p>
+      <w:r>
+        <w:t xml:space="preserve">                if </w:t>
+      </w:r>
+      <w:proofErr w:type="spellStart"/>
+      <w:r>
+        <w:t>distance_ok</w:t>
+      </w:r>
+      <w:proofErr w:type="spellEnd"/>
+      <w:r>
+        <w:t xml:space="preserve"> and </w:t>
+      </w:r>
+      <w:proofErr w:type="spellStart"/>
+      <w:r>
+        <w:t>time_ok</w:t>
+      </w:r>
+      <w:proofErr w:type="spellEnd"/>
+      <w:r>
+        <w:t>:</w:t>
+      </w:r>
+    </w:p>
+    <w:p>
+      <w:r>
+        <w:t xml:space="preserve">                    </w:t>
+      </w:r>
+      <w:proofErr w:type="spellStart"/>
+      <w:r>
+        <w:t>buy_</w:t>
+      </w:r>
+      <w:proofErr w:type="gramStart"/>
+      <w:r>
+        <w:t>PE</w:t>
+      </w:r>
+      <w:proofErr w:type="spellEnd"/>
+      <w:r>
+        <w:t>(</w:t>
+      </w:r>
+      <w:proofErr w:type="gramEnd"/>
+      <w:r>
+        <w:t>)</w:t>
+      </w:r>
+    </w:p>
+    <w:p>
+      <w:pPr>
+        <w:rPr>
+          <w:b/>
+          <w:bCs/>
+          <w:u w:val="single"/>
+        </w:rPr>
+      </w:pPr>
+    </w:p>
+    <w:p>
+      <w:pPr>
+        <w:rPr>
+          <w:b/>
+          <w:bCs/>
+          <w:u w:val="single"/>
+        </w:rPr>
+      </w:pPr>
+      <w:r>
+        <w:rPr>
+          <w:b/>
+          <w:bCs/>
+          <w:u w:val="single"/>
+        </w:rPr>
+        <w:t>FINAL CONSOLIDATED PSEUDOCODE (ALL TFs)</w:t>
+      </w:r>
+    </w:p>
+    <w:p>
+      <w:r>
+        <w:t>EXEC_TF = 3m / 5m / 10m / 15m</w:t>
+      </w:r>
+    </w:p>
+    <w:p>
+      <w:r>
+        <w:t>TREND_TF = next higher TF</w:t>
+      </w:r>
+    </w:p>
+    <w:p/>
+    <w:p>
+      <w:pPr>
+        <w:rPr>
+          <w:b/>
+          <w:bCs/>
+          <w:u w:val="single"/>
+        </w:rPr>
+      </w:pPr>
+      <w:r>
+        <w:rPr>
+          <w:b/>
+          <w:bCs/>
+          <w:u w:val="single"/>
+        </w:rPr>
+        <w:t>STEP 1 — Higher TF Bias</w:t>
+      </w:r>
+    </w:p>
+    <w:p>
+      <w:r>
+        <w:t>if ema50_TREND &gt; ema200_TREND:</w:t>
+      </w:r>
+    </w:p>
+    <w:p>
+      <w:r>
+        <w:t xml:space="preserve">    bias = "BULL"</w:t>
+      </w:r>
+    </w:p>
+    <w:p>
+      <w:proofErr w:type="spellStart"/>
+      <w:r>
+        <w:t>elif</w:t>
+      </w:r>
+      <w:proofErr w:type="spellEnd"/>
+      <w:r>
+        <w:t xml:space="preserve"> ema50_TREND &lt; ema200_TREND:</w:t>
+      </w:r>
+    </w:p>
+    <w:p>
+      <w:r>
+        <w:t xml:space="preserve">    bias = "BEAR"</w:t>
+      </w:r>
+    </w:p>
+    <w:p>
+      <w:r>
+        <w:t>else:</w:t>
+      </w:r>
+    </w:p>
+    <w:p>
+      <w:r>
+        <w:t xml:space="preserve">    bias = None</w:t>
+      </w:r>
+    </w:p>
+    <w:p/>
+    <w:p>
+      <w:pPr>
+        <w:rPr>
+          <w:b/>
+          <w:bCs/>
+          <w:u w:val="single"/>
+        </w:rPr>
+      </w:pPr>
+      <w:r>
+        <w:rPr>
+          <w:b/>
+          <w:bCs/>
+          <w:u w:val="single"/>
+        </w:rPr>
+        <w:t>STEP 2 — Trend Strength (TREND TF)</w:t>
+      </w:r>
+    </w:p>
+    <w:p>
+      <w:r>
+        <w:t xml:space="preserve">if </w:t>
+      </w:r>
+      <w:proofErr w:type="spellStart"/>
+      <w:r>
+        <w:t>adx_TREND</w:t>
+      </w:r>
+      <w:proofErr w:type="spellEnd"/>
+      <w:r>
+        <w:t xml:space="preserve"> &lt;= ADX_TREND_THRESHOLD:</w:t>
+      </w:r>
+    </w:p>
+    <w:p>
+      <w:r>
+        <w:t xml:space="preserve">    </w:t>
+      </w:r>
+      <w:proofErr w:type="spellStart"/>
+      <w:r>
+        <w:t>no_</w:t>
+      </w:r>
+      <w:proofErr w:type="gramStart"/>
+      <w:r>
+        <w:t>trade</w:t>
+      </w:r>
+      <w:proofErr w:type="spellEnd"/>
+      <w:r>
+        <w:t>(</w:t>
+      </w:r>
+      <w:proofErr w:type="gramEnd"/>
+      <w:r>
+        <w:t>)</w:t>
+      </w:r>
+    </w:p>
+    <w:p/>
+    <w:p>
+      <w:pPr>
+        <w:rPr>
+          <w:b/>
+          <w:bCs/>
+        </w:rPr>
+      </w:pPr>
+    </w:p>
+    <w:p>
+      <w:pPr>
+        <w:rPr>
+          <w:b/>
+          <w:bCs/>
+        </w:rPr>
+      </w:pPr>
+      <w:r>
+        <w:rPr>
+          <w:b/>
+          <w:bCs/>
+        </w:rPr>
+        <w:t>STEP 3 — Execution TF Filters</w:t>
+      </w:r>
+    </w:p>
+    <w:p>
+      <w:r>
+        <w:t xml:space="preserve">distance = </w:t>
+      </w:r>
+      <w:proofErr w:type="gramStart"/>
+      <w:r>
+        <w:t>abs(</w:t>
+      </w:r>
+      <w:proofErr w:type="spellStart"/>
+      <w:proofErr w:type="gramEnd"/>
+      <w:r>
+        <w:t>close_EXEC</w:t>
+      </w:r>
+      <w:proofErr w:type="spellEnd"/>
+      <w:r>
+        <w:t xml:space="preserve"> - ema50_EXEC)</w:t>
+      </w:r>
+    </w:p>
+    <w:p>
+      <w:proofErr w:type="spellStart"/>
+      <w:r>
+        <w:t>distance_ok</w:t>
+      </w:r>
+      <w:proofErr w:type="spellEnd"/>
+      <w:r>
+        <w:t xml:space="preserve"> = distance &lt;= DISTANCE_MULT * </w:t>
+      </w:r>
+      <w:proofErr w:type="spellStart"/>
+      <w:r>
+        <w:t>atr_EXEC</w:t>
+      </w:r>
+      <w:proofErr w:type="spellEnd"/>
+    </w:p>
+    <w:p/>
+    <w:p>
+      <w:r>
+        <w:t xml:space="preserve">if not </w:t>
+      </w:r>
+      <w:proofErr w:type="spellStart"/>
+      <w:r>
+        <w:t>time_ok</w:t>
+      </w:r>
+      <w:proofErr w:type="spellEnd"/>
+      <w:r>
+        <w:t>:</w:t>
+      </w:r>
+    </w:p>
+    <w:p>
+      <w:r>
+        <w:lastRenderedPageBreak/>
+        <w:t xml:space="preserve">    </w:t>
+      </w:r>
+      <w:proofErr w:type="spellStart"/>
+      <w:r>
+        <w:t>no_</w:t>
+      </w:r>
+      <w:proofErr w:type="gramStart"/>
+      <w:r>
+        <w:t>trade</w:t>
+      </w:r>
+      <w:proofErr w:type="spellEnd"/>
+      <w:r>
+        <w:t>(</w:t>
+      </w:r>
+      <w:proofErr w:type="gramEnd"/>
+      <w:r>
+        <w:t>)</w:t>
+      </w:r>
+    </w:p>
+    <w:p/>
+    <w:p>
+      <w:r>
+        <w:t xml:space="preserve">if </w:t>
+      </w:r>
+      <w:proofErr w:type="spellStart"/>
+      <w:r>
+        <w:t>adx_EXEC</w:t>
+      </w:r>
+      <w:proofErr w:type="spellEnd"/>
+      <w:r>
+        <w:t xml:space="preserve"> &lt;= ADX_EXEC_THRESHOLD:</w:t>
+      </w:r>
+    </w:p>
+    <w:p>
+      <w:r>
+        <w:t xml:space="preserve">    </w:t>
+      </w:r>
+      <w:proofErr w:type="spellStart"/>
+      <w:r>
+        <w:t>no_</w:t>
+      </w:r>
+      <w:proofErr w:type="gramStart"/>
+      <w:r>
+        <w:t>trade</w:t>
+      </w:r>
+      <w:proofErr w:type="spellEnd"/>
+      <w:r>
+        <w:t>(</w:t>
+      </w:r>
+      <w:proofErr w:type="gramEnd"/>
+      <w:r>
+        <w:t>)</w:t>
+      </w:r>
+    </w:p>
+    <w:p>
+      <w:pPr>
+        <w:rPr>
+          <w:b/>
+          <w:bCs/>
+          <w:u w:val="single"/>
+        </w:rPr>
+      </w:pPr>
+      <w:r>
+        <w:rPr>
+          <w:b/>
+          <w:bCs/>
+          <w:u w:val="single"/>
+        </w:rPr>
+        <w:t>STEP 4 — BUY CALL (CE)</w:t>
+      </w:r>
+    </w:p>
+    <w:p>
+      <w:r>
+        <w:t>if bias == "BULL":</w:t>
+      </w:r>
+    </w:p>
+    <w:p>
+      <w:r>
+        <w:t xml:space="preserve">    if </w:t>
+      </w:r>
+      <w:proofErr w:type="spellStart"/>
+      <w:r>
+        <w:t>rsi_EXEC</w:t>
+      </w:r>
+      <w:proofErr w:type="spellEnd"/>
+      <w:r>
+        <w:t xml:space="preserve"> &gt; RSI_BUY_THRESHOLD:</w:t>
+      </w:r>
+    </w:p>
+    <w:p>
+      <w:r>
+        <w:t xml:space="preserve">        if </w:t>
+      </w:r>
+      <w:proofErr w:type="spellStart"/>
+      <w:r>
+        <w:t>close_EXEC</w:t>
+      </w:r>
+      <w:proofErr w:type="spellEnd"/>
+      <w:r>
+        <w:t xml:space="preserve"> &gt; ema50_EXEC:</w:t>
+      </w:r>
+    </w:p>
+    <w:p>
+      <w:r>
+        <w:t xml:space="preserve">            if </w:t>
+      </w:r>
+      <w:proofErr w:type="spellStart"/>
+      <w:r>
+        <w:t>utbot_signal</w:t>
+      </w:r>
+      <w:proofErr w:type="spellEnd"/>
+      <w:r>
+        <w:t xml:space="preserve"> == "BUY":</w:t>
+      </w:r>
+    </w:p>
+    <w:p>
+      <w:r>
+        <w:t xml:space="preserve">                if </w:t>
+      </w:r>
+      <w:proofErr w:type="spellStart"/>
+      <w:r>
+        <w:t>distance_ok</w:t>
+      </w:r>
+      <w:proofErr w:type="spellEnd"/>
+      <w:r>
+        <w:t>:</w:t>
+      </w:r>
+    </w:p>
+    <w:p>
+      <w:r>
+        <w:t xml:space="preserve">                    </w:t>
+      </w:r>
+      <w:proofErr w:type="spellStart"/>
+      <w:r>
+        <w:t>buy_</w:t>
+      </w:r>
+      <w:proofErr w:type="gramStart"/>
+      <w:r>
+        <w:t>CE</w:t>
+      </w:r>
+      <w:proofErr w:type="spellEnd"/>
+      <w:r>
+        <w:t>(</w:t>
+      </w:r>
+      <w:proofErr w:type="gramEnd"/>
+      <w:r>
+        <w:t>)</w:t>
+      </w:r>
+    </w:p>
+    <w:p/>
+    <w:p>
+      <w:pPr>
+        <w:rPr>
+          <w:b/>
+          <w:bCs/>
+          <w:u w:val="single"/>
+        </w:rPr>
+      </w:pPr>
+      <w:r>
+        <w:rPr>
+          <w:b/>
+          <w:bCs/>
+          <w:u w:val="single"/>
+        </w:rPr>
+        <w:t>STEP 5 — BUY PUT (PE)</w:t>
+      </w:r>
+    </w:p>
+    <w:p>
+      <w:r>
+        <w:t>if bias == "BEAR":</w:t>
+      </w:r>
+    </w:p>
+    <w:p>
+      <w:r>
+        <w:t xml:space="preserve">    if </w:t>
+      </w:r>
+      <w:proofErr w:type="spellStart"/>
+      <w:r>
+        <w:t>rsi_EXEC</w:t>
+      </w:r>
+      <w:proofErr w:type="spellEnd"/>
+      <w:r>
+        <w:t xml:space="preserve"> &lt; RSI_SELL_THRESHOLD:</w:t>
+      </w:r>
+    </w:p>
+    <w:p>
+      <w:r>
+        <w:t xml:space="preserve">        if </w:t>
+      </w:r>
+      <w:proofErr w:type="spellStart"/>
+      <w:r>
+        <w:t>close_EXEC</w:t>
+      </w:r>
+      <w:proofErr w:type="spellEnd"/>
+      <w:r>
+        <w:t xml:space="preserve"> &lt; ema50_EXEC:</w:t>
+      </w:r>
+    </w:p>
+    <w:p>
+      <w:r>
+        <w:t xml:space="preserve">            if </w:t>
+      </w:r>
+      <w:proofErr w:type="spellStart"/>
+      <w:r>
+        <w:t>utbot_signal</w:t>
+      </w:r>
+      <w:proofErr w:type="spellEnd"/>
+      <w:r>
+        <w:t xml:space="preserve"> == "SELL":</w:t>
+      </w:r>
+    </w:p>
+    <w:p>
+      <w:r>
+        <w:t xml:space="preserve">                if </w:t>
+      </w:r>
+      <w:proofErr w:type="spellStart"/>
+      <w:r>
+        <w:t>distance_ok</w:t>
+      </w:r>
+      <w:proofErr w:type="spellEnd"/>
+      <w:r>
+        <w:t>:</w:t>
+      </w:r>
+    </w:p>
+    <w:p>
+      <w:r>
+        <w:t xml:space="preserve">                    </w:t>
+      </w:r>
+      <w:proofErr w:type="spellStart"/>
+      <w:r>
+        <w:t>buy_</w:t>
+      </w:r>
+      <w:proofErr w:type="gramStart"/>
+      <w:r>
+        <w:t>PE</w:t>
+      </w:r>
+      <w:proofErr w:type="spellEnd"/>
+      <w:r>
+        <w:t>(</w:t>
+      </w:r>
+      <w:proofErr w:type="gramEnd"/>
+      <w:r>
+        <w:t>)</w:t>
+      </w:r>
+    </w:p>
+    <w:p/>
+    <w:p>
+      <w:pPr>
+        <w:rPr>
+          <w:b/>
+          <w:bCs/>
+          <w:u w:val="single"/>
+        </w:rPr>
+      </w:pPr>
+      <w:r>
+        <w:rPr>
+          <w:b/>
+          <w:bCs/>
+          <w:u w:val="single"/>
+        </w:rPr>
+        <w:t>Exit Logic (Universal)</w:t>
+      </w:r>
+    </w:p>
+    <w:p>
+      <w:r>
+        <w:t xml:space="preserve">if </w:t>
+      </w:r>
+      <w:proofErr w:type="spellStart"/>
+      <w:r>
+        <w:t>utbot</w:t>
+      </w:r>
+      <w:proofErr w:type="spellEnd"/>
+      <w:r>
+        <w:t xml:space="preserve"> flips:</w:t>
+      </w:r>
+    </w:p>
+    <w:p>
+      <w:r>
+        <w:t xml:space="preserve">    </w:t>
+      </w:r>
+      <w:proofErr w:type="spellStart"/>
+      <w:r>
+        <w:t>exit_</w:t>
+      </w:r>
+      <w:proofErr w:type="gramStart"/>
+      <w:r>
+        <w:t>trade</w:t>
+      </w:r>
+      <w:proofErr w:type="spellEnd"/>
+      <w:r>
+        <w:t>(</w:t>
+      </w:r>
+      <w:proofErr w:type="gramEnd"/>
+      <w:r>
+        <w:t>)</w:t>
+      </w:r>
+    </w:p>
+    <w:p/>
+    <w:p>
+      <w:r>
+        <w:t xml:space="preserve">if </w:t>
+      </w:r>
+      <w:proofErr w:type="spellStart"/>
+      <w:r>
+        <w:t>close_EXEC</w:t>
+      </w:r>
+      <w:proofErr w:type="spellEnd"/>
+      <w:r>
+        <w:t xml:space="preserve"> crosses ema50_EXEC:</w:t>
+      </w:r>
+    </w:p>
+    <w:p>
+      <w:r>
+        <w:t xml:space="preserve">    </w:t>
+      </w:r>
+      <w:proofErr w:type="spellStart"/>
+      <w:r>
+        <w:t>exit_</w:t>
+      </w:r>
+      <w:proofErr w:type="gramStart"/>
+      <w:r>
+        <w:t>trade</w:t>
+      </w:r>
+      <w:proofErr w:type="spellEnd"/>
+      <w:r>
+        <w:t>(</w:t>
+      </w:r>
+      <w:proofErr w:type="gramEnd"/>
+      <w:r>
+        <w:t>)</w:t>
+      </w:r>
+    </w:p>
+    <w:p/>
+    <w:p>
+      <w:r>
+        <w:t xml:space="preserve">if loss &gt;= 1.2 * </w:t>
+      </w:r>
+      <w:proofErr w:type="spellStart"/>
+      <w:r>
+        <w:t>atr_EXEC</w:t>
+      </w:r>
+      <w:proofErr w:type="spellEnd"/>
+      <w:r>
+        <w:t>:</w:t>
+      </w:r>
+    </w:p>
+    <w:p>
+      <w:r>
+        <w:t xml:space="preserve">    </w:t>
+      </w:r>
+      <w:proofErr w:type="spellStart"/>
+      <w:r>
+        <w:t>exit_</w:t>
+      </w:r>
+      <w:proofErr w:type="gramStart"/>
+      <w:r>
+        <w:t>trade</w:t>
+      </w:r>
+      <w:proofErr w:type="spellEnd"/>
+      <w:r>
+        <w:t>(</w:t>
+      </w:r>
+      <w:proofErr w:type="gramEnd"/>
+      <w:r>
+        <w:t>)</w:t>
+      </w:r>
+    </w:p>
+    <w:p>
+      <w:r>
+        <w:t>========================================================</w:t>
+      </w:r>
+    </w:p>
+    <w:p>
+      <w:pPr>
+        <w:rPr>
+          <w:b/>
+          <w:bCs/>
+        </w:rPr>
+      </w:pPr>
+      <w:r>
+        <w:rPr>
+          <w:b/>
+          <w:bCs/>
+        </w:rPr>
+        <w:t>1️</w:t>
+      </w:r>
+      <w:r>
+        <w:rPr>
+          <w:rFonts w:ascii="Segoe UI Symbol" w:hAnsi="Segoe UI Symbol" w:cs="Segoe UI Symbol"/>
+          <w:b/>
+          <w:bCs/>
+        </w:rPr>
+        <w:t>⃣</w:t>
+      </w:r>
+      <w:r>
+        <w:rPr>
+          <w:b/>
+          <w:bCs/>
+        </w:rPr>
+        <w:t xml:space="preserve"> EMA Bias (BEST PRIMARY CHOICE </w:t>
+      </w:r>
+      <w:r>
+        <w:rPr>
+          <w:rFonts w:ascii="Segoe UI Emoji" w:hAnsi="Segoe UI Emoji" w:cs="Segoe UI Emoji"/>
+          <w:b/>
+          <w:bCs/>
+        </w:rPr>
+        <w:t>✅</w:t>
+      </w:r>
+      <w:r>
+        <w:rPr>
+          <w:b/>
+          <w:bCs/>
+        </w:rPr>
+        <w:t>)</w:t>
+      </w:r>
+    </w:p>
+    <w:p>
+      <w:pPr>
+        <w:rPr>
+          <w:b/>
+          <w:bCs/>
+        </w:rPr>
+      </w:pPr>
+      <w:r>
+        <w:rPr>
+          <w:b/>
+          <w:bCs/>
+        </w:rPr>
+        <w:lastRenderedPageBreak/>
+        <w:t>How</w:t>
+      </w:r>
+    </w:p>
+    <w:p>
+      <w:r>
+        <w:t>Bias = EMA50 &gt; EMA</w:t>
+      </w:r>
+      <w:proofErr w:type="gramStart"/>
+      <w:r>
+        <w:t>200  →</w:t>
+      </w:r>
+      <w:proofErr w:type="gramEnd"/>
+      <w:r>
+        <w:t xml:space="preserve"> BULL</w:t>
+      </w:r>
+    </w:p>
+    <w:p>
+      <w:r>
+        <w:t>Bias = EMA50 &lt; EMA</w:t>
+      </w:r>
+      <w:proofErr w:type="gramStart"/>
+      <w:r>
+        <w:t>200  →</w:t>
+      </w:r>
+      <w:proofErr w:type="gramEnd"/>
+      <w:r>
+        <w:t xml:space="preserve"> BEAR</w:t>
+      </w:r>
+    </w:p>
+    <w:p>
+      <w:pPr>
+        <w:rPr>
+          <w:b/>
+          <w:bCs/>
+        </w:rPr>
+      </w:pPr>
+      <w:r>
+        <w:rPr>
+          <w:b/>
+          <w:bCs/>
+        </w:rPr>
+        <w:t>Why EMA wins</w:t>
+      </w:r>
+    </w:p>
+    <w:p>
+      <w:r>
+        <w:rPr>
+          <w:rFonts w:ascii="Segoe UI Symbol" w:hAnsi="Segoe UI Symbol" w:cs="Segoe UI Symbol"/>
+        </w:rPr>
+        <w:t>✔</w:t>
+      </w:r>
+      <w:r>
+        <w:t xml:space="preserve"> Works across all market conditions</w:t>
+      </w:r>
+      <w:r>
+        <w:br/>
+      </w:r>
+      <w:r>
+        <w:rPr>
+          <w:rFonts w:ascii="Segoe UI Symbol" w:hAnsi="Segoe UI Symbol" w:cs="Segoe UI Symbol"/>
+        </w:rPr>
+        <w:t>✔</w:t>
+      </w:r>
+      <w:r>
+        <w:t xml:space="preserve"> Smooth (less flip-flop than </w:t>
+      </w:r>
+      <w:proofErr w:type="spellStart"/>
+      <w:r>
+        <w:t>Supertrend</w:t>
+      </w:r>
+      <w:proofErr w:type="spellEnd"/>
+      <w:r>
+        <w:t>)</w:t>
+      </w:r>
+      <w:r>
+        <w:br/>
+      </w:r>
+      <w:r>
+        <w:rPr>
+          <w:rFonts w:ascii="Segoe UI Symbol" w:hAnsi="Segoe UI Symbol" w:cs="Segoe UI Symbol"/>
+        </w:rPr>
+        <w:t>✔</w:t>
+      </w:r>
+      <w:r>
+        <w:t xml:space="preserve"> Not session-dependent like VWAP</w:t>
+      </w:r>
+      <w:r>
+        <w:br/>
+      </w:r>
+      <w:r>
+        <w:rPr>
+          <w:rFonts w:ascii="Segoe UI Symbol" w:hAnsi="Segoe UI Symbol" w:cs="Segoe UI Symbol"/>
+        </w:rPr>
+        <w:t>✔</w:t>
+      </w:r>
+      <w:r>
+        <w:t xml:space="preserve"> Perfect for </w:t>
+      </w:r>
+      <w:r>
+        <w:rPr>
+          <w:b/>
+          <w:bCs/>
+        </w:rPr>
+        <w:t>trend continuation</w:t>
+      </w:r>
+      <w:r>
+        <w:t xml:space="preserve"> (options love trends)</w:t>
+      </w:r>
+    </w:p>
+    <w:p>
+      <w:pPr>
+        <w:rPr>
+          <w:b/>
+          <w:bCs/>
+        </w:rPr>
+      </w:pPr>
+      <w:r>
+        <w:rPr>
+          <w:b/>
+          <w:bCs/>
+        </w:rPr>
+        <w:t>Weakness</w:t>
+      </w:r>
+    </w:p>
+    <w:p>
+      <w:r>
+        <w:rPr>
+          <w:rFonts w:ascii="Segoe UI Emoji" w:hAnsi="Segoe UI Emoji" w:cs="Segoe UI Emoji"/>
+        </w:rPr>
+        <w:t>❌</w:t>
+      </w:r>
+      <w:r>
+        <w:t xml:space="preserve"> Late during sudden reversals (acceptable for options)</w:t>
+      </w:r>
+    </w:p>
+    <w:p>
+      <w:r>
+        <w:rPr>
+          <w:rFonts w:ascii="Segoe UI Emoji" w:hAnsi="Segoe UI Emoji" w:cs="Segoe UI Emoji"/>
+        </w:rPr>
+        <w:t>📌</w:t>
+      </w:r>
+      <w:r>
+        <w:t xml:space="preserve"> </w:t>
+      </w:r>
+      <w:r>
+        <w:rPr>
+          <w:b/>
+          <w:bCs/>
+        </w:rPr>
+        <w:t>Verdict:</w:t>
+      </w:r>
+      <w:r>
+        <w:t xml:space="preserve"> </w:t>
+      </w:r>
+      <w:r>
+        <w:rPr>
+          <w:rFonts w:ascii="Segoe UI Emoji" w:hAnsi="Segoe UI Emoji" w:cs="Segoe UI Emoji"/>
+        </w:rPr>
+        <w:t>⭐⭐⭐⭐⭐</w:t>
+      </w:r>
+      <w:r>
+        <w:t xml:space="preserve"> (Best overall)</w:t>
+      </w:r>
+    </w:p>
+    <w:p>
+      <w:pPr>
+        <w:rPr>
+          <w:b/>
+          <w:bCs/>
+        </w:rPr>
+      </w:pPr>
+      <w:r>
+        <w:rPr>
+          <w:b/>
+          <w:bCs/>
+        </w:rPr>
+        <w:t>2️</w:t>
+      </w:r>
+      <w:r>
+        <w:rPr>
+          <w:rFonts w:ascii="Segoe UI Symbol" w:hAnsi="Segoe UI Symbol" w:cs="Segoe UI Symbol"/>
+          <w:b/>
+          <w:bCs/>
+        </w:rPr>
+        <w:t>⃣</w:t>
+      </w:r>
+      <w:r>
+        <w:rPr>
+          <w:b/>
+          <w:bCs/>
+        </w:rPr>
+        <w:t xml:space="preserve"> VWAP Bias (GOOD BUT CONDITIONAL </w:t>
+      </w:r>
+      <w:r>
+        <w:rPr>
+          <w:rFonts w:ascii="Segoe UI Emoji" w:hAnsi="Segoe UI Emoji" w:cs="Segoe UI Emoji"/>
+          <w:b/>
+          <w:bCs/>
+        </w:rPr>
+        <w:t>⚠️</w:t>
+      </w:r>
+      <w:r>
+        <w:rPr>
+          <w:b/>
+          <w:bCs/>
+        </w:rPr>
+        <w:t>)</w:t>
+      </w:r>
+    </w:p>
+    <w:p>
+      <w:pPr>
+        <w:rPr>
+          <w:b/>
+          <w:bCs/>
+        </w:rPr>
+      </w:pPr>
+      <w:r>
+        <w:rPr>
+          <w:b/>
+          <w:bCs/>
+        </w:rPr>
+        <w:t>How</w:t>
+      </w:r>
+    </w:p>
+    <w:p>
+      <w:r>
+        <w:t>Bias = Price above VWAP → Bullish</w:t>
+      </w:r>
+    </w:p>
+    <w:p>
+      <w:r>
+        <w:t>Bias = Price below VWAP → Bearish</w:t>
+      </w:r>
+    </w:p>
+    <w:p>
+      <w:pPr>
+        <w:rPr>
+          <w:b/>
+          <w:bCs/>
+        </w:rPr>
+      </w:pPr>
+      <w:r>
+        <w:rPr>
+          <w:b/>
+          <w:bCs/>
+        </w:rPr>
+        <w:t>Strengths</w:t>
+      </w:r>
+    </w:p>
+    <w:p>
+      <w:r>
+        <w:rPr>
+          <w:rFonts w:ascii="Segoe UI Symbol" w:hAnsi="Segoe UI Symbol" w:cs="Segoe UI Symbol"/>
+        </w:rPr>
+        <w:t>✔</w:t>
+      </w:r>
+      <w:r>
+        <w:t xml:space="preserve"> Excellent for </w:t>
+      </w:r>
+      <w:r>
+        <w:rPr>
+          <w:b/>
+          <w:bCs/>
+        </w:rPr>
+        <w:t>intraday mean reversion</w:t>
+      </w:r>
+      <w:r>
+        <w:br/>
+      </w:r>
+      <w:r>
+        <w:rPr>
+          <w:rFonts w:ascii="Segoe UI Symbol" w:hAnsi="Segoe UI Symbol" w:cs="Segoe UI Symbol"/>
+        </w:rPr>
+        <w:t>✔</w:t>
+      </w:r>
+      <w:r>
+        <w:t xml:space="preserve"> Very accurate near open</w:t>
+      </w:r>
+      <w:r>
+        <w:br/>
+      </w:r>
+      <w:r>
+        <w:rPr>
+          <w:rFonts w:ascii="Segoe UI Symbol" w:hAnsi="Segoe UI Symbol" w:cs="Segoe UI Symbol"/>
+        </w:rPr>
+        <w:t>✔</w:t>
+      </w:r>
+      <w:r>
+        <w:t xml:space="preserve"> Institutions watch VWAP</w:t>
+      </w:r>
+    </w:p>
+    <w:p>
+      <w:pPr>
+        <w:rPr>
+          <w:b/>
+          <w:bCs/>
+        </w:rPr>
+      </w:pPr>
+      <w:r>
+        <w:rPr>
+          <w:b/>
+          <w:bCs/>
+        </w:rPr>
+        <w:t>Weaknesses</w:t>
+      </w:r>
+    </w:p>
+    <w:p>
+      <w:r>
+        <w:rPr>
+          <w:rFonts w:ascii="Segoe UI Emoji" w:hAnsi="Segoe UI Emoji" w:cs="Segoe UI Emoji"/>
+        </w:rPr>
+        <w:t>❌</w:t>
+      </w:r>
+      <w:r>
+        <w:t xml:space="preserve"> Resets daily (bad for multi-TF bias)</w:t>
+      </w:r>
+      <w:r>
+        <w:br/>
+      </w:r>
+      <w:r>
+        <w:rPr>
+          <w:rFonts w:ascii="Segoe UI Emoji" w:hAnsi="Segoe UI Emoji" w:cs="Segoe UI Emoji"/>
+        </w:rPr>
+        <w:t>❌</w:t>
+      </w:r>
+      <w:r>
+        <w:t xml:space="preserve"> In strong trends, price stays far from VWAP </w:t>
+      </w:r>
+      <w:r>
+        <w:rPr>
+          <w:rFonts w:ascii="Aptos" w:hAnsi="Aptos" w:cs="Aptos"/>
+        </w:rPr>
+        <w:t>→</w:t>
+      </w:r>
+      <w:r>
+        <w:t xml:space="preserve"> late entries</w:t>
+      </w:r>
+      <w:r>
+        <w:br/>
+      </w:r>
+      <w:r>
+        <w:rPr>
+          <w:rFonts w:ascii="Segoe UI Emoji" w:hAnsi="Segoe UI Emoji" w:cs="Segoe UI Emoji"/>
+        </w:rPr>
+        <w:t>❌</w:t>
+      </w:r>
+      <w:r>
+        <w:t xml:space="preserve"> Not good alone for options trend bias</w:t>
+      </w:r>
+    </w:p>
+    <w:p>
+      <w:r>
+        <w:rPr>
+          <w:rFonts w:ascii="Segoe UI Emoji" w:hAnsi="Segoe UI Emoji" w:cs="Segoe UI Emoji"/>
+        </w:rPr>
+        <w:t>📌</w:t>
+      </w:r>
+      <w:r>
+        <w:t xml:space="preserve"> </w:t>
+      </w:r>
+      <w:r>
+        <w:rPr>
+          <w:b/>
+          <w:bCs/>
+        </w:rPr>
+        <w:t>Verdict:</w:t>
+      </w:r>
+      <w:r>
+        <w:t xml:space="preserve"> </w:t>
+      </w:r>
+      <w:r>
+        <w:rPr>
+          <w:rFonts w:ascii="Segoe UI Emoji" w:hAnsi="Segoe UI Emoji" w:cs="Segoe UI Emoji"/>
+        </w:rPr>
+        <w:t>⭐⭐⭐</w:t>
+      </w:r>
+      <w:r>
+        <w:t xml:space="preserve"> (Secondary filter only)</w:t>
+      </w:r>
+    </w:p>
+    <w:p>
+      <w:r>
+        <w:pict w14:anchorId="19182E7F">
+          <v:rect id="_x0000_i1057" style="width:0;height:1.5pt" o:hralign="center" o:hrstd="t" o:hr="t" fillcolor="#a0a0a0" stroked="f"/>
+        </w:pict>
+      </w:r>
+    </w:p>
+    <w:p>
+      <w:pPr>
+        <w:rPr>
+          <w:b/>
+          <w:bCs/>
+        </w:rPr>
+      </w:pPr>
+      <w:r>
+        <w:rPr>
+          <w:b/>
+          <w:bCs/>
+        </w:rPr>
+        <w:t>3️</w:t>
+      </w:r>
+      <w:r>
+        <w:rPr>
+          <w:rFonts w:ascii="Segoe UI Symbol" w:hAnsi="Segoe UI Symbol" w:cs="Segoe UI Symbol"/>
+          <w:b/>
+          <w:bCs/>
+        </w:rPr>
+        <w:t>⃣</w:t>
+      </w:r>
+      <w:r>
+        <w:rPr>
+          <w:b/>
+          <w:bCs/>
+        </w:rPr>
+        <w:t xml:space="preserve"> </w:t>
+      </w:r>
+      <w:proofErr w:type="spellStart"/>
+      <w:r>
+        <w:rPr>
+          <w:b/>
+          <w:bCs/>
+        </w:rPr>
+        <w:t>Supertrend</w:t>
+      </w:r>
+      <w:proofErr w:type="spellEnd"/>
+      <w:r>
+        <w:rPr>
+          <w:b/>
+          <w:bCs/>
+        </w:rPr>
+        <w:t xml:space="preserve"> Bias (NOT IDEAL AS PRIMARY </w:t>
+      </w:r>
+      <w:r>
+        <w:rPr>
+          <w:rFonts w:ascii="Segoe UI Emoji" w:hAnsi="Segoe UI Emoji" w:cs="Segoe UI Emoji"/>
+          <w:b/>
+          <w:bCs/>
+        </w:rPr>
+        <w:t>❌</w:t>
+      </w:r>
+      <w:r>
+        <w:rPr>
+          <w:b/>
+          <w:bCs/>
+        </w:rPr>
+        <w:t>)</w:t>
+      </w:r>
+    </w:p>
+    <w:p>
+      <w:pPr>
+        <w:rPr>
+          <w:b/>
+          <w:bCs/>
+        </w:rPr>
+      </w:pPr>
+      <w:r>
+        <w:rPr>
+          <w:b/>
+          <w:bCs/>
+        </w:rPr>
+        <w:t>How</w:t>
+      </w:r>
+    </w:p>
+    <w:p>
+      <w:r>
+        <w:t xml:space="preserve">Bias = </w:t>
+      </w:r>
+      <w:proofErr w:type="spellStart"/>
+      <w:r>
+        <w:t>Supertrend</w:t>
+      </w:r>
+      <w:proofErr w:type="spellEnd"/>
+      <w:r>
+        <w:t xml:space="preserve"> Green → Bull</w:t>
+      </w:r>
+    </w:p>
+    <w:p>
+      <w:r>
+        <w:t xml:space="preserve">Bias = </w:t>
+      </w:r>
+      <w:proofErr w:type="spellStart"/>
+      <w:r>
+        <w:t>Supertrend</w:t>
+      </w:r>
+      <w:proofErr w:type="spellEnd"/>
+      <w:r>
+        <w:t xml:space="preserve"> Red → Bear</w:t>
+      </w:r>
+    </w:p>
+    <w:p>
+      <w:pPr>
+        <w:rPr>
+          <w:b/>
+          <w:bCs/>
+        </w:rPr>
+      </w:pPr>
+      <w:r>
+        <w:rPr>
+          <w:b/>
+          <w:bCs/>
+        </w:rPr>
+        <w:t>Strengths</w:t>
+      </w:r>
+    </w:p>
+    <w:p>
+      <w:r>
+        <w:rPr>
+          <w:rFonts w:ascii="Segoe UI Symbol" w:hAnsi="Segoe UI Symbol" w:cs="Segoe UI Symbol"/>
+        </w:rPr>
+        <w:t>✔</w:t>
+      </w:r>
+      <w:r>
+        <w:t xml:space="preserve"> Good for discretionary traders</w:t>
+      </w:r>
+      <w:r>
+        <w:br/>
+      </w:r>
+      <w:r>
+        <w:rPr>
+          <w:rFonts w:ascii="Segoe UI Symbol" w:hAnsi="Segoe UI Symbol" w:cs="Segoe UI Symbol"/>
+        </w:rPr>
+        <w:t>✔</w:t>
+      </w:r>
+      <w:r>
+        <w:t xml:space="preserve"> Combines ATR + trend</w:t>
+      </w:r>
+    </w:p>
+    <w:p>
+      <w:pPr>
+        <w:rPr>
+          <w:b/>
+          <w:bCs/>
+        </w:rPr>
+      </w:pPr>
+      <w:r>
+        <w:rPr>
+          <w:b/>
+          <w:bCs/>
+        </w:rPr>
+        <w:t>Weaknesses (Bots hate this)</w:t>
+      </w:r>
+    </w:p>
+    <w:p>
+      <w:r>
+        <w:rPr>
+          <w:rFonts w:ascii="Segoe UI Emoji" w:hAnsi="Segoe UI Emoji" w:cs="Segoe UI Emoji"/>
+        </w:rPr>
+        <w:lastRenderedPageBreak/>
+        <w:t>❌</w:t>
+      </w:r>
+      <w:r>
+        <w:t xml:space="preserve"> Flip-flops in ranges</w:t>
+      </w:r>
+      <w:r>
+        <w:br/>
+      </w:r>
+      <w:r>
+        <w:rPr>
+          <w:rFonts w:ascii="Segoe UI Emoji" w:hAnsi="Segoe UI Emoji" w:cs="Segoe UI Emoji"/>
+        </w:rPr>
+        <w:t>❌</w:t>
+      </w:r>
+      <w:r>
+        <w:t xml:space="preserve"> ATR spikes cause sudden bias change</w:t>
+      </w:r>
+      <w:r>
+        <w:br/>
+      </w:r>
+      <w:r>
+        <w:rPr>
+          <w:rFonts w:ascii="Segoe UI Emoji" w:hAnsi="Segoe UI Emoji" w:cs="Segoe UI Emoji"/>
+        </w:rPr>
+        <w:t>❌</w:t>
+      </w:r>
+      <w:r>
+        <w:t xml:space="preserve"> Over-reacts on index gaps</w:t>
+      </w:r>
+    </w:p>
+    <w:p>
+      <w:r>
+        <w:rPr>
+          <w:rFonts w:ascii="Segoe UI Emoji" w:hAnsi="Segoe UI Emoji" w:cs="Segoe UI Emoji"/>
+        </w:rPr>
+        <w:t>📌</w:t>
+      </w:r>
+      <w:r>
+        <w:t xml:space="preserve"> </w:t>
+      </w:r>
+      <w:r>
+        <w:rPr>
+          <w:b/>
+          <w:bCs/>
+        </w:rPr>
+        <w:t>Verdict:</w:t>
+      </w:r>
+      <w:r>
+        <w:t xml:space="preserve"> </w:t>
+      </w:r>
+      <w:r>
+        <w:rPr>
+          <w:rFonts w:ascii="Segoe UI Emoji" w:hAnsi="Segoe UI Emoji" w:cs="Segoe UI Emoji"/>
+        </w:rPr>
+        <w:t>⭐⭐</w:t>
+      </w:r>
+      <w:r>
+        <w:t xml:space="preserve"> (Avoid as primary bias)</w:t>
+      </w:r>
+    </w:p>
+    <w:p>
+      <w:r>
+        <w:pict w14:anchorId="4FBC8BC3">
+          <v:rect id="_x0000_i1058" style="width:0;height:1.5pt" o:hralign="center" o:hrstd="t" o:hr="t" fillcolor="#a0a0a0" stroked="f"/>
+        </w:pict>
+      </w:r>
+    </w:p>
+    <w:p>
+      <w:pPr>
+        <w:rPr>
+          <w:b/>
+          <w:bCs/>
+        </w:rPr>
+      </w:pPr>
+      <w:r>
+        <w:rPr>
+          <w:b/>
+          <w:bCs/>
+        </w:rPr>
+        <w:t>4️</w:t>
+      </w:r>
+      <w:r>
+        <w:rPr>
+          <w:rFonts w:ascii="Segoe UI Symbol" w:hAnsi="Segoe UI Symbol" w:cs="Segoe UI Symbol"/>
+          <w:b/>
+          <w:bCs/>
+        </w:rPr>
+        <w:t>⃣</w:t>
+      </w:r>
+      <w:r>
+        <w:rPr>
+          <w:b/>
+          <w:bCs/>
+        </w:rPr>
+        <w:t xml:space="preserve"> BEST PROFESSIONAL APPROACH (RECOMMENDED </w:t>
+      </w:r>
+      <w:r>
+        <w:rPr>
+          <w:rFonts w:ascii="Segoe UI Emoji" w:hAnsi="Segoe UI Emoji" w:cs="Segoe UI Emoji"/>
+          <w:b/>
+          <w:bCs/>
+        </w:rPr>
+        <w:t>🔥</w:t>
+      </w:r>
+      <w:r>
+        <w:rPr>
+          <w:b/>
+          <w:bCs/>
+        </w:rPr>
+        <w:t>)</w:t>
+      </w:r>
+    </w:p>
+    <w:p>
+      <w:pPr>
+        <w:rPr>
+          <w:b/>
+          <w:bCs/>
+        </w:rPr>
+      </w:pPr>
+      <w:r>
+        <w:rPr>
+          <w:rFonts w:ascii="Segoe UI Emoji" w:hAnsi="Segoe UI Emoji" w:cs="Segoe UI Emoji"/>
+          <w:b/>
+          <w:bCs/>
+        </w:rPr>
+        <w:t>✅</w:t>
+      </w:r>
+      <w:r>
+        <w:rPr>
+          <w:b/>
+          <w:bCs/>
+        </w:rPr>
+        <w:t xml:space="preserve"> EMA = Primary Bias</w:t>
+      </w:r>
+    </w:p>
+    <w:p>
+      <w:pPr>
+        <w:rPr>
+          <w:b/>
+          <w:bCs/>
+        </w:rPr>
+      </w:pPr>
+      <w:r>
+        <w:rPr>
+          <w:rFonts w:ascii="Segoe UI Emoji" w:hAnsi="Segoe UI Emoji" w:cs="Segoe UI Emoji"/>
+          <w:b/>
+          <w:bCs/>
+        </w:rPr>
+        <w:t>✅</w:t>
+      </w:r>
+      <w:r>
+        <w:rPr>
+          <w:b/>
+          <w:bCs/>
+        </w:rPr>
+        <w:t xml:space="preserve"> VWAP = Entry Quality Filter</w:t>
+      </w:r>
+    </w:p>
+    <w:p>
+      <w:pPr>
+        <w:rPr>
+          <w:b/>
+          <w:bCs/>
+        </w:rPr>
+      </w:pPr>
+      <w:r>
+        <w:rPr>
+          <w:rFonts w:ascii="Segoe UI Emoji" w:hAnsi="Segoe UI Emoji" w:cs="Segoe UI Emoji"/>
+          <w:b/>
+          <w:bCs/>
+        </w:rPr>
+        <w:t>❌</w:t>
+      </w:r>
+      <w:r>
+        <w:rPr>
+          <w:b/>
+          <w:bCs/>
+        </w:rPr>
+        <w:t xml:space="preserve"> </w:t>
+      </w:r>
+      <w:proofErr w:type="spellStart"/>
+      <w:r>
+        <w:rPr>
+          <w:b/>
+          <w:bCs/>
+        </w:rPr>
+        <w:t>Supertrend</w:t>
+      </w:r>
+      <w:proofErr w:type="spellEnd"/>
+      <w:r>
+        <w:rPr>
+          <w:b/>
+          <w:bCs/>
+        </w:rPr>
+        <w:t xml:space="preserve"> = Optional / Avoid</w:t>
+      </w:r>
+    </w:p>
+    <w:p>
+      <w:pPr>
+        <w:rPr>
+          <w:b/>
+          <w:bCs/>
+        </w:rPr>
+      </w:pPr>
+      <w:r>
+        <w:rPr>
+          <w:b/>
+          <w:bCs/>
+        </w:rPr>
+        <w:t>Final Bias Logic</w:t>
+      </w:r>
+    </w:p>
+    <w:p>
+      <w:r>
+        <w:t>if ema50_15m &gt; ema200_15m:</w:t>
+      </w:r>
+    </w:p>
+    <w:p>
+      <w:r>
+        <w:t xml:space="preserve">    bias = "BULL"</w:t>
+      </w:r>
+    </w:p>
+    <w:p>
+      <w:proofErr w:type="spellStart"/>
+      <w:r>
+        <w:t>elif</w:t>
+      </w:r>
+      <w:proofErr w:type="spellEnd"/>
+      <w:r>
+        <w:t xml:space="preserve"> ema50_15m &lt; ema200_15m:</w:t>
+      </w:r>
+    </w:p>
+    <w:p>
+      <w:r>
+        <w:t xml:space="preserve">    bias = "BEAR"</w:t>
+      </w:r>
+    </w:p>
+    <w:p>
+      <w:r>
+        <w:t>else:</w:t>
+      </w:r>
+    </w:p>
+    <w:p>
+      <w:r>
+        <w:t xml:space="preserve">    bias = None</w:t>
+      </w:r>
+    </w:p>
+    <w:p>
+      <w:pPr>
+        <w:rPr>
+          <w:b/>
+          <w:bCs/>
+        </w:rPr>
+      </w:pPr>
+      <w:r>
+        <w:rPr>
+          <w:b/>
+          <w:bCs/>
+        </w:rPr>
+        <w:t>Optional VWAP Confirmation (DO NOT make mandatory)</w:t>
+      </w:r>
+    </w:p>
+    <w:p>
+      <w:proofErr w:type="spellStart"/>
+      <w:r>
+        <w:t>vwap_ok_</w:t>
+      </w:r>
+      <w:proofErr w:type="gramStart"/>
+      <w:r>
+        <w:t>buy</w:t>
+      </w:r>
+      <w:proofErr w:type="spellEnd"/>
+      <w:r>
+        <w:t xml:space="preserve">  =</w:t>
+      </w:r>
+      <w:proofErr w:type="gramEnd"/>
+      <w:r>
+        <w:t xml:space="preserve"> close_3m &gt;= </w:t>
+      </w:r>
+      <w:proofErr w:type="spellStart"/>
+      <w:r>
+        <w:t>vwap</w:t>
+      </w:r>
+      <w:proofErr w:type="spellEnd"/>
+    </w:p>
+    <w:p>
+      <w:proofErr w:type="spellStart"/>
+      <w:r>
+        <w:t>vwap_ok_sell</w:t>
+      </w:r>
+      <w:proofErr w:type="spellEnd"/>
+      <w:r>
+        <w:t xml:space="preserve"> = close_3m &lt;= </w:t>
+      </w:r>
+      <w:proofErr w:type="spellStart"/>
+      <w:r>
+        <w:t>vwap</w:t>
+      </w:r>
+      <w:proofErr w:type="spellEnd"/>
+    </w:p>
+    <w:p>
+      <w:r>
+        <w:t xml:space="preserve">Use VWAP to </w:t>
+      </w:r>
+      <w:r>
+        <w:rPr>
+          <w:b/>
+          <w:bCs/>
+        </w:rPr>
+        <w:t>skip bad entries</w:t>
+      </w:r>
+      <w:r>
+        <w:t>, not to decide bias.</w:t>
+      </w:r>
+    </w:p>
+    <w:p>
+      <w:r>
+        <w:pict w14:anchorId="0F4A9893">
+          <v:rect id="_x0000_i1059" style="width:0;height:1.5pt" o:hralign="center" o:hrstd="t" o:hr="t" fillcolor="#a0a0a0" stroked="f"/>
+        </w:pict>
+      </w:r>
+    </w:p>
+    <w:p>
+      <w:pPr>
+        <w:rPr>
+          <w:b/>
+          <w:bCs/>
+        </w:rPr>
+      </w:pPr>
+      <w:r>
+        <w:rPr>
+          <w:b/>
+          <w:bCs/>
+        </w:rPr>
+        <w:t>5️</w:t>
+      </w:r>
+      <w:r>
+        <w:rPr>
+          <w:rFonts w:ascii="Segoe UI Symbol" w:hAnsi="Segoe UI Symbol" w:cs="Segoe UI Symbol"/>
+          <w:b/>
+          <w:bCs/>
+        </w:rPr>
+        <w:t>⃣</w:t>
+      </w:r>
+      <w:r>
+        <w:rPr>
+          <w:b/>
+          <w:bCs/>
+        </w:rPr>
+        <w:t xml:space="preserve"> If You REALLY Want Extra Safety (Optional)</w:t>
+      </w:r>
+    </w:p>
+    <w:p>
+      <w:r>
+        <w:t xml:space="preserve">Add </w:t>
+      </w:r>
+      <w:r>
+        <w:rPr>
+          <w:b/>
+          <w:bCs/>
+        </w:rPr>
+        <w:t>EMA slope</w:t>
+      </w:r>
+      <w:r>
+        <w:t>:</w:t>
+      </w:r>
+    </w:p>
+    <w:p>
+      <w:proofErr w:type="spellStart"/>
+      <w:r>
+        <w:t>ema_slope</w:t>
+      </w:r>
+      <w:proofErr w:type="spellEnd"/>
+      <w:r>
+        <w:t xml:space="preserve"> = ema50_15m - ema50_15m_prev</w:t>
+      </w:r>
+    </w:p>
+    <w:p/>
+    <w:p>
+      <w:r>
+        <w:t>if abs(</w:t>
+      </w:r>
+      <w:proofErr w:type="spellStart"/>
+      <w:r>
+        <w:t>ema_slope</w:t>
+      </w:r>
+      <w:proofErr w:type="spellEnd"/>
+      <w:r>
+        <w:t xml:space="preserve">) &lt; </w:t>
+      </w:r>
+      <w:proofErr w:type="spellStart"/>
+      <w:r>
+        <w:t>slope_threshold</w:t>
+      </w:r>
+      <w:proofErr w:type="spellEnd"/>
+      <w:r>
+        <w:t>:</w:t>
+      </w:r>
+    </w:p>
+    <w:p>
+      <w:r>
+        <w:t xml:space="preserve">    </w:t>
+      </w:r>
+      <w:proofErr w:type="spellStart"/>
+      <w:r>
+        <w:t>no_</w:t>
+      </w:r>
+      <w:proofErr w:type="gramStart"/>
+      <w:r>
+        <w:t>trade</w:t>
+      </w:r>
+      <w:proofErr w:type="spellEnd"/>
+      <w:r>
+        <w:t>(</w:t>
+      </w:r>
+      <w:proofErr w:type="gramEnd"/>
+      <w:r>
+        <w:t>)</w:t>
+      </w:r>
+    </w:p>
+    <w:p>
+      <w:r>
+        <w:pict w14:anchorId="3BCC05FC">
+          <v:rect id="_x0000_i1060" style="width:0;height:1.5pt" o:hralign="center" o:hrstd="t" o:hr="t" fillcolor="#a0a0a0" stroked="f"/>
+        </w:pict>
+      </w:r>
+    </w:p>
+    <w:p>
+      <w:pPr>
+        <w:rPr>
+          <w:b/>
+          <w:bCs/>
+        </w:rPr>
+      </w:pPr>
+      <w:r>
+        <w:rPr>
+          <w:b/>
+          <w:bCs/>
+        </w:rPr>
+        <w:t>6️</w:t>
+      </w:r>
+      <w:r>
+        <w:rPr>
+          <w:rFonts w:ascii="Segoe UI Symbol" w:hAnsi="Segoe UI Symbol" w:cs="Segoe UI Symbol"/>
+          <w:b/>
+          <w:bCs/>
+        </w:rPr>
+        <w:t>⃣</w:t>
+      </w:r>
+      <w:r>
+        <w:rPr>
+          <w:b/>
+          <w:bCs/>
+        </w:rPr>
+        <w:t xml:space="preserve"> Final Recommendation (Clear Answer)</w:t>
+      </w:r>
+    </w:p>
+    <w:tbl>
+      <w:tblPr>
+        <w:tblW w:w="0" w:type="auto"/>
+        <w:tblCellSpacing w:w="15" w:type="dxa"/>
+        <w:tblCellMar>
+          <w:top w:w="15" w:type="dxa"/>
+          <w:left w:w="15" w:type="dxa"/>
+          <w:bottom w:w="15" w:type="dxa"/>
+          <w:right w:w="15" w:type="dxa"/>
+        </w:tblCellMar>
+        <w:tblLook w:val="04A0" w:firstRow="1" w:lastRow="0" w:firstColumn="1" w:lastColumn="0" w:noHBand="0" w:noVBand="1"/>
+      </w:tblPr>
+      <w:tblGrid>
+        <w:gridCol w:w="1450"/>
+        <w:gridCol w:w="2071"/>
+      </w:tblGrid>
+      <w:tr>
+        <w:trPr>
+          <w:tblHeader/>
+          <w:tblCellSpacing w:w="15" w:type="dxa"/>
+        </w:trPr>
+        <w:tc>
+          <w:tcPr>
+            <w:tcW w:w="0" w:type="auto"/>
+            <w:vAlign w:val="center"/>
+            <w:hideMark/>
+          </w:tcPr>
+          <w:p>
+            <w:pPr>
+              <w:rPr>
+                <w:b/>
+                <w:bCs/>
+              </w:rPr>
+            </w:pPr>
+            <w:r>
+              <w:rPr>
+                <w:b/>
+                <w:bCs/>
+              </w:rPr>
+              <w:lastRenderedPageBreak/>
+              <w:t>Purpose</w:t>
+            </w:r>
+          </w:p>
+        </w:tc>
+        <w:tc>
+          <w:tcPr>
+            <w:tcW w:w="0" w:type="auto"/>
+            <w:vAlign w:val="center"/>
+            <w:hideMark/>
+          </w:tcPr>
+          <w:p>
+            <w:pPr>
+              <w:rPr>
+                <w:b/>
+                <w:bCs/>
+              </w:rPr>
+            </w:pPr>
+            <w:r>
+              <w:rPr>
+                <w:b/>
+                <w:bCs/>
+              </w:rPr>
+              <w:t>Best Indicator</w:t>
+            </w:r>
+          </w:p>
+        </w:tc>
+      </w:tr>
+      <w:tr>
+        <w:trPr>
+          <w:tblCellSpacing w:w="15" w:type="dxa"/>
+        </w:trPr>
+        <w:tc>
+          <w:tcPr>
+            <w:tcW w:w="0" w:type="auto"/>
+            <w:vAlign w:val="center"/>
+            <w:hideMark/>
+          </w:tcPr>
+          <w:p>
+            <w:r>
+              <w:t>Market Bias</w:t>
+            </w:r>
+          </w:p>
+        </w:tc>
+        <w:tc>
+          <w:tcPr>
+            <w:tcW w:w="0" w:type="auto"/>
+            <w:vAlign w:val="center"/>
+            <w:hideMark/>
+          </w:tcPr>
+          <w:p>
+            <w:r>
+              <w:rPr>
+                <w:b/>
+                <w:bCs/>
+              </w:rPr>
+              <w:t>EMA50 / EMA200</w:t>
+            </w:r>
+            <w:r>
+              <w:t xml:space="preserve"> </w:t>
+            </w:r>
+            <w:r>
+              <w:rPr>
+                <w:rFonts w:ascii="Segoe UI Emoji" w:hAnsi="Segoe UI Emoji" w:cs="Segoe UI Emoji"/>
+              </w:rPr>
+              <w:t>✅</w:t>
+            </w:r>
+          </w:p>
+        </w:tc>
+      </w:tr>
+      <w:tr>
+        <w:trPr>
+          <w:tblCellSpacing w:w="15" w:type="dxa"/>
+        </w:trPr>
+        <w:tc>
+          <w:tcPr>
+            <w:tcW w:w="0" w:type="auto"/>
+            <w:vAlign w:val="center"/>
+            <w:hideMark/>
+          </w:tcPr>
+          <w:p>
+            <w:r>
+              <w:t>Trend Strength</w:t>
+            </w:r>
+          </w:p>
+        </w:tc>
+        <w:tc>
+          <w:tcPr>
+            <w:tcW w:w="0" w:type="auto"/>
+            <w:vAlign w:val="center"/>
+            <w:hideMark/>
+          </w:tcPr>
+          <w:p>
+            <w:r>
+              <w:t>ADX</w:t>
+            </w:r>
+          </w:p>
+        </w:tc>
+      </w:tr>
+      <w:tr>
+        <w:trPr>
+          <w:tblCellSpacing w:w="15" w:type="dxa"/>
+        </w:trPr>
+        <w:tc>
+          <w:tcPr>
+            <w:tcW w:w="0" w:type="auto"/>
+            <w:vAlign w:val="center"/>
+            <w:hideMark/>
+          </w:tcPr>
+          <w:p>
+            <w:r>
+              <w:t>Entry Trigger</w:t>
+            </w:r>
+          </w:p>
+        </w:tc>
+        <w:tc>
+          <w:tcPr>
+            <w:tcW w:w="0" w:type="auto"/>
+            <w:vAlign w:val="center"/>
+            <w:hideMark/>
+          </w:tcPr>
+          <w:p>
+            <w:proofErr w:type="spellStart"/>
+            <w:r>
+              <w:t>UTBot</w:t>
+            </w:r>
+            <w:proofErr w:type="spellEnd"/>
+          </w:p>
+        </w:tc>
+      </w:tr>
+      <w:tr>
+        <w:trPr>
+          <w:tblCellSpacing w:w="15" w:type="dxa"/>
+        </w:trPr>
+        <w:tc>
+          <w:tcPr>
+            <w:tcW w:w="0" w:type="auto"/>
+            <w:vAlign w:val="center"/>
+            <w:hideMark/>
+          </w:tcPr>
+          <w:p>
+            <w:r>
+              <w:t>Entry Quality</w:t>
+            </w:r>
+          </w:p>
+        </w:tc>
+        <w:tc>
+          <w:tcPr>
+            <w:tcW w:w="0" w:type="auto"/>
+            <w:vAlign w:val="center"/>
+            <w:hideMark/>
+          </w:tcPr>
+          <w:p>
+            <w:r>
+              <w:t>VWAP (optional)</w:t>
+            </w:r>
+          </w:p>
+        </w:tc>
+      </w:tr>
+      <w:tr>
+        <w:trPr>
+          <w:tblCellSpacing w:w="15" w:type="dxa"/>
+        </w:trPr>
+        <w:tc>
+          <w:tcPr>
+            <w:tcW w:w="0" w:type="auto"/>
+            <w:vAlign w:val="center"/>
+            <w:hideMark/>
+          </w:tcPr>
+          <w:p>
+            <w:r>
+              <w:t>Momentum</w:t>
+            </w:r>
+          </w:p>
+        </w:tc>
+        <w:tc>
+          <w:tcPr>
+            <w:tcW w:w="0" w:type="auto"/>
+            <w:vAlign w:val="center"/>
+            <w:hideMark/>
+          </w:tcPr>
+          <w:p>
+            <w:r>
+              <w:t>RSI</w:t>
+            </w:r>
+          </w:p>
+        </w:tc>
+      </w:tr>
+    </w:tbl>
+    <w:p>
+      <w:r>
+        <w:pict w14:anchorId="1D0E726F">
+          <v:rect id="_x0000_i1061" style="width:0;height:1.5pt" o:hralign="center" o:hrstd="t" o:hr="t" fillcolor="#a0a0a0" stroked="f"/>
+        </w:pict>
+      </w:r>
+    </w:p>
+    <w:p>
+      <w:pPr>
+        <w:rPr>
+          <w:b/>
+          <w:bCs/>
+        </w:rPr>
+      </w:pPr>
+      <w:r>
+        <w:rPr>
+          <w:b/>
+          <w:bCs/>
+        </w:rPr>
+        <w:t xml:space="preserve">Bottom Line </w:t>
+      </w:r>
+      <w:r>
+        <w:rPr>
+          <w:rFonts w:ascii="Segoe UI Emoji" w:hAnsi="Segoe UI Emoji" w:cs="Segoe UI Emoji"/>
+          <w:b/>
+          <w:bCs/>
+        </w:rPr>
+        <w:t>🧠</w:t>
+      </w:r>
+    </w:p>
+    <w:p>
+      <w:pPr>
+        <w:numPr>
+          <w:ilvl w:val="0"/>
+          <w:numId w:val="1"/>
+        </w:numPr>
+      </w:pPr>
+      <w:r>
+        <w:rPr>
+          <w:b/>
+          <w:bCs/>
+        </w:rPr>
+        <w:t>EMA bias = stable, scalable, bot-friendly</w:t>
+      </w:r>
+    </w:p>
+    <w:p>
+      <w:pPr>
+        <w:numPr>
+          <w:ilvl w:val="0"/>
+          <w:numId w:val="1"/>
+        </w:numPr>
+      </w:pPr>
+      <w:r>
+        <w:t>VWAP helps fine-tune entries</w:t>
+      </w:r>
+    </w:p>
+    <w:p>
+      <w:pPr>
+        <w:numPr>
+          <w:ilvl w:val="0"/>
+          <w:numId w:val="1"/>
+        </w:numPr>
+      </w:pPr>
+      <w:proofErr w:type="spellStart"/>
+      <w:r>
+        <w:t>Supertrend</w:t>
+      </w:r>
+      <w:proofErr w:type="spellEnd"/>
+      <w:r>
+        <w:t xml:space="preserve"> causes overtrading in bots</w:t>
+      </w:r>
+    </w:p>
+    <w:p>
+      <w:r>
+        <w:t>If you want, I can:</w:t>
+      </w:r>
+    </w:p>
+    <w:p>
+      <w:pPr>
+        <w:numPr>
+          <w:ilvl w:val="0"/>
+          <w:numId w:val="2"/>
+        </w:numPr>
+      </w:pPr>
+      <w:r>
+        <w:t>Add VWAP cleanly into your existing pseudocode</w:t>
+      </w:r>
+    </w:p>
+    <w:p>
+      <w:pPr>
+        <w:numPr>
+          <w:ilvl w:val="0"/>
+          <w:numId w:val="2"/>
+        </w:numPr>
+      </w:pPr>
+      <w:r>
+        <w:t xml:space="preserve">Show </w:t>
+      </w:r>
+      <w:proofErr w:type="spellStart"/>
+      <w:r>
+        <w:t>backtest</w:t>
+      </w:r>
+      <w:proofErr w:type="spellEnd"/>
+      <w:r>
+        <w:t xml:space="preserve"> logic EMA vs VWAP bias</w:t>
+      </w:r>
+    </w:p>
+    <w:p>
+      <w:pPr>
+        <w:numPr>
+          <w:ilvl w:val="0"/>
+          <w:numId w:val="2"/>
+        </w:numPr>
+      </w:pPr>
+      <w:r>
+        <w:t>Build a bias-switch safety system</w:t>
+      </w:r>
+    </w:p>
+    <w:p>
+      <w:r>
+        <w:t xml:space="preserve">Just tell me </w:t>
+      </w:r>
+      <w:r>
+        <w:rPr>
+          <w:rFonts w:ascii="Segoe UI Emoji" w:hAnsi="Segoe UI Emoji" w:cs="Segoe UI Emoji"/>
+        </w:rPr>
+        <w:t>👍</w:t>
+      </w:r>
+    </w:p>
+    <w:p>
+      <w:pPr>
+        <w:rPr>
+          <w:vanish/>
+        </w:rPr>
+      </w:pPr>
+      <w:r>
+        <w:rPr>
+          <w:vanish/>
+        </w:rPr>
+        <w:t>Top of Form</w:t>
+      </w:r>
+    </w:p>
+    <w:p>
+      <w:pPr>
+        <w:rPr>
+          <w:vanish/>
+        </w:rPr>
+      </w:pPr>
+      <w:r>
+        <w:rPr>
+          <w:vanish/>
+        </w:rPr>
+        <w:t>Bottom of Form</w:t>
+      </w:r>
+    </w:p>
     <w:p/>
     <w:sectPr>
       <w:pgSz w:w="11906" w:h="16838"/>
@@ -138,6 +3870,315 @@
     </w:sectPr>
   </w:body>
 </w:document>
+</file>
+
+<file path=word/numbering.xml><?xml version="1.0" encoding="utf-8"?>
+<w:numbering xmlns:wpc="http://schemas.microsoft.com/office/word/2010/wordprocessingCanvas" xmlns:cx="http://schemas.microsoft.com/office/drawing/2014/chartex" xmlns:cx1="http://schemas.microsoft.com/office/drawing/2015/9/8/chartex" xmlns:cx2="http://schemas.microsoft.com/office/drawing/2015/10/21/chartex" xmlns:cx3="http://schemas.microsoft.com/office/drawing/2016/5/9/chartex" xmlns:cx4="http://schemas.microsoft.com/office/drawing/2016/5/10/chartex" xmlns:cx5="http://schemas.microsoft.com/office/drawing/2016/5/11/chartex" xmlns:cx6="http://schemas.microsoft.com/office/drawing/2016/5/12/chartex" xmlns:cx7="http://schemas.microsoft.com/office/drawing/2016/5/13/chartex" xmlns:cx8="http://schemas.microsoft.com/office/drawing/2016/5/14/chartex" xmlns:mc="http://schemas.openxmlformats.org/markup-compatibility/2006" xmlns:aink="http://schemas.microsoft.com/office/drawing/2016/ink" xmlns:am3d="http://schemas.microsoft.com/office/drawing/2017/model3d" xmlns:o="urn:schemas-microsoft-com:office:office" xmlns:oel="http://schemas.microsoft.com/office/2019/extlst" xmlns:r="http://schemas.openxmlformats.org/officeDocument/2006/relationships" xmlns:m="http://schemas.openxmlformats.org/officeDocument/2006/math" xmlns:v="urn:schemas-microsoft-com:vml" xmlns:wp14="http://schemas.microsoft.com/office/word/2010/wordprocessingDrawing" xmlns:wp="http://schemas.openxmlformats.org/drawingml/2006/wordprocessingDrawing" xmlns:w10="urn:schemas-microsoft-com:office:word" xmlns:w="http://schemas.openxmlformats.org/wordprocessingml/2006/main" xmlns:w14="http://schemas.microsoft.com/office/word/2010/wordml" xmlns:w15="http://schemas.microsoft.com/office/word/2012/wordml" xmlns:w16cex="http://schemas.microsoft.com/office/word/2018/wordml/cex" xmlns:w16cid="http://schemas.microsoft.com/office/word/2016/wordml/cid" xmlns:w16="http://schemas.microsoft.com/office/word/2018/wordml" xmlns:w16du="http://schemas.microsoft.com/office/word/2023/wordml/word16du" xmlns:w16sdtdh="http://schemas.microsoft.com/office/word/2020/wordml/sdtdatahash" xmlns:w16sdtfl="http://schemas.microsoft.com/office/word/2024/wordml/sdtformatlock" xmlns:w16se="http://schemas.microsoft.com/office/word/2015/wordml/symex" xmlns:wpg="http://schemas.microsoft.com/office/word/2010/wordprocessingGroup" xmlns:wpi="http://schemas.microsoft.com/office/word/2010/wordprocessingInk" xmlns:wne="http://schemas.microsoft.com/office/word/2006/wordml" xmlns:wps="http://schemas.microsoft.com/office/word/2010/wordprocessingShape" mc:Ignorable="w14 w15 w16se w16cid w16 w16cex w16sdtdh w16sdtfl w16du wp14">
+  <w:abstractNum w:abstractNumId="0" w15:restartNumberingAfterBreak="0">
+    <w:nsid w:val="0F99158D"/>
+    <w:multiLevelType w:val="multilevel"/>
+    <w:tmpl w:val="D9320B40"/>
+    <w:lvl w:ilvl="0">
+      <w:start w:val="1"/>
+      <w:numFmt w:val="bullet"/>
+      <w:lvlText w:val=""/>
+      <w:lvlJc w:val="left"/>
+      <w:pPr>
+        <w:tabs>
+          <w:tab w:val="num" w:pos="720"/>
+        </w:tabs>
+        <w:ind w:left="720" w:hanging="360"/>
+      </w:pPr>
+      <w:rPr>
+        <w:rFonts w:ascii="Symbol" w:hAnsi="Symbol" w:hint="default"/>
+        <w:sz w:val="20"/>
+      </w:rPr>
+    </w:lvl>
+    <w:lvl w:ilvl="1" w:tentative="1">
+      <w:start w:val="1"/>
+      <w:numFmt w:val="bullet"/>
+      <w:lvlText w:val="o"/>
+      <w:lvlJc w:val="left"/>
+      <w:pPr>
+        <w:tabs>
+          <w:tab w:val="num" w:pos="1440"/>
+        </w:tabs>
+        <w:ind w:left="1440" w:hanging="360"/>
+      </w:pPr>
+      <w:rPr>
+        <w:rFonts w:ascii="Courier New" w:hAnsi="Courier New" w:hint="default"/>
+        <w:sz w:val="20"/>
+      </w:rPr>
+    </w:lvl>
+    <w:lvl w:ilvl="2" w:tentative="1">
+      <w:start w:val="1"/>
+      <w:numFmt w:val="bullet"/>
+      <w:lvlText w:val=""/>
+      <w:lvlJc w:val="left"/>
+      <w:pPr>
+        <w:tabs>
+          <w:tab w:val="num" w:pos="2160"/>
+        </w:tabs>
+        <w:ind w:left="2160" w:hanging="360"/>
+      </w:pPr>
+      <w:rPr>
+        <w:rFonts w:ascii="Wingdings" w:hAnsi="Wingdings" w:hint="default"/>
+        <w:sz w:val="20"/>
+      </w:rPr>
+    </w:lvl>
+    <w:lvl w:ilvl="3" w:tentative="1">
+      <w:start w:val="1"/>
+      <w:numFmt w:val="bullet"/>
+      <w:lvlText w:val=""/>
+      <w:lvlJc w:val="left"/>
+      <w:pPr>
+        <w:tabs>
+          <w:tab w:val="num" w:pos="2880"/>
+        </w:tabs>
+        <w:ind w:left="2880" w:hanging="360"/>
+      </w:pPr>
+      <w:rPr>
+        <w:rFonts w:ascii="Wingdings" w:hAnsi="Wingdings" w:hint="default"/>
+        <w:sz w:val="20"/>
+      </w:rPr>
+    </w:lvl>
+    <w:lvl w:ilvl="4" w:tentative="1">
+      <w:start w:val="1"/>
+      <w:numFmt w:val="bullet"/>
+      <w:lvlText w:val=""/>
+      <w:lvlJc w:val="left"/>
+      <w:pPr>
+        <w:tabs>
+          <w:tab w:val="num" w:pos="3600"/>
+        </w:tabs>
+        <w:ind w:left="3600" w:hanging="360"/>
+      </w:pPr>
+      <w:rPr>
+        <w:rFonts w:ascii="Wingdings" w:hAnsi="Wingdings" w:hint="default"/>
+        <w:sz w:val="20"/>
+      </w:rPr>
+    </w:lvl>
+    <w:lvl w:ilvl="5" w:tentative="1">
+      <w:start w:val="1"/>
+      <w:numFmt w:val="bullet"/>
+      <w:lvlText w:val=""/>
+      <w:lvlJc w:val="left"/>
+      <w:pPr>
+        <w:tabs>
+          <w:tab w:val="num" w:pos="4320"/>
+        </w:tabs>
+        <w:ind w:left="4320" w:hanging="360"/>
+      </w:pPr>
+      <w:rPr>
+        <w:rFonts w:ascii="Wingdings" w:hAnsi="Wingdings" w:hint="default"/>
+        <w:sz w:val="20"/>
+      </w:rPr>
+    </w:lvl>
+    <w:lvl w:ilvl="6" w:tentative="1">
+      <w:start w:val="1"/>
+      <w:numFmt w:val="bullet"/>
+      <w:lvlText w:val=""/>
+      <w:lvlJc w:val="left"/>
+      <w:pPr>
+        <w:tabs>
+          <w:tab w:val="num" w:pos="5040"/>
+        </w:tabs>
+        <w:ind w:left="5040" w:hanging="360"/>
+      </w:pPr>
+      <w:rPr>
+        <w:rFonts w:ascii="Wingdings" w:hAnsi="Wingdings" w:hint="default"/>
+        <w:sz w:val="20"/>
+      </w:rPr>
+    </w:lvl>
+    <w:lvl w:ilvl="7" w:tentative="1">
+      <w:start w:val="1"/>
+      <w:numFmt w:val="bullet"/>
+      <w:lvlText w:val=""/>
+      <w:lvlJc w:val="left"/>
+      <w:pPr>
+        <w:tabs>
+          <w:tab w:val="num" w:pos="5760"/>
+        </w:tabs>
+        <w:ind w:left="5760" w:hanging="360"/>
+      </w:pPr>
+      <w:rPr>
+        <w:rFonts w:ascii="Wingdings" w:hAnsi="Wingdings" w:hint="default"/>
+        <w:sz w:val="20"/>
+      </w:rPr>
+    </w:lvl>
+    <w:lvl w:ilvl="8" w:tentative="1">
+      <w:start w:val="1"/>
+      <w:numFmt w:val="bullet"/>
+      <w:lvlText w:val=""/>
+      <w:lvlJc w:val="left"/>
+      <w:pPr>
+        <w:tabs>
+          <w:tab w:val="num" w:pos="6480"/>
+        </w:tabs>
+        <w:ind w:left="6480" w:hanging="360"/>
+      </w:pPr>
+      <w:rPr>
+        <w:rFonts w:ascii="Wingdings" w:hAnsi="Wingdings" w:hint="default"/>
+        <w:sz w:val="20"/>
+      </w:rPr>
+    </w:lvl>
+  </w:abstractNum>
+  <w:abstractNum w:abstractNumId="1" w15:restartNumberingAfterBreak="0">
+    <w:nsid w:val="1F6B06E8"/>
+    <w:multiLevelType w:val="multilevel"/>
+    <w:tmpl w:val="2834A480"/>
+    <w:lvl w:ilvl="0">
+      <w:start w:val="1"/>
+      <w:numFmt w:val="bullet"/>
+      <w:lvlText w:val=""/>
+      <w:lvlJc w:val="left"/>
+      <w:pPr>
+        <w:tabs>
+          <w:tab w:val="num" w:pos="720"/>
+        </w:tabs>
+        <w:ind w:left="720" w:hanging="360"/>
+      </w:pPr>
+      <w:rPr>
+        <w:rFonts w:ascii="Symbol" w:hAnsi="Symbol" w:hint="default"/>
+        <w:sz w:val="20"/>
+      </w:rPr>
+    </w:lvl>
+    <w:lvl w:ilvl="1" w:tentative="1">
+      <w:start w:val="1"/>
+      <w:numFmt w:val="bullet"/>
+      <w:lvlText w:val="o"/>
+      <w:lvlJc w:val="left"/>
+      <w:pPr>
+        <w:tabs>
+          <w:tab w:val="num" w:pos="1440"/>
+        </w:tabs>
+        <w:ind w:left="1440" w:hanging="360"/>
+      </w:pPr>
+      <w:rPr>
+        <w:rFonts w:ascii="Courier New" w:hAnsi="Courier New" w:hint="default"/>
+        <w:sz w:val="20"/>
+      </w:rPr>
+    </w:lvl>
+    <w:lvl w:ilvl="2" w:tentative="1">
+      <w:start w:val="1"/>
+      <w:numFmt w:val="bullet"/>
+      <w:lvlText w:val=""/>
+      <w:lvlJc w:val="left"/>
+      <w:pPr>
+        <w:tabs>
+          <w:tab w:val="num" w:pos="2160"/>
+        </w:tabs>
+        <w:ind w:left="2160" w:hanging="360"/>
+      </w:pPr>
+      <w:rPr>
+        <w:rFonts w:ascii="Wingdings" w:hAnsi="Wingdings" w:hint="default"/>
+        <w:sz w:val="20"/>
+      </w:rPr>
+    </w:lvl>
+    <w:lvl w:ilvl="3" w:tentative="1">
+      <w:start w:val="1"/>
+      <w:numFmt w:val="bullet"/>
+      <w:lvlText w:val=""/>
+      <w:lvlJc w:val="left"/>
+      <w:pPr>
+        <w:tabs>
+          <w:tab w:val="num" w:pos="2880"/>
+        </w:tabs>
+        <w:ind w:left="2880" w:hanging="360"/>
+      </w:pPr>
+      <w:rPr>
+        <w:rFonts w:ascii="Wingdings" w:hAnsi="Wingdings" w:hint="default"/>
+        <w:sz w:val="20"/>
+      </w:rPr>
+    </w:lvl>
+    <w:lvl w:ilvl="4" w:tentative="1">
+      <w:start w:val="1"/>
+      <w:numFmt w:val="bullet"/>
+      <w:lvlText w:val=""/>
+      <w:lvlJc w:val="left"/>
+      <w:pPr>
+        <w:tabs>
+          <w:tab w:val="num" w:pos="3600"/>
+        </w:tabs>
+        <w:ind w:left="3600" w:hanging="360"/>
+      </w:pPr>
+      <w:rPr>
+        <w:rFonts w:ascii="Wingdings" w:hAnsi="Wingdings" w:hint="default"/>
+        <w:sz w:val="20"/>
+      </w:rPr>
+    </w:lvl>
+    <w:lvl w:ilvl="5" w:tentative="1">
+      <w:start w:val="1"/>
+      <w:numFmt w:val="bullet"/>
+      <w:lvlText w:val=""/>
+      <w:lvlJc w:val="left"/>
+      <w:pPr>
+        <w:tabs>
+          <w:tab w:val="num" w:pos="4320"/>
+        </w:tabs>
+        <w:ind w:left="4320" w:hanging="360"/>
+      </w:pPr>
+      <w:rPr>
+        <w:rFonts w:ascii="Wingdings" w:hAnsi="Wingdings" w:hint="default"/>
+        <w:sz w:val="20"/>
+      </w:rPr>
+    </w:lvl>
+    <w:lvl w:ilvl="6" w:tentative="1">
+      <w:start w:val="1"/>
+      <w:numFmt w:val="bullet"/>
+      <w:lvlText w:val=""/>
+      <w:lvlJc w:val="left"/>
+      <w:pPr>
+        <w:tabs>
+          <w:tab w:val="num" w:pos="5040"/>
+        </w:tabs>
+        <w:ind w:left="5040" w:hanging="360"/>
+      </w:pPr>
+      <w:rPr>
+        <w:rFonts w:ascii="Wingdings" w:hAnsi="Wingdings" w:hint="default"/>
+        <w:sz w:val="20"/>
+      </w:rPr>
+    </w:lvl>
+    <w:lvl w:ilvl="7" w:tentative="1">
+      <w:start w:val="1"/>
+      <w:numFmt w:val="bullet"/>
+      <w:lvlText w:val=""/>
+      <w:lvlJc w:val="left"/>
+      <w:pPr>
+        <w:tabs>
+          <w:tab w:val="num" w:pos="5760"/>
+        </w:tabs>
+        <w:ind w:left="5760" w:hanging="360"/>
+      </w:pPr>
+      <w:rPr>
+        <w:rFonts w:ascii="Wingdings" w:hAnsi="Wingdings" w:hint="default"/>
+        <w:sz w:val="20"/>
+      </w:rPr>
+    </w:lvl>
+    <w:lvl w:ilvl="8" w:tentative="1">
+      <w:start w:val="1"/>
+      <w:numFmt w:val="bullet"/>
+      <w:lvlText w:val=""/>
+      <w:lvlJc w:val="left"/>
+      <w:pPr>
+        <w:tabs>
+          <w:tab w:val="num" w:pos="6480"/>
+        </w:tabs>
+        <w:ind w:left="6480" w:hanging="360"/>
+      </w:pPr>
+      <w:rPr>
+        <w:rFonts w:ascii="Wingdings" w:hAnsi="Wingdings" w:hint="default"/>
+        <w:sz w:val="20"/>
+      </w:rPr>
+    </w:lvl>
+  </w:abstractNum>
+  <w:num w:numId="1" w16cid:durableId="561602269">
+    <w:abstractNumId w:val="1"/>
+  </w:num>
+  <w:num w:numId="2" w16cid:durableId="200092117">
+    <w:abstractNumId w:val="0"/>
+  </w:num>
+</w:numbering>
 </file>
 
 <file path=word/styles.xml><?xml version="1.0" encoding="utf-8"?>
@@ -591,7 +4632,6 @@
     <w:next w:val="Normal"/>
     <w:link w:val="Heading3Char"/>
     <w:uiPriority w:val="9"/>
-    <w:semiHidden/>
     <w:unhideWhenUsed/>
     <w:qFormat/>
     <w:rsid w:val="00384FA7"/>
@@ -743,7 +4783,6 @@
   <w:style w:type="character" w:default="1" w:styleId="DefaultParagraphFont">
     <w:name w:val="Default Paragraph Font"/>
     <w:uiPriority w:val="1"/>
-    <w:semiHidden/>
     <w:unhideWhenUsed/>
   </w:style>
   <w:style w:type="table" w:default="1" w:styleId="TableNormal">
@@ -799,7 +4838,6 @@
     <w:basedOn w:val="DefaultParagraphFont"/>
     <w:link w:val="Heading3"/>
     <w:uiPriority w:val="9"/>
-    <w:semiHidden/>
     <w:rsid w:val="00384FA7"/>
     <w:rPr>
       <w:rFonts w:eastAsiaTheme="majorEastAsia" w:cstheme="majorBidi"/>

--- a/PureOptionsBot/documentation/Settings.docx
+++ b/PureOptionsBot/documentation/Settings.docx
@@ -563,10 +563,18 @@
       </w:r>
     </w:p>
     <w:p>
-      <w:r>
-        <w:rPr>
-          <w:b/>
-          <w:bCs/>
+      <w:pPr>
+        <w:rPr>
+          <w:sz w:val="18"/>
+          <w:szCs w:val="18"/>
+        </w:rPr>
+      </w:pPr>
+      <w:r>
+        <w:rPr>
+          <w:b/>
+          <w:bCs/>
+          <w:sz w:val="18"/>
+          <w:szCs w:val="18"/>
         </w:rPr>
         <w:t>Summary of Architecture:</w:t>
       </w:r>
@@ -577,25 +585,41 @@
           <w:ilvl w:val="0"/>
           <w:numId w:val="38"/>
         </w:numPr>
-      </w:pPr>
-      <w:r>
-        <w:rPr>
-          <w:b/>
-          <w:bCs/>
+        <w:rPr>
+          <w:sz w:val="18"/>
+          <w:szCs w:val="18"/>
+        </w:rPr>
+      </w:pPr>
+      <w:r>
+        <w:rPr>
+          <w:b/>
+          <w:bCs/>
+          <w:sz w:val="18"/>
+          <w:szCs w:val="18"/>
         </w:rPr>
         <w:t>Step 1:</w:t>
       </w:r>
       <w:r>
+        <w:rPr>
+          <w:sz w:val="18"/>
+          <w:szCs w:val="18"/>
+        </w:rPr>
         <w:t> Check </w:t>
       </w:r>
       <w:r>
         <w:rPr>
           <w:b/>
           <w:bCs/>
+          <w:sz w:val="18"/>
+          <w:szCs w:val="18"/>
         </w:rPr>
         <w:t>NIFTY (15m)</w:t>
       </w:r>
       <w:r>
+        <w:rPr>
+          <w:sz w:val="18"/>
+          <w:szCs w:val="18"/>
+        </w:rPr>
         <w:t> → Is Trend Good?</w:t>
       </w:r>
     </w:p>
@@ -605,25 +629,41 @@
           <w:ilvl w:val="0"/>
           <w:numId w:val="38"/>
         </w:numPr>
-      </w:pPr>
-      <w:r>
-        <w:rPr>
-          <w:b/>
-          <w:bCs/>
+        <w:rPr>
+          <w:sz w:val="18"/>
+          <w:szCs w:val="18"/>
+        </w:rPr>
+      </w:pPr>
+      <w:r>
+        <w:rPr>
+          <w:b/>
+          <w:bCs/>
+          <w:sz w:val="18"/>
+          <w:szCs w:val="18"/>
         </w:rPr>
         <w:t>Step 2:</w:t>
       </w:r>
       <w:r>
+        <w:rPr>
+          <w:sz w:val="18"/>
+          <w:szCs w:val="18"/>
+        </w:rPr>
         <w:t> Check </w:t>
       </w:r>
       <w:r>
         <w:rPr>
           <w:b/>
           <w:bCs/>
+          <w:sz w:val="18"/>
+          <w:szCs w:val="18"/>
         </w:rPr>
         <w:t>NIFTY (3m)</w:t>
       </w:r>
       <w:r>
+        <w:rPr>
+          <w:sz w:val="18"/>
+          <w:szCs w:val="18"/>
+        </w:rPr>
         <w:t> → Is Signal Good?</w:t>
       </w:r>
     </w:p>
@@ -633,261 +673,2257 @@
           <w:ilvl w:val="0"/>
           <w:numId w:val="38"/>
         </w:numPr>
-      </w:pPr>
-      <w:r>
-        <w:rPr>
-          <w:b/>
-          <w:bCs/>
+        <w:rPr>
+          <w:sz w:val="18"/>
+          <w:szCs w:val="18"/>
+        </w:rPr>
+      </w:pPr>
+      <w:r>
+        <w:rPr>
+          <w:b/>
+          <w:bCs/>
+          <w:sz w:val="18"/>
+          <w:szCs w:val="18"/>
         </w:rPr>
         <w:t>Step 3:</w:t>
       </w:r>
       <w:r>
+        <w:rPr>
+          <w:sz w:val="18"/>
+          <w:szCs w:val="18"/>
+        </w:rPr>
         <w:t> Check </w:t>
       </w:r>
       <w:r>
         <w:rPr>
           <w:b/>
           <w:bCs/>
+          <w:sz w:val="18"/>
+          <w:szCs w:val="18"/>
         </w:rPr>
         <w:t>OPTION (3m)</w:t>
       </w:r>
       <w:r>
+        <w:rPr>
+          <w:sz w:val="18"/>
+          <w:szCs w:val="18"/>
+        </w:rPr>
         <w:t> → Is Price/Volume Good? → </w:t>
       </w:r>
       <w:r>
         <w:rPr>
           <w:b/>
           <w:bCs/>
+          <w:sz w:val="18"/>
+          <w:szCs w:val="18"/>
         </w:rPr>
         <w:t>BUY</w:t>
       </w:r>
       <w:r>
+        <w:rPr>
+          <w:sz w:val="18"/>
+          <w:szCs w:val="18"/>
+        </w:rPr>
         <w:t> </w:t>
       </w:r>
       <w:r>
         <w:rPr>
           <w:rFonts w:ascii="Segoe UI Emoji" w:hAnsi="Segoe UI Emoji" w:cs="Segoe UI Emoji"/>
+          <w:sz w:val="18"/>
+          <w:szCs w:val="18"/>
         </w:rPr>
         <w:t>✅</w:t>
       </w:r>
     </w:p>
-    <w:p/>
-    <w:p>
-      <w:r>
+    <w:p>
+      <w:pPr>
+        <w:rPr>
+          <w:sz w:val="18"/>
+          <w:szCs w:val="18"/>
+        </w:rPr>
+      </w:pPr>
+    </w:p>
+    <w:p>
+      <w:pPr>
+        <w:rPr>
+          <w:sz w:val="18"/>
+          <w:szCs w:val="18"/>
+        </w:rPr>
+      </w:pPr>
+      <w:r>
+        <w:rPr>
+          <w:sz w:val="18"/>
+          <w:szCs w:val="18"/>
+        </w:rPr>
         <w:t xml:space="preserve">NIFTY (15m) → Master Trend = BEAR </w:t>
       </w:r>
       <w:r>
         <w:rPr>
           <w:rFonts w:ascii="Segoe UI Emoji" w:hAnsi="Segoe UI Emoji" w:cs="Segoe UI Emoji"/>
+          <w:sz w:val="18"/>
+          <w:szCs w:val="18"/>
         </w:rPr>
         <w:t>✅</w:t>
       </w:r>
     </w:p>
     <w:p>
-      <w:r>
+      <w:pPr>
+        <w:rPr>
+          <w:sz w:val="18"/>
+          <w:szCs w:val="18"/>
+        </w:rPr>
+      </w:pPr>
+      <w:r>
+        <w:rPr>
+          <w:sz w:val="18"/>
+          <w:szCs w:val="18"/>
+        </w:rPr>
         <w:t xml:space="preserve">     ↓</w:t>
       </w:r>
     </w:p>
     <w:p>
-      <w:r>
+      <w:pPr>
+        <w:rPr>
+          <w:sz w:val="18"/>
+          <w:szCs w:val="18"/>
+        </w:rPr>
+      </w:pPr>
+      <w:r>
+        <w:rPr>
+          <w:sz w:val="18"/>
+          <w:szCs w:val="18"/>
+        </w:rPr>
         <w:t xml:space="preserve">NIFTY (3m)  → </w:t>
       </w:r>
       <w:proofErr w:type="spellStart"/>
       <w:r>
+        <w:rPr>
+          <w:sz w:val="18"/>
+          <w:szCs w:val="18"/>
+        </w:rPr>
         <w:t>UTBot</w:t>
       </w:r>
       <w:proofErr w:type="spellEnd"/>
       <w:r>
+        <w:rPr>
+          <w:sz w:val="18"/>
+          <w:szCs w:val="18"/>
+        </w:rPr>
         <w:t xml:space="preserve"> = -1, Close &lt; EMA9 </w:t>
       </w:r>
       <w:r>
         <w:rPr>
           <w:rFonts w:ascii="Segoe UI Emoji" w:hAnsi="Segoe UI Emoji" w:cs="Segoe UI Emoji"/>
+          <w:sz w:val="18"/>
+          <w:szCs w:val="18"/>
         </w:rPr>
         <w:t>✅</w:t>
       </w:r>
     </w:p>
     <w:p>
-      <w:r>
+      <w:pPr>
+        <w:rPr>
+          <w:sz w:val="18"/>
+          <w:szCs w:val="18"/>
+        </w:rPr>
+      </w:pPr>
+      <w:r>
+        <w:rPr>
+          <w:sz w:val="18"/>
+          <w:szCs w:val="18"/>
+        </w:rPr>
         <w:t xml:space="preserve">     ↓</w:t>
       </w:r>
     </w:p>
     <w:p>
-      <w:r>
+      <w:pPr>
+        <w:rPr>
+          <w:sz w:val="18"/>
+          <w:szCs w:val="18"/>
+        </w:rPr>
+      </w:pPr>
+      <w:r>
+        <w:rPr>
+          <w:sz w:val="18"/>
+          <w:szCs w:val="18"/>
+        </w:rPr>
         <w:t>Signal Triggered! Now check OPTIONS...</w:t>
       </w:r>
     </w:p>
     <w:p>
-      <w:r>
+      <w:pPr>
+        <w:rPr>
+          <w:sz w:val="18"/>
+          <w:szCs w:val="18"/>
+        </w:rPr>
+      </w:pPr>
+      <w:r>
+        <w:rPr>
+          <w:sz w:val="18"/>
+          <w:szCs w:val="18"/>
+        </w:rPr>
         <w:t xml:space="preserve">     ↓</w:t>
       </w:r>
     </w:p>
     <w:p>
-      <w:r>
+      <w:pPr>
+        <w:rPr>
+          <w:sz w:val="18"/>
+          <w:szCs w:val="18"/>
+        </w:rPr>
+      </w:pPr>
+      <w:r>
+        <w:rPr>
+          <w:sz w:val="18"/>
+          <w:szCs w:val="18"/>
+        </w:rPr>
         <w:t xml:space="preserve">NIFTY20JAN2625600PE </w:t>
       </w:r>
       <w:r>
+        <w:rPr>
+          <w:sz w:val="18"/>
+          <w:szCs w:val="18"/>
+        </w:rPr>
         <w:t>3</w:t>
       </w:r>
       <w:r>
+        <w:rPr>
+          <w:sz w:val="18"/>
+          <w:szCs w:val="18"/>
+        </w:rPr>
         <w:t>m chart):</w:t>
       </w:r>
     </w:p>
     <w:p>
-      <w:r>
+      <w:pPr>
+        <w:rPr>
+          <w:sz w:val="18"/>
+          <w:szCs w:val="18"/>
+        </w:rPr>
+      </w:pPr>
+      <w:r>
+        <w:rPr>
+          <w:sz w:val="18"/>
+          <w:szCs w:val="18"/>
+        </w:rPr>
         <w:t xml:space="preserve">  </w:t>
       </w:r>
       <w:r>
         <w:rPr>
           <w:rFonts w:ascii="MS Gothic" w:eastAsia="MS Gothic" w:hAnsi="MS Gothic" w:cs="MS Gothic" w:hint="eastAsia"/>
+          <w:sz w:val="18"/>
+          <w:szCs w:val="18"/>
         </w:rPr>
         <w:t>├</w:t>
       </w:r>
       <w:r>
         <w:rPr>
           <w:rFonts w:ascii="Aptos" w:hAnsi="Aptos" w:cs="Aptos"/>
+          <w:sz w:val="18"/>
+          <w:szCs w:val="18"/>
         </w:rPr>
         <w:t>─</w:t>
       </w:r>
       <w:r>
+        <w:rPr>
+          <w:sz w:val="18"/>
+          <w:szCs w:val="18"/>
+        </w:rPr>
         <w:t xml:space="preserve"> LTP (45.20) &gt; VWAP (44.80) </w:t>
       </w:r>
       <w:r>
         <w:rPr>
           <w:rFonts w:ascii="Segoe UI Emoji" w:hAnsi="Segoe UI Emoji" w:cs="Segoe UI Emoji"/>
+          <w:sz w:val="18"/>
+          <w:szCs w:val="18"/>
         </w:rPr>
         <w:t>✅</w:t>
       </w:r>
     </w:p>
     <w:p>
-      <w:r>
+      <w:pPr>
+        <w:rPr>
+          <w:sz w:val="18"/>
+          <w:szCs w:val="18"/>
+        </w:rPr>
+      </w:pPr>
+      <w:r>
+        <w:rPr>
+          <w:sz w:val="18"/>
+          <w:szCs w:val="18"/>
+        </w:rPr>
         <w:t xml:space="preserve">  </w:t>
       </w:r>
       <w:r>
         <w:rPr>
           <w:rFonts w:ascii="MS Gothic" w:eastAsia="MS Gothic" w:hAnsi="MS Gothic" w:cs="MS Gothic" w:hint="eastAsia"/>
+          <w:sz w:val="18"/>
+          <w:szCs w:val="18"/>
         </w:rPr>
         <w:t>├</w:t>
       </w:r>
       <w:r>
         <w:rPr>
           <w:rFonts w:ascii="Aptos" w:hAnsi="Aptos" w:cs="Aptos"/>
+          <w:sz w:val="18"/>
+          <w:szCs w:val="18"/>
         </w:rPr>
         <w:t>─</w:t>
       </w:r>
       <w:r>
+        <w:rPr>
+          <w:sz w:val="18"/>
+          <w:szCs w:val="18"/>
+        </w:rPr>
         <w:t xml:space="preserve"> LTP (45.20) </w:t>
       </w:r>
       <w:r>
         <w:rPr>
           <w:rFonts w:ascii="Aptos" w:hAnsi="Aptos" w:cs="Aptos"/>
+          <w:sz w:val="18"/>
+          <w:szCs w:val="18"/>
         </w:rPr>
         <w:t>≤</w:t>
       </w:r>
       <w:r>
+        <w:rPr>
+          <w:sz w:val="18"/>
+          <w:szCs w:val="18"/>
+        </w:rPr>
         <w:t xml:space="preserve"> VWAP + ATR (44.80 + 1.5</w:t>
       </w:r>
       <w:r>
         <w:rPr>
           <w:rFonts w:ascii="Aptos" w:hAnsi="Aptos" w:cs="Aptos"/>
+          <w:sz w:val="18"/>
+          <w:szCs w:val="18"/>
         </w:rPr>
         <w:t>×</w:t>
       </w:r>
       <w:r>
+        <w:rPr>
+          <w:sz w:val="18"/>
+          <w:szCs w:val="18"/>
+        </w:rPr>
         <w:t xml:space="preserve">0.8 = 46 </w:t>
       </w:r>
       <w:r>
         <w:rPr>
           <w:rFonts w:ascii="Segoe UI Emoji" w:hAnsi="Segoe UI Emoji" w:cs="Segoe UI Emoji"/>
+          <w:sz w:val="18"/>
+          <w:szCs w:val="18"/>
         </w:rPr>
         <w:t>✅</w:t>
       </w:r>
     </w:p>
     <w:p>
-      <w:r>
+      <w:pPr>
+        <w:rPr>
+          <w:sz w:val="18"/>
+          <w:szCs w:val="18"/>
+        </w:rPr>
+      </w:pPr>
+      <w:r>
+        <w:rPr>
+          <w:sz w:val="18"/>
+          <w:szCs w:val="18"/>
+        </w:rPr>
         <w:t xml:space="preserve">  </w:t>
       </w:r>
       <w:r>
         <w:rPr>
           <w:rFonts w:ascii="MS Gothic" w:eastAsia="MS Gothic" w:hAnsi="MS Gothic" w:cs="MS Gothic" w:hint="eastAsia"/>
+          <w:sz w:val="18"/>
+          <w:szCs w:val="18"/>
         </w:rPr>
         <w:t>├</w:t>
       </w:r>
       <w:r>
         <w:rPr>
           <w:rFonts w:ascii="Aptos" w:hAnsi="Aptos" w:cs="Aptos"/>
+          <w:sz w:val="18"/>
+          <w:szCs w:val="18"/>
         </w:rPr>
         <w:t>─</w:t>
       </w:r>
       <w:r>
+        <w:rPr>
+          <w:sz w:val="18"/>
+          <w:szCs w:val="18"/>
+        </w:rPr>
         <w:t xml:space="preserve"> EMA9 (45.10) &gt; EMA21 (44.50) </w:t>
       </w:r>
       <w:r>
         <w:rPr>
           <w:rFonts w:ascii="Segoe UI Emoji" w:hAnsi="Segoe UI Emoji" w:cs="Segoe UI Emoji"/>
+          <w:sz w:val="18"/>
+          <w:szCs w:val="18"/>
         </w:rPr>
         <w:t>✅</w:t>
       </w:r>
     </w:p>
     <w:p>
-      <w:r>
+      <w:pPr>
+        <w:rPr>
+          <w:sz w:val="18"/>
+          <w:szCs w:val="18"/>
+        </w:rPr>
+      </w:pPr>
+      <w:r>
+        <w:rPr>
+          <w:sz w:val="18"/>
+          <w:szCs w:val="18"/>
+        </w:rPr>
         <w:t xml:space="preserve">  </w:t>
       </w:r>
       <w:r>
         <w:rPr>
           <w:rFonts w:ascii="MS Gothic" w:eastAsia="MS Gothic" w:hAnsi="MS Gothic" w:cs="MS Gothic" w:hint="eastAsia"/>
+          <w:sz w:val="18"/>
+          <w:szCs w:val="18"/>
         </w:rPr>
         <w:t>├</w:t>
       </w:r>
       <w:r>
         <w:rPr>
           <w:rFonts w:ascii="Aptos" w:hAnsi="Aptos" w:cs="Aptos"/>
+          <w:sz w:val="18"/>
+          <w:szCs w:val="18"/>
         </w:rPr>
         <w:t>─</w:t>
       </w:r>
       <w:r>
+        <w:rPr>
+          <w:sz w:val="18"/>
+          <w:szCs w:val="18"/>
+        </w:rPr>
         <w:t xml:space="preserve"> Volume (15000) &gt; 1.2</w:t>
       </w:r>
       <w:r>
         <w:rPr>
           <w:rFonts w:ascii="Aptos" w:hAnsi="Aptos" w:cs="Aptos"/>
+          <w:sz w:val="18"/>
+          <w:szCs w:val="18"/>
         </w:rPr>
         <w:t>×</w:t>
       </w:r>
       <w:r>
+        <w:rPr>
+          <w:sz w:val="18"/>
+          <w:szCs w:val="18"/>
+        </w:rPr>
         <w:t xml:space="preserve">Avg (12000) </w:t>
       </w:r>
       <w:r>
         <w:rPr>
           <w:rFonts w:ascii="Segoe UI Emoji" w:hAnsi="Segoe UI Emoji" w:cs="Segoe UI Emoji"/>
+          <w:sz w:val="18"/>
+          <w:szCs w:val="18"/>
         </w:rPr>
         <w:t>✅</w:t>
       </w:r>
     </w:p>
     <w:p>
-      <w:r>
+      <w:pPr>
+        <w:rPr>
+          <w:sz w:val="18"/>
+          <w:szCs w:val="18"/>
+        </w:rPr>
+      </w:pPr>
+      <w:r>
+        <w:rPr>
+          <w:sz w:val="18"/>
+          <w:szCs w:val="18"/>
+        </w:rPr>
         <w:t xml:space="preserve">  └─ Upper Wick (0.3) ≤ Body (0.8) </w:t>
       </w:r>
       <w:r>
         <w:rPr>
           <w:rFonts w:ascii="Segoe UI Emoji" w:hAnsi="Segoe UI Emoji" w:cs="Segoe UI Emoji"/>
+          <w:sz w:val="18"/>
+          <w:szCs w:val="18"/>
         </w:rPr>
         <w:t>✅</w:t>
       </w:r>
     </w:p>
     <w:p>
-      <w:r>
+      <w:pPr>
+        <w:rPr>
+          <w:sz w:val="18"/>
+          <w:szCs w:val="18"/>
+        </w:rPr>
+      </w:pPr>
+      <w:r>
+        <w:rPr>
+          <w:sz w:val="18"/>
+          <w:szCs w:val="18"/>
+        </w:rPr>
+        <w:t xml:space="preserve">     ↓</w:t>
+      </w:r>
+    </w:p>
+    <w:p>
+      <w:pPr>
+        <w:rPr>
+          <w:sz w:val="18"/>
+          <w:szCs w:val="18"/>
+        </w:rPr>
+      </w:pPr>
+      <w:r>
+        <w:rPr>
+          <w:sz w:val="18"/>
+          <w:szCs w:val="18"/>
+        </w:rPr>
+        <w:t>ALL CHECKS PASSED → PLACE ORDER!</w:t>
+      </w:r>
+    </w:p>
+    <w:p>
+      <w:pPr>
+        <w:rPr>
+          <w:b/>
+          <w:bCs/>
+          <w:sz w:val="18"/>
+          <w:szCs w:val="18"/>
+        </w:rPr>
+      </w:pPr>
+      <w:r>
+        <w:rPr>
+          <w:b/>
+          <w:bCs/>
+          <w:sz w:val="18"/>
+          <w:szCs w:val="18"/>
+        </w:rPr>
         <w:lastRenderedPageBreak/>
-        <w:t xml:space="preserve">     ↓</w:t>
-      </w:r>
-    </w:p>
-    <w:p>
-      <w:r>
-        <w:t>ALL CHECKS PASSED → PLACE ORDER!</w:t>
-      </w:r>
-    </w:p>
-    <w:p/>
-    <w:p/>
+        <w:t xml:space="preserve">auto re-entry means the bot re-checks that the 15-minute trend is still valid and then waits for a </w:t>
+      </w:r>
+      <w:r>
+        <w:rPr>
+          <w:b/>
+          <w:bCs/>
+          <w:i/>
+          <w:iCs/>
+          <w:sz w:val="18"/>
+          <w:szCs w:val="18"/>
+        </w:rPr>
+        <w:t>fresh 3-minute setup</w:t>
+      </w:r>
+      <w:r>
+        <w:rPr>
+          <w:b/>
+          <w:bCs/>
+          <w:sz w:val="18"/>
+          <w:szCs w:val="18"/>
+        </w:rPr>
+        <w:t xml:space="preserve"> before entering again.</w:t>
+      </w:r>
+    </w:p>
+    <w:p>
+      <w:pPr>
+        <w:rPr>
+          <w:sz w:val="18"/>
+          <w:szCs w:val="18"/>
+        </w:rPr>
+      </w:pPr>
+      <w:r>
+        <w:rPr>
+          <w:sz w:val="18"/>
+          <w:szCs w:val="18"/>
+        </w:rPr>
+        <w:t>15m Trend OK</w:t>
+      </w:r>
+    </w:p>
+    <w:p>
+      <w:pPr>
+        <w:rPr>
+          <w:sz w:val="18"/>
+          <w:szCs w:val="18"/>
+        </w:rPr>
+      </w:pPr>
+      <w:r>
+        <w:rPr>
+          <w:sz w:val="18"/>
+          <w:szCs w:val="18"/>
+        </w:rPr>
+        <w:t xml:space="preserve">   ↓</w:t>
+      </w:r>
+    </w:p>
+    <w:p>
+      <w:pPr>
+        <w:rPr>
+          <w:sz w:val="18"/>
+          <w:szCs w:val="18"/>
+        </w:rPr>
+      </w:pPr>
+      <w:r>
+        <w:rPr>
+          <w:sz w:val="18"/>
+          <w:szCs w:val="18"/>
+        </w:rPr>
+        <w:t>3m Entry → Trade → Exit</w:t>
+      </w:r>
+    </w:p>
+    <w:p>
+      <w:pPr>
+        <w:rPr>
+          <w:sz w:val="18"/>
+          <w:szCs w:val="18"/>
+        </w:rPr>
+      </w:pPr>
+      <w:r>
+        <w:rPr>
+          <w:sz w:val="18"/>
+          <w:szCs w:val="18"/>
+        </w:rPr>
+        <w:t xml:space="preserve">   ↓</w:t>
+      </w:r>
+    </w:p>
+    <w:p>
+      <w:pPr>
+        <w:rPr>
+          <w:sz w:val="18"/>
+          <w:szCs w:val="18"/>
+        </w:rPr>
+      </w:pPr>
+      <w:r>
+        <w:rPr>
+          <w:sz w:val="18"/>
+          <w:szCs w:val="18"/>
+        </w:rPr>
+        <w:t>15m Trend STILL OK?</w:t>
+      </w:r>
+    </w:p>
+    <w:p>
+      <w:pPr>
+        <w:rPr>
+          <w:sz w:val="18"/>
+          <w:szCs w:val="18"/>
+        </w:rPr>
+      </w:pPr>
+      <w:r>
+        <w:rPr>
+          <w:sz w:val="18"/>
+          <w:szCs w:val="18"/>
+        </w:rPr>
+        <w:t xml:space="preserve">   ↓</w:t>
+      </w:r>
+    </w:p>
+    <w:p>
+      <w:pPr>
+        <w:rPr>
+          <w:sz w:val="18"/>
+          <w:szCs w:val="18"/>
+        </w:rPr>
+      </w:pPr>
+      <w:r>
+        <w:rPr>
+          <w:sz w:val="18"/>
+          <w:szCs w:val="18"/>
+        </w:rPr>
+        <w:t>NEW 3m setup?</w:t>
+      </w:r>
+    </w:p>
+    <w:p>
+      <w:pPr>
+        <w:rPr>
+          <w:sz w:val="18"/>
+          <w:szCs w:val="18"/>
+        </w:rPr>
+      </w:pPr>
+      <w:r>
+        <w:rPr>
+          <w:sz w:val="18"/>
+          <w:szCs w:val="18"/>
+        </w:rPr>
+        <w:t xml:space="preserve">   ↓</w:t>
+      </w:r>
+    </w:p>
+    <w:p>
+      <w:pPr>
+        <w:rPr>
+          <w:sz w:val="18"/>
+          <w:szCs w:val="18"/>
+        </w:rPr>
+      </w:pPr>
+      <w:r>
+        <w:rPr>
+          <w:sz w:val="18"/>
+          <w:szCs w:val="18"/>
+        </w:rPr>
+        <w:t>Option confirms?</w:t>
+      </w:r>
+    </w:p>
+    <w:p>
+      <w:pPr>
+        <w:rPr>
+          <w:sz w:val="18"/>
+          <w:szCs w:val="18"/>
+        </w:rPr>
+      </w:pPr>
+      <w:r>
+        <w:rPr>
+          <w:sz w:val="18"/>
+          <w:szCs w:val="18"/>
+        </w:rPr>
+        <w:t xml:space="preserve">   ↓</w:t>
+      </w:r>
+    </w:p>
+    <w:p>
+      <w:pPr>
+        <w:rPr>
+          <w:sz w:val="18"/>
+          <w:szCs w:val="18"/>
+        </w:rPr>
+      </w:pPr>
+      <w:r>
+        <w:rPr>
+          <w:sz w:val="18"/>
+          <w:szCs w:val="18"/>
+        </w:rPr>
+        <w:t>Re-enter (count +1)</w:t>
+      </w:r>
+      <w:r>
+        <w:rPr>
+          <w:b/>
+          <w:bCs/>
+          <w:sz w:val="18"/>
+          <w:szCs w:val="18"/>
+        </w:rPr>
+        <w:br/>
+      </w:r>
+      <w:r>
+        <w:rPr>
+          <w:b/>
+          <w:bCs/>
+          <w:sz w:val="18"/>
+          <w:szCs w:val="18"/>
+        </w:rPr>
+        <w:br/>
+      </w:r>
+      <w:r>
+        <w:rPr>
+          <w:b/>
+          <w:bCs/>
+          <w:sz w:val="18"/>
+          <w:szCs w:val="18"/>
+        </w:rPr>
+        <w:t xml:space="preserve">Auto Re-Entry Logic = a </w:t>
+      </w:r>
+      <w:r>
+        <w:rPr>
+          <w:b/>
+          <w:bCs/>
+          <w:i/>
+          <w:iCs/>
+          <w:sz w:val="18"/>
+          <w:szCs w:val="18"/>
+        </w:rPr>
+        <w:t>controlled second (or third) attempt</w:t>
+      </w:r>
+      <w:r>
+        <w:rPr>
+          <w:b/>
+          <w:bCs/>
+          <w:sz w:val="18"/>
+          <w:szCs w:val="18"/>
+        </w:rPr>
+        <w:t xml:space="preserve"> to enter the SAME 15-minute trend using a NEW 3-minute setup.</w:t>
+      </w:r>
+    </w:p>
+    <w:p>
+      <w:pPr>
+        <w:rPr>
+          <w:sz w:val="18"/>
+          <w:szCs w:val="18"/>
+        </w:rPr>
+      </w:pPr>
+      <w:r>
+        <w:rPr>
+          <w:sz w:val="18"/>
+          <w:szCs w:val="18"/>
+        </w:rPr>
+        <w:t xml:space="preserve">It is </w:t>
+      </w:r>
+      <w:r>
+        <w:rPr>
+          <w:b/>
+          <w:bCs/>
+          <w:sz w:val="18"/>
+          <w:szCs w:val="18"/>
+        </w:rPr>
+        <w:t>NOT</w:t>
+      </w:r>
+      <w:r>
+        <w:rPr>
+          <w:sz w:val="18"/>
+          <w:szCs w:val="18"/>
+        </w:rPr>
+        <w:t xml:space="preserve"> blind averaging and </w:t>
+      </w:r>
+      <w:r>
+        <w:rPr>
+          <w:b/>
+          <w:bCs/>
+          <w:sz w:val="18"/>
+          <w:szCs w:val="18"/>
+        </w:rPr>
+        <w:t>NOT</w:t>
+      </w:r>
+      <w:r>
+        <w:rPr>
+          <w:sz w:val="18"/>
+          <w:szCs w:val="18"/>
+        </w:rPr>
+        <w:t xml:space="preserve"> continuous checking.</w:t>
+      </w:r>
+    </w:p>
+    <w:p>
+      <w:pPr>
+        <w:rPr>
+          <w:sz w:val="18"/>
+          <w:szCs w:val="18"/>
+        </w:rPr>
+      </w:pPr>
+      <w:r>
+        <w:rPr>
+          <w:sz w:val="18"/>
+          <w:szCs w:val="18"/>
+        </w:rPr>
+        <w:pict w14:anchorId="02F13C83">
+          <v:rect id="_x0000_i1105" style="width:0;height:1.5pt" o:hralign="center" o:hrstd="t" o:hr="t" fillcolor="#a0a0a0" stroked="f"/>
+        </w:pict>
+      </w:r>
+    </w:p>
+    <w:p>
+      <w:pPr>
+        <w:rPr>
+          <w:b/>
+          <w:bCs/>
+          <w:sz w:val="18"/>
+          <w:szCs w:val="18"/>
+        </w:rPr>
+      </w:pPr>
+      <w:r>
+        <w:rPr>
+          <w:b/>
+          <w:bCs/>
+          <w:sz w:val="18"/>
+          <w:szCs w:val="18"/>
+        </w:rPr>
+        <w:t>What Auto Re-Entry REALLY means in your system</w:t>
+      </w:r>
+    </w:p>
+    <w:p>
+      <w:pPr>
+        <w:rPr>
+          <w:sz w:val="18"/>
+          <w:szCs w:val="18"/>
+        </w:rPr>
+      </w:pPr>
+      <w:r>
+        <w:rPr>
+          <w:sz w:val="18"/>
+          <w:szCs w:val="18"/>
+        </w:rPr>
+        <w:t xml:space="preserve">Re-entry happens </w:t>
+      </w:r>
+      <w:r>
+        <w:rPr>
+          <w:b/>
+          <w:bCs/>
+          <w:sz w:val="18"/>
+          <w:szCs w:val="18"/>
+        </w:rPr>
+        <w:t>only after</w:t>
+      </w:r>
+      <w:r>
+        <w:rPr>
+          <w:sz w:val="18"/>
+          <w:szCs w:val="18"/>
+        </w:rPr>
+        <w:t>:</w:t>
+      </w:r>
+    </w:p>
+    <w:p>
+      <w:pPr>
+        <w:numPr>
+          <w:ilvl w:val="0"/>
+          <w:numId w:val="39"/>
+        </w:numPr>
+        <w:rPr>
+          <w:sz w:val="18"/>
+          <w:szCs w:val="18"/>
+        </w:rPr>
+      </w:pPr>
+      <w:r>
+        <w:rPr>
+          <w:sz w:val="18"/>
+          <w:szCs w:val="18"/>
+        </w:rPr>
+        <w:t xml:space="preserve">A </w:t>
+      </w:r>
+      <w:r>
+        <w:rPr>
+          <w:b/>
+          <w:bCs/>
+          <w:sz w:val="18"/>
+          <w:szCs w:val="18"/>
+        </w:rPr>
+        <w:t>valid trend already exists (15m)</w:t>
+      </w:r>
+    </w:p>
+    <w:p>
+      <w:pPr>
+        <w:numPr>
+          <w:ilvl w:val="0"/>
+          <w:numId w:val="39"/>
+        </w:numPr>
+        <w:rPr>
+          <w:sz w:val="18"/>
+          <w:szCs w:val="18"/>
+        </w:rPr>
+      </w:pPr>
+      <w:r>
+        <w:rPr>
+          <w:sz w:val="18"/>
+          <w:szCs w:val="18"/>
+        </w:rPr>
+        <w:t xml:space="preserve">You </w:t>
+      </w:r>
+      <w:r>
+        <w:rPr>
+          <w:b/>
+          <w:bCs/>
+          <w:sz w:val="18"/>
+          <w:szCs w:val="18"/>
+        </w:rPr>
+        <w:t>already took and exited</w:t>
+      </w:r>
+      <w:r>
+        <w:rPr>
+          <w:sz w:val="18"/>
+          <w:szCs w:val="18"/>
+        </w:rPr>
+        <w:t xml:space="preserve"> a trade</w:t>
+      </w:r>
+    </w:p>
+    <w:p>
+      <w:pPr>
+        <w:numPr>
+          <w:ilvl w:val="0"/>
+          <w:numId w:val="39"/>
+        </w:numPr>
+        <w:rPr>
+          <w:sz w:val="18"/>
+          <w:szCs w:val="18"/>
+        </w:rPr>
+      </w:pPr>
+      <w:r>
+        <w:rPr>
+          <w:sz w:val="18"/>
+          <w:szCs w:val="18"/>
+        </w:rPr>
+        <w:t xml:space="preserve">The trend </w:t>
+      </w:r>
+      <w:r>
+        <w:rPr>
+          <w:b/>
+          <w:bCs/>
+          <w:sz w:val="18"/>
+          <w:szCs w:val="18"/>
+        </w:rPr>
+        <w:t>has NOT broken</w:t>
+      </w:r>
+    </w:p>
+    <w:p>
+      <w:pPr>
+        <w:numPr>
+          <w:ilvl w:val="0"/>
+          <w:numId w:val="39"/>
+        </w:numPr>
+        <w:rPr>
+          <w:sz w:val="18"/>
+          <w:szCs w:val="18"/>
+        </w:rPr>
+      </w:pPr>
+      <w:r>
+        <w:rPr>
+          <w:sz w:val="18"/>
+          <w:szCs w:val="18"/>
+        </w:rPr>
+        <w:t xml:space="preserve">A </w:t>
+      </w:r>
+      <w:r>
+        <w:rPr>
+          <w:b/>
+          <w:bCs/>
+          <w:sz w:val="18"/>
+          <w:szCs w:val="18"/>
+        </w:rPr>
+        <w:t>fresh 3m opportunity appears</w:t>
+      </w:r>
+    </w:p>
+    <w:p>
+      <w:pPr>
+        <w:rPr>
+          <w:sz w:val="18"/>
+          <w:szCs w:val="18"/>
+        </w:rPr>
+      </w:pPr>
+      <w:r>
+        <w:rPr>
+          <w:sz w:val="18"/>
+          <w:szCs w:val="18"/>
+        </w:rPr>
+        <w:pict w14:anchorId="7BAB3239">
+          <v:rect id="_x0000_i1092" style="width:0;height:1.5pt" o:hralign="center" o:hrstd="t" o:hr="t" fillcolor="#a0a0a0" stroked="f"/>
+        </w:pict>
+      </w:r>
+    </w:p>
+    <w:p>
+      <w:pPr>
+        <w:rPr>
+          <w:b/>
+          <w:bCs/>
+          <w:sz w:val="18"/>
+          <w:szCs w:val="18"/>
+        </w:rPr>
+      </w:pPr>
+      <w:r>
+        <w:rPr>
+          <w:b/>
+          <w:bCs/>
+          <w:sz w:val="18"/>
+          <w:szCs w:val="18"/>
+        </w:rPr>
+        <w:t>Exact conditions checked during Re-Entry</w:t>
+      </w:r>
+    </w:p>
+    <w:p>
+      <w:pPr>
+        <w:rPr>
+          <w:b/>
+          <w:bCs/>
+          <w:sz w:val="18"/>
+          <w:szCs w:val="18"/>
+        </w:rPr>
+      </w:pPr>
+      <w:r>
+        <w:rPr>
+          <w:b/>
+          <w:bCs/>
+          <w:sz w:val="18"/>
+          <w:szCs w:val="18"/>
+        </w:rPr>
+        <w:t>1️</w:t>
+      </w:r>
+      <w:r>
+        <w:rPr>
+          <w:rFonts w:ascii="Segoe UI Symbol" w:hAnsi="Segoe UI Symbol" w:cs="Segoe UI Symbol"/>
+          <w:b/>
+          <w:bCs/>
+          <w:sz w:val="18"/>
+          <w:szCs w:val="18"/>
+        </w:rPr>
+        <w:t>⃣</w:t>
+      </w:r>
+      <w:r>
+        <w:rPr>
+          <w:b/>
+          <w:bCs/>
+          <w:sz w:val="18"/>
+          <w:szCs w:val="18"/>
+        </w:rPr>
+        <w:t xml:space="preserve"> HTF Trend Check (15m — MUST PASS)</w:t>
+      </w:r>
+    </w:p>
+    <w:p>
+      <w:pPr>
+        <w:rPr>
+          <w:sz w:val="18"/>
+          <w:szCs w:val="18"/>
+        </w:rPr>
+      </w:pPr>
+      <w:r>
+        <w:rPr>
+          <w:sz w:val="18"/>
+          <w:szCs w:val="18"/>
+        </w:rPr>
+        <w:t>Still bullish for CE:</w:t>
+      </w:r>
+    </w:p>
+    <w:p>
+      <w:pPr>
+        <w:numPr>
+          <w:ilvl w:val="0"/>
+          <w:numId w:val="40"/>
+        </w:numPr>
+        <w:rPr>
+          <w:sz w:val="18"/>
+          <w:szCs w:val="18"/>
+        </w:rPr>
+      </w:pPr>
+      <w:r>
+        <w:rPr>
+          <w:sz w:val="18"/>
+          <w:szCs w:val="18"/>
+        </w:rPr>
+        <w:t>Close &gt; EMA50 (15m)</w:t>
+      </w:r>
+    </w:p>
+    <w:p>
+      <w:pPr>
+        <w:numPr>
+          <w:ilvl w:val="0"/>
+          <w:numId w:val="40"/>
+        </w:numPr>
+        <w:rPr>
+          <w:sz w:val="18"/>
+          <w:szCs w:val="18"/>
+        </w:rPr>
+      </w:pPr>
+      <w:r>
+        <w:rPr>
+          <w:sz w:val="18"/>
+          <w:szCs w:val="18"/>
+        </w:rPr>
+        <w:t>EMA9 &gt; EMA21 (15m)</w:t>
+      </w:r>
+    </w:p>
+    <w:p>
+      <w:pPr>
+        <w:numPr>
+          <w:ilvl w:val="0"/>
+          <w:numId w:val="40"/>
+        </w:numPr>
+        <w:rPr>
+          <w:sz w:val="18"/>
+          <w:szCs w:val="18"/>
+        </w:rPr>
+      </w:pPr>
+      <w:r>
+        <w:rPr>
+          <w:sz w:val="18"/>
+          <w:szCs w:val="18"/>
+        </w:rPr>
+        <w:t>ADX &gt; 20 (15m)</w:t>
+      </w:r>
+    </w:p>
+    <w:p>
+      <w:pPr>
+        <w:numPr>
+          <w:ilvl w:val="0"/>
+          <w:numId w:val="40"/>
+        </w:numPr>
+        <w:rPr>
+          <w:sz w:val="18"/>
+          <w:szCs w:val="18"/>
+        </w:rPr>
+      </w:pPr>
+      <w:r>
+        <w:rPr>
+          <w:sz w:val="18"/>
+          <w:szCs w:val="18"/>
+        </w:rPr>
+        <w:t>RSI &gt; 55 (15m)</w:t>
+      </w:r>
+    </w:p>
+    <w:p>
+      <w:pPr>
+        <w:rPr>
+          <w:sz w:val="18"/>
+          <w:szCs w:val="18"/>
+        </w:rPr>
+      </w:pPr>
+      <w:r>
+        <w:rPr>
+          <w:rFonts w:ascii="Segoe UI Emoji" w:hAnsi="Segoe UI Emoji" w:cs="Segoe UI Emoji"/>
+          <w:sz w:val="18"/>
+          <w:szCs w:val="18"/>
+        </w:rPr>
+        <w:t>👉</w:t>
+      </w:r>
+      <w:r>
+        <w:rPr>
+          <w:sz w:val="18"/>
+          <w:szCs w:val="18"/>
+        </w:rPr>
+        <w:t xml:space="preserve"> If </w:t>
+      </w:r>
+      <w:r>
+        <w:rPr>
+          <w:b/>
+          <w:bCs/>
+          <w:sz w:val="18"/>
+          <w:szCs w:val="18"/>
+        </w:rPr>
+        <w:t>any fail</w:t>
+      </w:r>
+      <w:r>
+        <w:rPr>
+          <w:sz w:val="18"/>
+          <w:szCs w:val="18"/>
+        </w:rPr>
+        <w:t xml:space="preserve"> → </w:t>
+      </w:r>
+      <w:r>
+        <w:rPr>
+          <w:b/>
+          <w:bCs/>
+          <w:sz w:val="18"/>
+          <w:szCs w:val="18"/>
+        </w:rPr>
+        <w:t>NO re-entry</w:t>
+      </w:r>
+    </w:p>
+    <w:p>
+      <w:pPr>
+        <w:rPr>
+          <w:sz w:val="18"/>
+          <w:szCs w:val="18"/>
+        </w:rPr>
+      </w:pPr>
+      <w:r>
+        <w:rPr>
+          <w:sz w:val="18"/>
+          <w:szCs w:val="18"/>
+        </w:rPr>
+        <w:pict w14:anchorId="71B29D3B">
+          <v:rect id="_x0000_i1093" style="width:0;height:1.5pt" o:hralign="center" o:hrstd="t" o:hr="t" fillcolor="#a0a0a0" stroked="f"/>
+        </w:pict>
+      </w:r>
+    </w:p>
+    <w:p>
+      <w:pPr>
+        <w:rPr>
+          <w:b/>
+          <w:bCs/>
+          <w:sz w:val="18"/>
+          <w:szCs w:val="18"/>
+        </w:rPr>
+      </w:pPr>
+      <w:r>
+        <w:rPr>
+          <w:b/>
+          <w:bCs/>
+          <w:sz w:val="18"/>
+          <w:szCs w:val="18"/>
+        </w:rPr>
+        <w:t>2️</w:t>
+      </w:r>
+      <w:r>
+        <w:rPr>
+          <w:rFonts w:ascii="Segoe UI Symbol" w:hAnsi="Segoe UI Symbol" w:cs="Segoe UI Symbol"/>
+          <w:b/>
+          <w:bCs/>
+          <w:sz w:val="18"/>
+          <w:szCs w:val="18"/>
+        </w:rPr>
+        <w:t>⃣</w:t>
+      </w:r>
+      <w:r>
+        <w:rPr>
+          <w:b/>
+          <w:bCs/>
+          <w:sz w:val="18"/>
+          <w:szCs w:val="18"/>
+        </w:rPr>
+        <w:t xml:space="preserve"> Re-Entry Trigger (3m — NEW SETUP)</w:t>
+      </w:r>
+    </w:p>
+    <w:p>
+      <w:pPr>
+        <w:rPr>
+          <w:sz w:val="18"/>
+          <w:szCs w:val="18"/>
+        </w:rPr>
+      </w:pPr>
+      <w:r>
+        <w:rPr>
+          <w:sz w:val="18"/>
+          <w:szCs w:val="18"/>
+        </w:rPr>
+        <w:t xml:space="preserve">One of these must happen </w:t>
+      </w:r>
+      <w:r>
+        <w:rPr>
+          <w:b/>
+          <w:bCs/>
+          <w:sz w:val="18"/>
+          <w:szCs w:val="18"/>
+        </w:rPr>
+        <w:t>after exit</w:t>
+      </w:r>
+      <w:r>
+        <w:rPr>
+          <w:sz w:val="18"/>
+          <w:szCs w:val="18"/>
+        </w:rPr>
+        <w:t>:</w:t>
+      </w:r>
+    </w:p>
+    <w:p>
+      <w:pPr>
+        <w:rPr>
+          <w:sz w:val="18"/>
+          <w:szCs w:val="18"/>
+        </w:rPr>
+      </w:pPr>
+      <w:r>
+        <w:rPr>
+          <w:b/>
+          <w:bCs/>
+          <w:sz w:val="18"/>
+          <w:szCs w:val="18"/>
+        </w:rPr>
+        <w:lastRenderedPageBreak/>
+        <w:t>A. Pullback → Continuation (preferred)</w:t>
+      </w:r>
+    </w:p>
+    <w:p>
+      <w:pPr>
+        <w:numPr>
+          <w:ilvl w:val="0"/>
+          <w:numId w:val="41"/>
+        </w:numPr>
+        <w:rPr>
+          <w:sz w:val="18"/>
+          <w:szCs w:val="18"/>
+        </w:rPr>
+      </w:pPr>
+      <w:r>
+        <w:rPr>
+          <w:sz w:val="18"/>
+          <w:szCs w:val="18"/>
+        </w:rPr>
+        <w:t>Price pulls back to EMA9–EMA21 (3m)</w:t>
+      </w:r>
+    </w:p>
+    <w:p>
+      <w:pPr>
+        <w:numPr>
+          <w:ilvl w:val="0"/>
+          <w:numId w:val="41"/>
+        </w:numPr>
+        <w:rPr>
+          <w:sz w:val="18"/>
+          <w:szCs w:val="18"/>
+        </w:rPr>
+      </w:pPr>
+      <w:r>
+        <w:rPr>
+          <w:sz w:val="18"/>
+          <w:szCs w:val="18"/>
+        </w:rPr>
+        <w:t>No close beyond EMA21 (3m)</w:t>
+      </w:r>
+    </w:p>
+    <w:p>
+      <w:pPr>
+        <w:numPr>
+          <w:ilvl w:val="0"/>
+          <w:numId w:val="41"/>
+        </w:numPr>
+        <w:rPr>
+          <w:sz w:val="18"/>
+          <w:szCs w:val="18"/>
+        </w:rPr>
+      </w:pPr>
+      <w:r>
+        <w:rPr>
+          <w:sz w:val="18"/>
+          <w:szCs w:val="18"/>
+        </w:rPr>
+        <w:t>Fresh bullish candle closes above EMA9 (3m)</w:t>
+      </w:r>
+    </w:p>
+    <w:p>
+      <w:pPr>
+        <w:rPr>
+          <w:sz w:val="18"/>
+          <w:szCs w:val="18"/>
+        </w:rPr>
+      </w:pPr>
+      <w:r>
+        <w:rPr>
+          <w:b/>
+          <w:bCs/>
+          <w:sz w:val="18"/>
+          <w:szCs w:val="18"/>
+        </w:rPr>
+        <w:t>OR</w:t>
+      </w:r>
+    </w:p>
+    <w:p>
+      <w:pPr>
+        <w:rPr>
+          <w:sz w:val="18"/>
+          <w:szCs w:val="18"/>
+        </w:rPr>
+      </w:pPr>
+      <w:r>
+        <w:rPr>
+          <w:b/>
+          <w:bCs/>
+          <w:sz w:val="18"/>
+          <w:szCs w:val="18"/>
+        </w:rPr>
+        <w:t>B. Breakout Continuation</w:t>
+      </w:r>
+    </w:p>
+    <w:p>
+      <w:pPr>
+        <w:numPr>
+          <w:ilvl w:val="0"/>
+          <w:numId w:val="42"/>
+        </w:numPr>
+        <w:rPr>
+          <w:sz w:val="18"/>
+          <w:szCs w:val="18"/>
+        </w:rPr>
+      </w:pPr>
+      <w:r>
+        <w:rPr>
+          <w:sz w:val="18"/>
+          <w:szCs w:val="18"/>
+        </w:rPr>
+        <w:t>Fresh UT Bot BUY on 3m</w:t>
+      </w:r>
+    </w:p>
+    <w:p>
+      <w:pPr>
+        <w:numPr>
+          <w:ilvl w:val="0"/>
+          <w:numId w:val="42"/>
+        </w:numPr>
+        <w:rPr>
+          <w:sz w:val="18"/>
+          <w:szCs w:val="18"/>
+        </w:rPr>
+      </w:pPr>
+      <w:r>
+        <w:rPr>
+          <w:sz w:val="18"/>
+          <w:szCs w:val="18"/>
+        </w:rPr>
+        <w:t>Or break of recent swing high (3m)</w:t>
+      </w:r>
+    </w:p>
+    <w:p>
+      <w:pPr>
+        <w:rPr>
+          <w:sz w:val="18"/>
+          <w:szCs w:val="18"/>
+        </w:rPr>
+      </w:pPr>
+      <w:r>
+        <w:rPr>
+          <w:rFonts w:ascii="Segoe UI Emoji" w:hAnsi="Segoe UI Emoji" w:cs="Segoe UI Emoji"/>
+          <w:sz w:val="18"/>
+          <w:szCs w:val="18"/>
+        </w:rPr>
+        <w:t>👉</w:t>
+      </w:r>
+      <w:r>
+        <w:rPr>
+          <w:sz w:val="18"/>
+          <w:szCs w:val="18"/>
+        </w:rPr>
+        <w:t xml:space="preserve"> This is a </w:t>
+      </w:r>
+      <w:r>
+        <w:rPr>
+          <w:b/>
+          <w:bCs/>
+          <w:sz w:val="18"/>
+          <w:szCs w:val="18"/>
+        </w:rPr>
+        <w:t>new signal</w:t>
+      </w:r>
+      <w:r>
+        <w:rPr>
+          <w:sz w:val="18"/>
+          <w:szCs w:val="18"/>
+        </w:rPr>
+        <w:t>, not the old one.</w:t>
+      </w:r>
+    </w:p>
+    <w:p>
+      <w:pPr>
+        <w:rPr>
+          <w:sz w:val="18"/>
+          <w:szCs w:val="18"/>
+        </w:rPr>
+      </w:pPr>
+      <w:r>
+        <w:rPr>
+          <w:sz w:val="18"/>
+          <w:szCs w:val="18"/>
+        </w:rPr>
+        <w:pict w14:anchorId="6C46E02F">
+          <v:rect id="_x0000_i1094" style="width:0;height:1.5pt" o:hralign="center" o:hrstd="t" o:hr="t" fillcolor="#a0a0a0" stroked="f"/>
+        </w:pict>
+      </w:r>
+    </w:p>
+    <w:p>
+      <w:pPr>
+        <w:rPr>
+          <w:b/>
+          <w:bCs/>
+          <w:sz w:val="18"/>
+          <w:szCs w:val="18"/>
+        </w:rPr>
+      </w:pPr>
+      <w:r>
+        <w:rPr>
+          <w:b/>
+          <w:bCs/>
+          <w:sz w:val="18"/>
+          <w:szCs w:val="18"/>
+        </w:rPr>
+        <w:t>3️</w:t>
+      </w:r>
+      <w:r>
+        <w:rPr>
+          <w:rFonts w:ascii="Segoe UI Symbol" w:hAnsi="Segoe UI Symbol" w:cs="Segoe UI Symbol"/>
+          <w:b/>
+          <w:bCs/>
+          <w:sz w:val="18"/>
+          <w:szCs w:val="18"/>
+        </w:rPr>
+        <w:t>⃣</w:t>
+      </w:r>
+      <w:r>
+        <w:rPr>
+          <w:b/>
+          <w:bCs/>
+          <w:sz w:val="18"/>
+          <w:szCs w:val="18"/>
+        </w:rPr>
+        <w:t xml:space="preserve"> Option Confirmation (3m OPTION — SAME AS ENTRY)</w:t>
+      </w:r>
+    </w:p>
+    <w:p>
+      <w:pPr>
+        <w:rPr>
+          <w:sz w:val="18"/>
+          <w:szCs w:val="18"/>
+        </w:rPr>
+      </w:pPr>
+      <w:r>
+        <w:rPr>
+          <w:sz w:val="18"/>
+          <w:szCs w:val="18"/>
+        </w:rPr>
+        <w:t>Exactly the same checks:</w:t>
+      </w:r>
+    </w:p>
+    <w:p>
+      <w:pPr>
+        <w:numPr>
+          <w:ilvl w:val="0"/>
+          <w:numId w:val="43"/>
+        </w:numPr>
+        <w:rPr>
+          <w:sz w:val="18"/>
+          <w:szCs w:val="18"/>
+        </w:rPr>
+      </w:pPr>
+      <w:r>
+        <w:rPr>
+          <w:sz w:val="18"/>
+          <w:szCs w:val="18"/>
+        </w:rPr>
+        <w:t>LTP ≥ VWAP (within VWAP band)</w:t>
+      </w:r>
+    </w:p>
+    <w:p>
+      <w:pPr>
+        <w:numPr>
+          <w:ilvl w:val="0"/>
+          <w:numId w:val="43"/>
+        </w:numPr>
+        <w:rPr>
+          <w:sz w:val="18"/>
+          <w:szCs w:val="18"/>
+        </w:rPr>
+      </w:pPr>
+      <w:r>
+        <w:rPr>
+          <w:sz w:val="18"/>
+          <w:szCs w:val="18"/>
+        </w:rPr>
+        <w:t>EMA9 &gt; EMA21</w:t>
+      </w:r>
+    </w:p>
+    <w:p>
+      <w:pPr>
+        <w:numPr>
+          <w:ilvl w:val="0"/>
+          <w:numId w:val="43"/>
+        </w:numPr>
+        <w:rPr>
+          <w:sz w:val="18"/>
+          <w:szCs w:val="18"/>
+        </w:rPr>
+      </w:pPr>
+      <w:r>
+        <w:rPr>
+          <w:sz w:val="18"/>
+          <w:szCs w:val="18"/>
+        </w:rPr>
+        <w:t>Higher low</w:t>
+      </w:r>
+    </w:p>
+    <w:p>
+      <w:pPr>
+        <w:numPr>
+          <w:ilvl w:val="0"/>
+          <w:numId w:val="43"/>
+        </w:numPr>
+        <w:rPr>
+          <w:sz w:val="18"/>
+          <w:szCs w:val="18"/>
+        </w:rPr>
+      </w:pPr>
+      <w:r>
+        <w:rPr>
+          <w:sz w:val="18"/>
+          <w:szCs w:val="18"/>
+        </w:rPr>
+        <w:t>Delta ≥ 0.5</w:t>
+      </w:r>
+    </w:p>
+    <w:p>
+      <w:pPr>
+        <w:numPr>
+          <w:ilvl w:val="0"/>
+          <w:numId w:val="43"/>
+        </w:numPr>
+        <w:rPr>
+          <w:sz w:val="18"/>
+          <w:szCs w:val="18"/>
+        </w:rPr>
+      </w:pPr>
+      <w:r>
+        <w:rPr>
+          <w:sz w:val="18"/>
+          <w:szCs w:val="18"/>
+        </w:rPr>
+        <w:t>Volume ≥ 1.2×</w:t>
+      </w:r>
+    </w:p>
+    <w:p>
+      <w:pPr>
+        <w:rPr>
+          <w:sz w:val="18"/>
+          <w:szCs w:val="18"/>
+        </w:rPr>
+      </w:pPr>
+      <w:r>
+        <w:rPr>
+          <w:sz w:val="18"/>
+          <w:szCs w:val="18"/>
+        </w:rPr>
+        <w:pict w14:anchorId="76135FBC">
+          <v:rect id="_x0000_i1095" style="width:0;height:1.5pt" o:hralign="center" o:hrstd="t" o:hr="t" fillcolor="#a0a0a0" stroked="f"/>
+        </w:pict>
+      </w:r>
+    </w:p>
+    <w:p>
+      <w:pPr>
+        <w:rPr>
+          <w:b/>
+          <w:bCs/>
+          <w:sz w:val="18"/>
+          <w:szCs w:val="18"/>
+        </w:rPr>
+      </w:pPr>
+      <w:r>
+        <w:rPr>
+          <w:b/>
+          <w:bCs/>
+          <w:sz w:val="18"/>
+          <w:szCs w:val="18"/>
+        </w:rPr>
+        <w:t>4️</w:t>
+      </w:r>
+      <w:r>
+        <w:rPr>
+          <w:rFonts w:ascii="Segoe UI Symbol" w:hAnsi="Segoe UI Symbol" w:cs="Segoe UI Symbol"/>
+          <w:b/>
+          <w:bCs/>
+          <w:sz w:val="18"/>
+          <w:szCs w:val="18"/>
+        </w:rPr>
+        <w:t>⃣</w:t>
+      </w:r>
+      <w:r>
+        <w:rPr>
+          <w:b/>
+          <w:bCs/>
+          <w:sz w:val="18"/>
+          <w:szCs w:val="18"/>
+        </w:rPr>
+        <w:t xml:space="preserve"> Re-Entry Limits (Capital Protection)</w:t>
+      </w:r>
+    </w:p>
+    <w:p>
+      <w:pPr>
+        <w:numPr>
+          <w:ilvl w:val="0"/>
+          <w:numId w:val="44"/>
+        </w:numPr>
+        <w:rPr>
+          <w:sz w:val="18"/>
+          <w:szCs w:val="18"/>
+        </w:rPr>
+      </w:pPr>
+      <w:r>
+        <w:rPr>
+          <w:sz w:val="18"/>
+          <w:szCs w:val="18"/>
+        </w:rPr>
+        <w:t xml:space="preserve">Max </w:t>
+      </w:r>
+      <w:r>
+        <w:rPr>
+          <w:b/>
+          <w:bCs/>
+          <w:sz w:val="18"/>
+          <w:szCs w:val="18"/>
+        </w:rPr>
+        <w:t>2 re-entries per 15m trend</w:t>
+      </w:r>
+    </w:p>
+    <w:p>
+      <w:pPr>
+        <w:numPr>
+          <w:ilvl w:val="0"/>
+          <w:numId w:val="44"/>
+        </w:numPr>
+        <w:rPr>
+          <w:sz w:val="18"/>
+          <w:szCs w:val="18"/>
+        </w:rPr>
+      </w:pPr>
+      <w:r>
+        <w:rPr>
+          <w:sz w:val="18"/>
+          <w:szCs w:val="18"/>
+        </w:rPr>
+        <w:t xml:space="preserve">No re-entries after </w:t>
+      </w:r>
+      <w:r>
+        <w:rPr>
+          <w:b/>
+          <w:bCs/>
+          <w:sz w:val="18"/>
+          <w:szCs w:val="18"/>
+        </w:rPr>
+        <w:t>2:30 PM</w:t>
+      </w:r>
+    </w:p>
+    <w:p>
+      <w:pPr>
+        <w:numPr>
+          <w:ilvl w:val="0"/>
+          <w:numId w:val="44"/>
+        </w:numPr>
+        <w:rPr>
+          <w:sz w:val="18"/>
+          <w:szCs w:val="18"/>
+        </w:rPr>
+      </w:pPr>
+      <w:r>
+        <w:rPr>
+          <w:sz w:val="18"/>
+          <w:szCs w:val="18"/>
+        </w:rPr>
+        <w:t xml:space="preserve">No re-entry if last exit = </w:t>
+      </w:r>
+      <w:r>
+        <w:rPr>
+          <w:b/>
+          <w:bCs/>
+          <w:sz w:val="18"/>
+          <w:szCs w:val="18"/>
+        </w:rPr>
+        <w:t>15m EMA21 break</w:t>
+      </w:r>
+    </w:p>
+    <w:p>
+      <w:pPr>
+        <w:rPr>
+          <w:sz w:val="18"/>
+          <w:szCs w:val="18"/>
+        </w:rPr>
+      </w:pPr>
+      <w:r>
+        <w:rPr>
+          <w:sz w:val="18"/>
+          <w:szCs w:val="18"/>
+        </w:rPr>
+        <w:pict w14:anchorId="604CA874">
+          <v:rect id="_x0000_i1096" style="width:0;height:1.5pt" o:hralign="center" o:hrstd="t" o:hr="t" fillcolor="#a0a0a0" stroked="f"/>
+        </w:pict>
+      </w:r>
+    </w:p>
+    <w:p>
+      <w:pPr>
+        <w:rPr>
+          <w:b/>
+          <w:bCs/>
+          <w:sz w:val="18"/>
+          <w:szCs w:val="18"/>
+        </w:rPr>
+      </w:pPr>
+      <w:r>
+        <w:rPr>
+          <w:b/>
+          <w:bCs/>
+          <w:sz w:val="18"/>
+          <w:szCs w:val="18"/>
+        </w:rPr>
+        <w:t xml:space="preserve">What Auto Re-Entry is NOT </w:t>
+      </w:r>
+      <w:r>
+        <w:rPr>
+          <w:rFonts w:ascii="Segoe UI Emoji" w:hAnsi="Segoe UI Emoji" w:cs="Segoe UI Emoji"/>
+          <w:b/>
+          <w:bCs/>
+          <w:sz w:val="18"/>
+          <w:szCs w:val="18"/>
+        </w:rPr>
+        <w:t>❌</w:t>
+      </w:r>
+    </w:p>
+    <w:p>
+      <w:pPr>
+        <w:numPr>
+          <w:ilvl w:val="0"/>
+          <w:numId w:val="45"/>
+        </w:numPr>
+        <w:rPr>
+          <w:sz w:val="18"/>
+          <w:szCs w:val="18"/>
+        </w:rPr>
+      </w:pPr>
+      <w:r>
+        <w:rPr>
+          <w:rFonts w:ascii="Segoe UI Emoji" w:hAnsi="Segoe UI Emoji" w:cs="Segoe UI Emoji"/>
+          <w:sz w:val="18"/>
+          <w:szCs w:val="18"/>
+        </w:rPr>
+        <w:t>❌</w:t>
+      </w:r>
+      <w:r>
+        <w:rPr>
+          <w:sz w:val="18"/>
+          <w:szCs w:val="18"/>
+        </w:rPr>
+        <w:t xml:space="preserve"> Not re-entering on the same candle</w:t>
+      </w:r>
+    </w:p>
+    <w:p>
+      <w:pPr>
+        <w:numPr>
+          <w:ilvl w:val="0"/>
+          <w:numId w:val="45"/>
+        </w:numPr>
+        <w:rPr>
+          <w:sz w:val="18"/>
+          <w:szCs w:val="18"/>
+        </w:rPr>
+      </w:pPr>
+      <w:r>
+        <w:rPr>
+          <w:rFonts w:ascii="Segoe UI Emoji" w:hAnsi="Segoe UI Emoji" w:cs="Segoe UI Emoji"/>
+          <w:sz w:val="18"/>
+          <w:szCs w:val="18"/>
+        </w:rPr>
+        <w:t>❌</w:t>
+      </w:r>
+      <w:r>
+        <w:rPr>
+          <w:sz w:val="18"/>
+          <w:szCs w:val="18"/>
+        </w:rPr>
+        <w:t xml:space="preserve"> Not averaging down</w:t>
+      </w:r>
+    </w:p>
+    <w:p>
+      <w:pPr>
+        <w:numPr>
+          <w:ilvl w:val="0"/>
+          <w:numId w:val="45"/>
+        </w:numPr>
+        <w:rPr>
+          <w:sz w:val="18"/>
+          <w:szCs w:val="18"/>
+        </w:rPr>
+      </w:pPr>
+      <w:r>
+        <w:rPr>
+          <w:rFonts w:ascii="Segoe UI Emoji" w:hAnsi="Segoe UI Emoji" w:cs="Segoe UI Emoji"/>
+          <w:sz w:val="18"/>
+          <w:szCs w:val="18"/>
+        </w:rPr>
+        <w:t>❌</w:t>
+      </w:r>
+      <w:r>
+        <w:rPr>
+          <w:sz w:val="18"/>
+          <w:szCs w:val="18"/>
+        </w:rPr>
+        <w:t xml:space="preserve"> Not ignoring option confirmation</w:t>
+      </w:r>
+    </w:p>
+    <w:p>
+      <w:pPr>
+        <w:numPr>
+          <w:ilvl w:val="0"/>
+          <w:numId w:val="45"/>
+        </w:numPr>
+        <w:rPr>
+          <w:sz w:val="18"/>
+          <w:szCs w:val="18"/>
+        </w:rPr>
+      </w:pPr>
+      <w:r>
+        <w:rPr>
+          <w:rFonts w:ascii="Segoe UI Emoji" w:hAnsi="Segoe UI Emoji" w:cs="Segoe UI Emoji"/>
+          <w:sz w:val="18"/>
+          <w:szCs w:val="18"/>
+        </w:rPr>
+        <w:t>❌</w:t>
+      </w:r>
+      <w:r>
+        <w:rPr>
+          <w:sz w:val="18"/>
+          <w:szCs w:val="18"/>
+        </w:rPr>
+        <w:t xml:space="preserve"> Not taking trades if 15m trend flips</w:t>
+      </w:r>
+    </w:p>
+    <w:p>
+      <w:pPr>
+        <w:rPr>
+          <w:sz w:val="18"/>
+          <w:szCs w:val="18"/>
+        </w:rPr>
+      </w:pPr>
+    </w:p>
+    <w:p>
+      <w:pPr>
+        <w:rPr>
+          <w:sz w:val="18"/>
+          <w:szCs w:val="18"/>
+        </w:rPr>
+      </w:pPr>
+    </w:p>
+    <w:p>
+      <w:pPr>
+        <w:rPr>
+          <w:sz w:val="18"/>
+          <w:szCs w:val="18"/>
+        </w:rPr>
+      </w:pPr>
+      <w:r>
+        <w:rPr>
+          <w:sz w:val="18"/>
+          <w:szCs w:val="18"/>
+        </w:rPr>
+        <w:t>Signal detected</w:t>
+      </w:r>
+    </w:p>
+    <w:p>
+      <w:pPr>
+        <w:rPr>
+          <w:sz w:val="18"/>
+          <w:szCs w:val="18"/>
+        </w:rPr>
+      </w:pPr>
+      <w:r>
+        <w:rPr>
+          <w:sz w:val="18"/>
+          <w:szCs w:val="18"/>
+        </w:rPr>
+        <w:t>↓</w:t>
+      </w:r>
+    </w:p>
+    <w:p>
+      <w:pPr>
+        <w:rPr>
+          <w:sz w:val="18"/>
+          <w:szCs w:val="18"/>
+        </w:rPr>
+      </w:pPr>
+      <w:r>
+        <w:rPr>
+          <w:sz w:val="18"/>
+          <w:szCs w:val="18"/>
+        </w:rPr>
+        <w:t>OPTION CONFIRMED</w:t>
+      </w:r>
+    </w:p>
+    <w:p>
+      <w:pPr>
+        <w:rPr>
+          <w:sz w:val="18"/>
+          <w:szCs w:val="18"/>
+        </w:rPr>
+      </w:pPr>
+      <w:r>
+        <w:rPr>
+          <w:sz w:val="18"/>
+          <w:szCs w:val="18"/>
+        </w:rPr>
+        <w:lastRenderedPageBreak/>
+        <w:t>↓</w:t>
+      </w:r>
+    </w:p>
+    <w:p>
+      <w:pPr>
+        <w:rPr>
+          <w:sz w:val="18"/>
+          <w:szCs w:val="18"/>
+        </w:rPr>
+      </w:pPr>
+      <w:r>
+        <w:rPr>
+          <w:sz w:val="18"/>
+          <w:szCs w:val="18"/>
+        </w:rPr>
+        <w:t>ORDER RETRY (if needed)</w:t>
+      </w:r>
+    </w:p>
+    <w:p>
+      <w:pPr>
+        <w:rPr>
+          <w:sz w:val="18"/>
+          <w:szCs w:val="18"/>
+        </w:rPr>
+      </w:pPr>
+      <w:r>
+        <w:rPr>
+          <w:sz w:val="18"/>
+          <w:szCs w:val="18"/>
+        </w:rPr>
+        <w:t>↓</w:t>
+      </w:r>
+    </w:p>
+    <w:p>
+      <w:pPr>
+        <w:rPr>
+          <w:sz w:val="18"/>
+          <w:szCs w:val="18"/>
+        </w:rPr>
+      </w:pPr>
+      <w:r>
+        <w:rPr>
+          <w:sz w:val="18"/>
+          <w:szCs w:val="18"/>
+        </w:rPr>
+        <w:t>Trade ENTERED</w:t>
+      </w:r>
+    </w:p>
+    <w:p>
+      <w:pPr>
+        <w:rPr>
+          <w:sz w:val="18"/>
+          <w:szCs w:val="18"/>
+        </w:rPr>
+      </w:pPr>
+      <w:r>
+        <w:rPr>
+          <w:sz w:val="18"/>
+          <w:szCs w:val="18"/>
+        </w:rPr>
+        <w:t>↓</w:t>
+      </w:r>
+    </w:p>
+    <w:p>
+      <w:pPr>
+        <w:rPr>
+          <w:sz w:val="18"/>
+          <w:szCs w:val="18"/>
+        </w:rPr>
+      </w:pPr>
+      <w:r>
+        <w:rPr>
+          <w:sz w:val="18"/>
+          <w:szCs w:val="18"/>
+        </w:rPr>
+        <w:t>Trade EXITED</w:t>
+      </w:r>
+    </w:p>
+    <w:p>
+      <w:pPr>
+        <w:rPr>
+          <w:sz w:val="18"/>
+          <w:szCs w:val="18"/>
+        </w:rPr>
+      </w:pPr>
+      <w:r>
+        <w:rPr>
+          <w:sz w:val="18"/>
+          <w:szCs w:val="18"/>
+        </w:rPr>
+        <w:t>↓</w:t>
+      </w:r>
+    </w:p>
+    <w:p>
+      <w:pPr>
+        <w:rPr>
+          <w:sz w:val="18"/>
+          <w:szCs w:val="18"/>
+        </w:rPr>
+      </w:pPr>
+      <w:r>
+        <w:rPr>
+          <w:sz w:val="18"/>
+          <w:szCs w:val="18"/>
+        </w:rPr>
+        <w:t>COOLDOWN (based on exit reason)</w:t>
+      </w:r>
+    </w:p>
+    <w:p>
+      <w:pPr>
+        <w:rPr>
+          <w:sz w:val="18"/>
+          <w:szCs w:val="18"/>
+        </w:rPr>
+      </w:pPr>
+      <w:r>
+        <w:rPr>
+          <w:sz w:val="18"/>
+          <w:szCs w:val="18"/>
+        </w:rPr>
+        <w:t>↓</w:t>
+      </w:r>
+    </w:p>
+    <w:p>
+      <w:pPr>
+        <w:rPr>
+          <w:sz w:val="18"/>
+          <w:szCs w:val="18"/>
+        </w:rPr>
+      </w:pPr>
+      <w:r>
+        <w:rPr>
+          <w:sz w:val="18"/>
+          <w:szCs w:val="18"/>
+        </w:rPr>
+        <w:t>HTF trend still valid?</w:t>
+      </w:r>
+    </w:p>
+    <w:p>
+      <w:pPr>
+        <w:rPr>
+          <w:sz w:val="18"/>
+          <w:szCs w:val="18"/>
+        </w:rPr>
+      </w:pPr>
+      <w:r>
+        <w:rPr>
+          <w:sz w:val="18"/>
+          <w:szCs w:val="18"/>
+        </w:rPr>
+        <w:t>↓</w:t>
+      </w:r>
+    </w:p>
+    <w:p>
+      <w:pPr>
+        <w:rPr>
+          <w:sz w:val="18"/>
+          <w:szCs w:val="18"/>
+        </w:rPr>
+      </w:pPr>
+      <w:r>
+        <w:rPr>
+          <w:sz w:val="18"/>
+          <w:szCs w:val="18"/>
+        </w:rPr>
+        <w:t>NEW 3m setup?</w:t>
+      </w:r>
+    </w:p>
+    <w:p>
+      <w:pPr>
+        <w:rPr>
+          <w:sz w:val="18"/>
+          <w:szCs w:val="18"/>
+        </w:rPr>
+      </w:pPr>
+      <w:r>
+        <w:rPr>
+          <w:sz w:val="18"/>
+          <w:szCs w:val="18"/>
+        </w:rPr>
+        <w:t>↓</w:t>
+      </w:r>
+    </w:p>
+    <w:p>
+      <w:pPr>
+        <w:rPr>
+          <w:sz w:val="18"/>
+          <w:szCs w:val="18"/>
+        </w:rPr>
+      </w:pPr>
+      <w:r>
+        <w:rPr>
+          <w:sz w:val="18"/>
+          <w:szCs w:val="18"/>
+        </w:rPr>
+        <w:t>AUTO RE-ENTRY</w:t>
+      </w:r>
+    </w:p>
+    <w:p>
+      <w:pPr>
+        <w:rPr>
+          <w:sz w:val="18"/>
+          <w:szCs w:val="18"/>
+        </w:rPr>
+      </w:pPr>
+    </w:p>
+    <w:p>
+      <w:pPr>
+        <w:rPr>
+          <w:sz w:val="18"/>
+          <w:szCs w:val="18"/>
+        </w:rPr>
+      </w:pPr>
+    </w:p>
+    <w:p>
+      <w:pPr>
+        <w:rPr>
+          <w:sz w:val="18"/>
+          <w:szCs w:val="18"/>
+        </w:rPr>
+      </w:pPr>
+    </w:p>
+    <w:p>
+      <w:pPr>
+        <w:rPr>
+          <w:sz w:val="18"/>
+          <w:szCs w:val="18"/>
+        </w:rPr>
+      </w:pPr>
+    </w:p>
+    <w:p>
+      <w:pPr>
+        <w:rPr>
+          <w:sz w:val="18"/>
+          <w:szCs w:val="18"/>
+        </w:rPr>
+      </w:pPr>
+    </w:p>
+    <w:p>
+      <w:pPr>
+        <w:rPr>
+          <w:sz w:val="18"/>
+          <w:szCs w:val="18"/>
+        </w:rPr>
+      </w:pPr>
+    </w:p>
     <w:p>
       <w:pPr>
         <w:rPr>
@@ -1139,6 +3175,7 @@
         </w:numPr>
       </w:pPr>
       <w:r>
+        <w:lastRenderedPageBreak/>
         <w:t xml:space="preserve">EMA </w:t>
       </w:r>
       <w:r>
@@ -1312,7 +3349,6 @@
         </w:numPr>
       </w:pPr>
       <w:r>
-        <w:lastRenderedPageBreak/>
         <w:t>EMA9 &lt; EMA21</w:t>
       </w:r>
     </w:p>
@@ -1570,6 +3606,7 @@
           <w:b/>
           <w:bCs/>
         </w:rPr>
+        <w:lastRenderedPageBreak/>
         <w:t xml:space="preserve">Wait 1 full </w:t>
       </w:r>
       <w:r>
@@ -1775,7 +3812,6 @@
           <w:b/>
           <w:bCs/>
         </w:rPr>
-        <w:lastRenderedPageBreak/>
         <w:t>7️</w:t>
       </w:r>
       <w:r>
@@ -2062,6 +4098,7 @@
     </w:p>
     <w:p>
       <w:r>
+        <w:lastRenderedPageBreak/>
         <w:t xml:space="preserve">    </w:t>
       </w:r>
       <w:proofErr w:type="spellStart"/>
@@ -2256,7 +4293,6 @@
           <w:b/>
           <w:bCs/>
         </w:rPr>
-        <w:lastRenderedPageBreak/>
         <w:t>Emergency option SL</w:t>
       </w:r>
     </w:p>
@@ -2576,6 +4612,7 @@
         </w:numPr>
       </w:pPr>
       <w:r>
+        <w:lastRenderedPageBreak/>
         <w:t>+25% option profit → SL = Entry</w:t>
       </w:r>
     </w:p>
@@ -2760,7 +4797,6 @@
     </w:p>
     <w:p>
       <w:r>
-        <w:lastRenderedPageBreak/>
         <w:pict w14:anchorId="264BA48E">
           <v:rect id="_x0000_i1037" style="width:0;height:1.5pt" o:hralign="center" o:hrstd="t" o:hr="t" fillcolor="#a0a0a0" stroked="f"/>
         </w:pict>
@@ -3018,6 +5054,7 @@
         </w:numPr>
       </w:pPr>
       <w:r>
+        <w:lastRenderedPageBreak/>
         <w:t xml:space="preserve">Or </w:t>
       </w:r>
       <w:r>
@@ -3193,7 +5230,6 @@
     </w:p>
     <w:p>
       <w:r>
-        <w:lastRenderedPageBreak/>
         <w:pict w14:anchorId="11E08A3C">
           <v:rect id="_x0000_i1041" style="width:0;height:1.5pt" o:hralign="center" o:hrstd="t" o:hr="t" fillcolor="#a0a0a0" stroked="f"/>
         </w:pict>
@@ -3417,6 +5453,7 @@
     </w:p>
     <w:p>
       <w:r>
+        <w:lastRenderedPageBreak/>
         <w:t xml:space="preserve">Short answer: </w:t>
       </w:r>
       <w:r>
@@ -3639,7 +5676,6 @@
         </w:numPr>
       </w:pPr>
       <w:r>
-        <w:lastRenderedPageBreak/>
         <w:t>Same time exits</w:t>
       </w:r>
     </w:p>
@@ -3910,6 +5946,7 @@
         <w:rPr>
           <w:rFonts w:ascii="Segoe UI Emoji" w:hAnsi="Segoe UI Emoji" w:cs="Segoe UI Emoji"/>
         </w:rPr>
+        <w:lastRenderedPageBreak/>
         <w:t>❌</w:t>
       </w:r>
       <w:r>
@@ -4074,7 +6111,6 @@
         <w:rPr>
           <w:rFonts w:ascii="Segoe UI Emoji" w:hAnsi="Segoe UI Emoji" w:cs="Segoe UI Emoji"/>
         </w:rPr>
-        <w:lastRenderedPageBreak/>
         <w:t>❌</w:t>
       </w:r>
       <w:r>
@@ -4314,6 +6350,7 @@
           <w:b/>
           <w:bCs/>
         </w:rPr>
+        <w:lastRenderedPageBreak/>
         <w:t>5️</w:t>
       </w:r>
       <w:r>
@@ -4696,7 +6733,6 @@
         <w:rPr>
           <w:rFonts w:ascii="Segoe UI Emoji" w:hAnsi="Segoe UI Emoji" w:cs="Segoe UI Emoji"/>
         </w:rPr>
-        <w:lastRenderedPageBreak/>
         <w:t>🔹</w:t>
       </w:r>
       <w:r>
@@ -5160,6 +7196,155 @@
     </w:lvl>
   </w:abstractNum>
   <w:abstractNum w:abstractNumId="2" w15:restartNumberingAfterBreak="0">
+    <w:nsid w:val="0C857069"/>
+    <w:multiLevelType w:val="multilevel"/>
+    <w:tmpl w:val="903E04A4"/>
+    <w:lvl w:ilvl="0">
+      <w:start w:val="1"/>
+      <w:numFmt w:val="bullet"/>
+      <w:lvlText w:val=""/>
+      <w:lvlJc w:val="left"/>
+      <w:pPr>
+        <w:tabs>
+          <w:tab w:val="num" w:pos="720"/>
+        </w:tabs>
+        <w:ind w:left="720" w:hanging="360"/>
+      </w:pPr>
+      <w:rPr>
+        <w:rFonts w:ascii="Symbol" w:hAnsi="Symbol" w:hint="default"/>
+        <w:sz w:val="20"/>
+      </w:rPr>
+    </w:lvl>
+    <w:lvl w:ilvl="1" w:tentative="1">
+      <w:start w:val="1"/>
+      <w:numFmt w:val="bullet"/>
+      <w:lvlText w:val="o"/>
+      <w:lvlJc w:val="left"/>
+      <w:pPr>
+        <w:tabs>
+          <w:tab w:val="num" w:pos="1440"/>
+        </w:tabs>
+        <w:ind w:left="1440" w:hanging="360"/>
+      </w:pPr>
+      <w:rPr>
+        <w:rFonts w:ascii="Courier New" w:hAnsi="Courier New" w:hint="default"/>
+        <w:sz w:val="20"/>
+      </w:rPr>
+    </w:lvl>
+    <w:lvl w:ilvl="2" w:tentative="1">
+      <w:start w:val="1"/>
+      <w:numFmt w:val="bullet"/>
+      <w:lvlText w:val=""/>
+      <w:lvlJc w:val="left"/>
+      <w:pPr>
+        <w:tabs>
+          <w:tab w:val="num" w:pos="2160"/>
+        </w:tabs>
+        <w:ind w:left="2160" w:hanging="360"/>
+      </w:pPr>
+      <w:rPr>
+        <w:rFonts w:ascii="Wingdings" w:hAnsi="Wingdings" w:hint="default"/>
+        <w:sz w:val="20"/>
+      </w:rPr>
+    </w:lvl>
+    <w:lvl w:ilvl="3" w:tentative="1">
+      <w:start w:val="1"/>
+      <w:numFmt w:val="bullet"/>
+      <w:lvlText w:val=""/>
+      <w:lvlJc w:val="left"/>
+      <w:pPr>
+        <w:tabs>
+          <w:tab w:val="num" w:pos="2880"/>
+        </w:tabs>
+        <w:ind w:left="2880" w:hanging="360"/>
+      </w:pPr>
+      <w:rPr>
+        <w:rFonts w:ascii="Wingdings" w:hAnsi="Wingdings" w:hint="default"/>
+        <w:sz w:val="20"/>
+      </w:rPr>
+    </w:lvl>
+    <w:lvl w:ilvl="4" w:tentative="1">
+      <w:start w:val="1"/>
+      <w:numFmt w:val="bullet"/>
+      <w:lvlText w:val=""/>
+      <w:lvlJc w:val="left"/>
+      <w:pPr>
+        <w:tabs>
+          <w:tab w:val="num" w:pos="3600"/>
+        </w:tabs>
+        <w:ind w:left="3600" w:hanging="360"/>
+      </w:pPr>
+      <w:rPr>
+        <w:rFonts w:ascii="Wingdings" w:hAnsi="Wingdings" w:hint="default"/>
+        <w:sz w:val="20"/>
+      </w:rPr>
+    </w:lvl>
+    <w:lvl w:ilvl="5" w:tentative="1">
+      <w:start w:val="1"/>
+      <w:numFmt w:val="bullet"/>
+      <w:lvlText w:val=""/>
+      <w:lvlJc w:val="left"/>
+      <w:pPr>
+        <w:tabs>
+          <w:tab w:val="num" w:pos="4320"/>
+        </w:tabs>
+        <w:ind w:left="4320" w:hanging="360"/>
+      </w:pPr>
+      <w:rPr>
+        <w:rFonts w:ascii="Wingdings" w:hAnsi="Wingdings" w:hint="default"/>
+        <w:sz w:val="20"/>
+      </w:rPr>
+    </w:lvl>
+    <w:lvl w:ilvl="6" w:tentative="1">
+      <w:start w:val="1"/>
+      <w:numFmt w:val="bullet"/>
+      <w:lvlText w:val=""/>
+      <w:lvlJc w:val="left"/>
+      <w:pPr>
+        <w:tabs>
+          <w:tab w:val="num" w:pos="5040"/>
+        </w:tabs>
+        <w:ind w:left="5040" w:hanging="360"/>
+      </w:pPr>
+      <w:rPr>
+        <w:rFonts w:ascii="Wingdings" w:hAnsi="Wingdings" w:hint="default"/>
+        <w:sz w:val="20"/>
+      </w:rPr>
+    </w:lvl>
+    <w:lvl w:ilvl="7" w:tentative="1">
+      <w:start w:val="1"/>
+      <w:numFmt w:val="bullet"/>
+      <w:lvlText w:val=""/>
+      <w:lvlJc w:val="left"/>
+      <w:pPr>
+        <w:tabs>
+          <w:tab w:val="num" w:pos="5760"/>
+        </w:tabs>
+        <w:ind w:left="5760" w:hanging="360"/>
+      </w:pPr>
+      <w:rPr>
+        <w:rFonts w:ascii="Wingdings" w:hAnsi="Wingdings" w:hint="default"/>
+        <w:sz w:val="20"/>
+      </w:rPr>
+    </w:lvl>
+    <w:lvl w:ilvl="8" w:tentative="1">
+      <w:start w:val="1"/>
+      <w:numFmt w:val="bullet"/>
+      <w:lvlText w:val=""/>
+      <w:lvlJc w:val="left"/>
+      <w:pPr>
+        <w:tabs>
+          <w:tab w:val="num" w:pos="6480"/>
+        </w:tabs>
+        <w:ind w:left="6480" w:hanging="360"/>
+      </w:pPr>
+      <w:rPr>
+        <w:rFonts w:ascii="Wingdings" w:hAnsi="Wingdings" w:hint="default"/>
+        <w:sz w:val="20"/>
+      </w:rPr>
+    </w:lvl>
+  </w:abstractNum>
+  <w:abstractNum w:abstractNumId="3" w15:restartNumberingAfterBreak="0">
     <w:nsid w:val="0D011414"/>
     <w:multiLevelType w:val="multilevel"/>
     <w:tmpl w:val="FBE404F6"/>
@@ -5308,7 +7493,7 @@
       </w:rPr>
     </w:lvl>
   </w:abstractNum>
-  <w:abstractNum w:abstractNumId="3" w15:restartNumberingAfterBreak="0">
+  <w:abstractNum w:abstractNumId="4" w15:restartNumberingAfterBreak="0">
     <w:nsid w:val="0F99158D"/>
     <w:multiLevelType w:val="multilevel"/>
     <w:tmpl w:val="D9320B40"/>
@@ -5457,7 +7642,7 @@
       </w:rPr>
     </w:lvl>
   </w:abstractNum>
-  <w:abstractNum w:abstractNumId="4" w15:restartNumberingAfterBreak="0">
+  <w:abstractNum w:abstractNumId="5" w15:restartNumberingAfterBreak="0">
     <w:nsid w:val="0FB677FF"/>
     <w:multiLevelType w:val="multilevel"/>
     <w:tmpl w:val="A914CE3A"/>
@@ -5606,7 +7791,156 @@
       </w:rPr>
     </w:lvl>
   </w:abstractNum>
-  <w:abstractNum w:abstractNumId="5" w15:restartNumberingAfterBreak="0">
+  <w:abstractNum w:abstractNumId="6" w15:restartNumberingAfterBreak="0">
+    <w:nsid w:val="11202ABB"/>
+    <w:multiLevelType w:val="multilevel"/>
+    <w:tmpl w:val="0592205A"/>
+    <w:lvl w:ilvl="0">
+      <w:start w:val="1"/>
+      <w:numFmt w:val="bullet"/>
+      <w:lvlText w:val=""/>
+      <w:lvlJc w:val="left"/>
+      <w:pPr>
+        <w:tabs>
+          <w:tab w:val="num" w:pos="720"/>
+        </w:tabs>
+        <w:ind w:left="720" w:hanging="360"/>
+      </w:pPr>
+      <w:rPr>
+        <w:rFonts w:ascii="Symbol" w:hAnsi="Symbol" w:hint="default"/>
+        <w:sz w:val="20"/>
+      </w:rPr>
+    </w:lvl>
+    <w:lvl w:ilvl="1" w:tentative="1">
+      <w:start w:val="1"/>
+      <w:numFmt w:val="bullet"/>
+      <w:lvlText w:val="o"/>
+      <w:lvlJc w:val="left"/>
+      <w:pPr>
+        <w:tabs>
+          <w:tab w:val="num" w:pos="1440"/>
+        </w:tabs>
+        <w:ind w:left="1440" w:hanging="360"/>
+      </w:pPr>
+      <w:rPr>
+        <w:rFonts w:ascii="Courier New" w:hAnsi="Courier New" w:hint="default"/>
+        <w:sz w:val="20"/>
+      </w:rPr>
+    </w:lvl>
+    <w:lvl w:ilvl="2" w:tentative="1">
+      <w:start w:val="1"/>
+      <w:numFmt w:val="bullet"/>
+      <w:lvlText w:val=""/>
+      <w:lvlJc w:val="left"/>
+      <w:pPr>
+        <w:tabs>
+          <w:tab w:val="num" w:pos="2160"/>
+        </w:tabs>
+        <w:ind w:left="2160" w:hanging="360"/>
+      </w:pPr>
+      <w:rPr>
+        <w:rFonts w:ascii="Wingdings" w:hAnsi="Wingdings" w:hint="default"/>
+        <w:sz w:val="20"/>
+      </w:rPr>
+    </w:lvl>
+    <w:lvl w:ilvl="3" w:tentative="1">
+      <w:start w:val="1"/>
+      <w:numFmt w:val="bullet"/>
+      <w:lvlText w:val=""/>
+      <w:lvlJc w:val="left"/>
+      <w:pPr>
+        <w:tabs>
+          <w:tab w:val="num" w:pos="2880"/>
+        </w:tabs>
+        <w:ind w:left="2880" w:hanging="360"/>
+      </w:pPr>
+      <w:rPr>
+        <w:rFonts w:ascii="Wingdings" w:hAnsi="Wingdings" w:hint="default"/>
+        <w:sz w:val="20"/>
+      </w:rPr>
+    </w:lvl>
+    <w:lvl w:ilvl="4" w:tentative="1">
+      <w:start w:val="1"/>
+      <w:numFmt w:val="bullet"/>
+      <w:lvlText w:val=""/>
+      <w:lvlJc w:val="left"/>
+      <w:pPr>
+        <w:tabs>
+          <w:tab w:val="num" w:pos="3600"/>
+        </w:tabs>
+        <w:ind w:left="3600" w:hanging="360"/>
+      </w:pPr>
+      <w:rPr>
+        <w:rFonts w:ascii="Wingdings" w:hAnsi="Wingdings" w:hint="default"/>
+        <w:sz w:val="20"/>
+      </w:rPr>
+    </w:lvl>
+    <w:lvl w:ilvl="5" w:tentative="1">
+      <w:start w:val="1"/>
+      <w:numFmt w:val="bullet"/>
+      <w:lvlText w:val=""/>
+      <w:lvlJc w:val="left"/>
+      <w:pPr>
+        <w:tabs>
+          <w:tab w:val="num" w:pos="4320"/>
+        </w:tabs>
+        <w:ind w:left="4320" w:hanging="360"/>
+      </w:pPr>
+      <w:rPr>
+        <w:rFonts w:ascii="Wingdings" w:hAnsi="Wingdings" w:hint="default"/>
+        <w:sz w:val="20"/>
+      </w:rPr>
+    </w:lvl>
+    <w:lvl w:ilvl="6" w:tentative="1">
+      <w:start w:val="1"/>
+      <w:numFmt w:val="bullet"/>
+      <w:lvlText w:val=""/>
+      <w:lvlJc w:val="left"/>
+      <w:pPr>
+        <w:tabs>
+          <w:tab w:val="num" w:pos="5040"/>
+        </w:tabs>
+        <w:ind w:left="5040" w:hanging="360"/>
+      </w:pPr>
+      <w:rPr>
+        <w:rFonts w:ascii="Wingdings" w:hAnsi="Wingdings" w:hint="default"/>
+        <w:sz w:val="20"/>
+      </w:rPr>
+    </w:lvl>
+    <w:lvl w:ilvl="7" w:tentative="1">
+      <w:start w:val="1"/>
+      <w:numFmt w:val="bullet"/>
+      <w:lvlText w:val=""/>
+      <w:lvlJc w:val="left"/>
+      <w:pPr>
+        <w:tabs>
+          <w:tab w:val="num" w:pos="5760"/>
+        </w:tabs>
+        <w:ind w:left="5760" w:hanging="360"/>
+      </w:pPr>
+      <w:rPr>
+        <w:rFonts w:ascii="Wingdings" w:hAnsi="Wingdings" w:hint="default"/>
+        <w:sz w:val="20"/>
+      </w:rPr>
+    </w:lvl>
+    <w:lvl w:ilvl="8" w:tentative="1">
+      <w:start w:val="1"/>
+      <w:numFmt w:val="bullet"/>
+      <w:lvlText w:val=""/>
+      <w:lvlJc w:val="left"/>
+      <w:pPr>
+        <w:tabs>
+          <w:tab w:val="num" w:pos="6480"/>
+        </w:tabs>
+        <w:ind w:left="6480" w:hanging="360"/>
+      </w:pPr>
+      <w:rPr>
+        <w:rFonts w:ascii="Wingdings" w:hAnsi="Wingdings" w:hint="default"/>
+        <w:sz w:val="20"/>
+      </w:rPr>
+    </w:lvl>
+  </w:abstractNum>
+  <w:abstractNum w:abstractNumId="7" w15:restartNumberingAfterBreak="0">
     <w:nsid w:val="123107A1"/>
     <w:multiLevelType w:val="multilevel"/>
     <w:tmpl w:val="C50A99CE"/>
@@ -5755,7 +8089,156 @@
       </w:rPr>
     </w:lvl>
   </w:abstractNum>
-  <w:abstractNum w:abstractNumId="6" w15:restartNumberingAfterBreak="0">
+  <w:abstractNum w:abstractNumId="8" w15:restartNumberingAfterBreak="0">
+    <w:nsid w:val="199526CB"/>
+    <w:multiLevelType w:val="multilevel"/>
+    <w:tmpl w:val="CA3C05D4"/>
+    <w:lvl w:ilvl="0">
+      <w:start w:val="1"/>
+      <w:numFmt w:val="bullet"/>
+      <w:lvlText w:val=""/>
+      <w:lvlJc w:val="left"/>
+      <w:pPr>
+        <w:tabs>
+          <w:tab w:val="num" w:pos="720"/>
+        </w:tabs>
+        <w:ind w:left="720" w:hanging="360"/>
+      </w:pPr>
+      <w:rPr>
+        <w:rFonts w:ascii="Symbol" w:hAnsi="Symbol" w:hint="default"/>
+        <w:sz w:val="20"/>
+      </w:rPr>
+    </w:lvl>
+    <w:lvl w:ilvl="1" w:tentative="1">
+      <w:start w:val="1"/>
+      <w:numFmt w:val="bullet"/>
+      <w:lvlText w:val="o"/>
+      <w:lvlJc w:val="left"/>
+      <w:pPr>
+        <w:tabs>
+          <w:tab w:val="num" w:pos="1440"/>
+        </w:tabs>
+        <w:ind w:left="1440" w:hanging="360"/>
+      </w:pPr>
+      <w:rPr>
+        <w:rFonts w:ascii="Courier New" w:hAnsi="Courier New" w:hint="default"/>
+        <w:sz w:val="20"/>
+      </w:rPr>
+    </w:lvl>
+    <w:lvl w:ilvl="2" w:tentative="1">
+      <w:start w:val="1"/>
+      <w:numFmt w:val="bullet"/>
+      <w:lvlText w:val=""/>
+      <w:lvlJc w:val="left"/>
+      <w:pPr>
+        <w:tabs>
+          <w:tab w:val="num" w:pos="2160"/>
+        </w:tabs>
+        <w:ind w:left="2160" w:hanging="360"/>
+      </w:pPr>
+      <w:rPr>
+        <w:rFonts w:ascii="Wingdings" w:hAnsi="Wingdings" w:hint="default"/>
+        <w:sz w:val="20"/>
+      </w:rPr>
+    </w:lvl>
+    <w:lvl w:ilvl="3" w:tentative="1">
+      <w:start w:val="1"/>
+      <w:numFmt w:val="bullet"/>
+      <w:lvlText w:val=""/>
+      <w:lvlJc w:val="left"/>
+      <w:pPr>
+        <w:tabs>
+          <w:tab w:val="num" w:pos="2880"/>
+        </w:tabs>
+        <w:ind w:left="2880" w:hanging="360"/>
+      </w:pPr>
+      <w:rPr>
+        <w:rFonts w:ascii="Wingdings" w:hAnsi="Wingdings" w:hint="default"/>
+        <w:sz w:val="20"/>
+      </w:rPr>
+    </w:lvl>
+    <w:lvl w:ilvl="4" w:tentative="1">
+      <w:start w:val="1"/>
+      <w:numFmt w:val="bullet"/>
+      <w:lvlText w:val=""/>
+      <w:lvlJc w:val="left"/>
+      <w:pPr>
+        <w:tabs>
+          <w:tab w:val="num" w:pos="3600"/>
+        </w:tabs>
+        <w:ind w:left="3600" w:hanging="360"/>
+      </w:pPr>
+      <w:rPr>
+        <w:rFonts w:ascii="Wingdings" w:hAnsi="Wingdings" w:hint="default"/>
+        <w:sz w:val="20"/>
+      </w:rPr>
+    </w:lvl>
+    <w:lvl w:ilvl="5" w:tentative="1">
+      <w:start w:val="1"/>
+      <w:numFmt w:val="bullet"/>
+      <w:lvlText w:val=""/>
+      <w:lvlJc w:val="left"/>
+      <w:pPr>
+        <w:tabs>
+          <w:tab w:val="num" w:pos="4320"/>
+        </w:tabs>
+        <w:ind w:left="4320" w:hanging="360"/>
+      </w:pPr>
+      <w:rPr>
+        <w:rFonts w:ascii="Wingdings" w:hAnsi="Wingdings" w:hint="default"/>
+        <w:sz w:val="20"/>
+      </w:rPr>
+    </w:lvl>
+    <w:lvl w:ilvl="6" w:tentative="1">
+      <w:start w:val="1"/>
+      <w:numFmt w:val="bullet"/>
+      <w:lvlText w:val=""/>
+      <w:lvlJc w:val="left"/>
+      <w:pPr>
+        <w:tabs>
+          <w:tab w:val="num" w:pos="5040"/>
+        </w:tabs>
+        <w:ind w:left="5040" w:hanging="360"/>
+      </w:pPr>
+      <w:rPr>
+        <w:rFonts w:ascii="Wingdings" w:hAnsi="Wingdings" w:hint="default"/>
+        <w:sz w:val="20"/>
+      </w:rPr>
+    </w:lvl>
+    <w:lvl w:ilvl="7" w:tentative="1">
+      <w:start w:val="1"/>
+      <w:numFmt w:val="bullet"/>
+      <w:lvlText w:val=""/>
+      <w:lvlJc w:val="left"/>
+      <w:pPr>
+        <w:tabs>
+          <w:tab w:val="num" w:pos="5760"/>
+        </w:tabs>
+        <w:ind w:left="5760" w:hanging="360"/>
+      </w:pPr>
+      <w:rPr>
+        <w:rFonts w:ascii="Wingdings" w:hAnsi="Wingdings" w:hint="default"/>
+        <w:sz w:val="20"/>
+      </w:rPr>
+    </w:lvl>
+    <w:lvl w:ilvl="8" w:tentative="1">
+      <w:start w:val="1"/>
+      <w:numFmt w:val="bullet"/>
+      <w:lvlText w:val=""/>
+      <w:lvlJc w:val="left"/>
+      <w:pPr>
+        <w:tabs>
+          <w:tab w:val="num" w:pos="6480"/>
+        </w:tabs>
+        <w:ind w:left="6480" w:hanging="360"/>
+      </w:pPr>
+      <w:rPr>
+        <w:rFonts w:ascii="Wingdings" w:hAnsi="Wingdings" w:hint="default"/>
+        <w:sz w:val="20"/>
+      </w:rPr>
+    </w:lvl>
+  </w:abstractNum>
+  <w:abstractNum w:abstractNumId="9" w15:restartNumberingAfterBreak="0">
     <w:nsid w:val="1CFE01B6"/>
     <w:multiLevelType w:val="hybridMultilevel"/>
     <w:tmpl w:val="59E2B0D4"/>
@@ -5844,7 +8327,7 @@
       </w:pPr>
     </w:lvl>
   </w:abstractNum>
-  <w:abstractNum w:abstractNumId="7" w15:restartNumberingAfterBreak="0">
+  <w:abstractNum w:abstractNumId="10" w15:restartNumberingAfterBreak="0">
     <w:nsid w:val="1D806483"/>
     <w:multiLevelType w:val="multilevel"/>
     <w:tmpl w:val="865034AC"/>
@@ -5993,7 +8476,7 @@
       </w:rPr>
     </w:lvl>
   </w:abstractNum>
-  <w:abstractNum w:abstractNumId="8" w15:restartNumberingAfterBreak="0">
+  <w:abstractNum w:abstractNumId="11" w15:restartNumberingAfterBreak="0">
     <w:nsid w:val="1DFB4D50"/>
     <w:multiLevelType w:val="multilevel"/>
     <w:tmpl w:val="5BB23826"/>
@@ -6142,7 +8625,7 @@
       </w:rPr>
     </w:lvl>
   </w:abstractNum>
-  <w:abstractNum w:abstractNumId="9" w15:restartNumberingAfterBreak="0">
+  <w:abstractNum w:abstractNumId="12" w15:restartNumberingAfterBreak="0">
     <w:nsid w:val="1F6B06E8"/>
     <w:multiLevelType w:val="multilevel"/>
     <w:tmpl w:val="2834A480"/>
@@ -6291,7 +8774,7 @@
       </w:rPr>
     </w:lvl>
   </w:abstractNum>
-  <w:abstractNum w:abstractNumId="10" w15:restartNumberingAfterBreak="0">
+  <w:abstractNum w:abstractNumId="13" w15:restartNumberingAfterBreak="0">
     <w:nsid w:val="20D94E31"/>
     <w:multiLevelType w:val="multilevel"/>
     <w:tmpl w:val="E4647DDC"/>
@@ -6440,7 +8923,7 @@
       </w:rPr>
     </w:lvl>
   </w:abstractNum>
-  <w:abstractNum w:abstractNumId="11" w15:restartNumberingAfterBreak="0">
+  <w:abstractNum w:abstractNumId="14" w15:restartNumberingAfterBreak="0">
     <w:nsid w:val="239011CC"/>
     <w:multiLevelType w:val="multilevel"/>
     <w:tmpl w:val="FBC0BDAE"/>
@@ -6589,7 +9072,7 @@
       </w:rPr>
     </w:lvl>
   </w:abstractNum>
-  <w:abstractNum w:abstractNumId="12" w15:restartNumberingAfterBreak="0">
+  <w:abstractNum w:abstractNumId="15" w15:restartNumberingAfterBreak="0">
     <w:nsid w:val="2F7E1E3B"/>
     <w:multiLevelType w:val="multilevel"/>
     <w:tmpl w:val="FA3A189E"/>
@@ -6738,7 +9221,7 @@
       </w:rPr>
     </w:lvl>
   </w:abstractNum>
-  <w:abstractNum w:abstractNumId="13" w15:restartNumberingAfterBreak="0">
+  <w:abstractNum w:abstractNumId="16" w15:restartNumberingAfterBreak="0">
     <w:nsid w:val="31EC650C"/>
     <w:multiLevelType w:val="multilevel"/>
     <w:tmpl w:val="89C4AE6A"/>
@@ -6887,7 +9370,7 @@
       </w:rPr>
     </w:lvl>
   </w:abstractNum>
-  <w:abstractNum w:abstractNumId="14" w15:restartNumberingAfterBreak="0">
+  <w:abstractNum w:abstractNumId="17" w15:restartNumberingAfterBreak="0">
     <w:nsid w:val="32384D3A"/>
     <w:multiLevelType w:val="multilevel"/>
     <w:tmpl w:val="D8A0EEC2"/>
@@ -7036,7 +9519,7 @@
       </w:rPr>
     </w:lvl>
   </w:abstractNum>
-  <w:abstractNum w:abstractNumId="15" w15:restartNumberingAfterBreak="0">
+  <w:abstractNum w:abstractNumId="18" w15:restartNumberingAfterBreak="0">
     <w:nsid w:val="36790A22"/>
     <w:multiLevelType w:val="multilevel"/>
     <w:tmpl w:val="B2084FD2"/>
@@ -7185,7 +9668,7 @@
       </w:rPr>
     </w:lvl>
   </w:abstractNum>
-  <w:abstractNum w:abstractNumId="16" w15:restartNumberingAfterBreak="0">
+  <w:abstractNum w:abstractNumId="19" w15:restartNumberingAfterBreak="0">
     <w:nsid w:val="37F5721B"/>
     <w:multiLevelType w:val="multilevel"/>
     <w:tmpl w:val="809A067C"/>
@@ -7334,7 +9817,156 @@
       </w:rPr>
     </w:lvl>
   </w:abstractNum>
-  <w:abstractNum w:abstractNumId="17" w15:restartNumberingAfterBreak="0">
+  <w:abstractNum w:abstractNumId="20" w15:restartNumberingAfterBreak="0">
+    <w:nsid w:val="3D3B3F1B"/>
+    <w:multiLevelType w:val="multilevel"/>
+    <w:tmpl w:val="4392AC48"/>
+    <w:lvl w:ilvl="0">
+      <w:start w:val="1"/>
+      <w:numFmt w:val="bullet"/>
+      <w:lvlText w:val=""/>
+      <w:lvlJc w:val="left"/>
+      <w:pPr>
+        <w:tabs>
+          <w:tab w:val="num" w:pos="720"/>
+        </w:tabs>
+        <w:ind w:left="720" w:hanging="360"/>
+      </w:pPr>
+      <w:rPr>
+        <w:rFonts w:ascii="Symbol" w:hAnsi="Symbol" w:hint="default"/>
+        <w:sz w:val="20"/>
+      </w:rPr>
+    </w:lvl>
+    <w:lvl w:ilvl="1" w:tentative="1">
+      <w:start w:val="1"/>
+      <w:numFmt w:val="bullet"/>
+      <w:lvlText w:val="o"/>
+      <w:lvlJc w:val="left"/>
+      <w:pPr>
+        <w:tabs>
+          <w:tab w:val="num" w:pos="1440"/>
+        </w:tabs>
+        <w:ind w:left="1440" w:hanging="360"/>
+      </w:pPr>
+      <w:rPr>
+        <w:rFonts w:ascii="Courier New" w:hAnsi="Courier New" w:hint="default"/>
+        <w:sz w:val="20"/>
+      </w:rPr>
+    </w:lvl>
+    <w:lvl w:ilvl="2" w:tentative="1">
+      <w:start w:val="1"/>
+      <w:numFmt w:val="bullet"/>
+      <w:lvlText w:val=""/>
+      <w:lvlJc w:val="left"/>
+      <w:pPr>
+        <w:tabs>
+          <w:tab w:val="num" w:pos="2160"/>
+        </w:tabs>
+        <w:ind w:left="2160" w:hanging="360"/>
+      </w:pPr>
+      <w:rPr>
+        <w:rFonts w:ascii="Wingdings" w:hAnsi="Wingdings" w:hint="default"/>
+        <w:sz w:val="20"/>
+      </w:rPr>
+    </w:lvl>
+    <w:lvl w:ilvl="3" w:tentative="1">
+      <w:start w:val="1"/>
+      <w:numFmt w:val="bullet"/>
+      <w:lvlText w:val=""/>
+      <w:lvlJc w:val="left"/>
+      <w:pPr>
+        <w:tabs>
+          <w:tab w:val="num" w:pos="2880"/>
+        </w:tabs>
+        <w:ind w:left="2880" w:hanging="360"/>
+      </w:pPr>
+      <w:rPr>
+        <w:rFonts w:ascii="Wingdings" w:hAnsi="Wingdings" w:hint="default"/>
+        <w:sz w:val="20"/>
+      </w:rPr>
+    </w:lvl>
+    <w:lvl w:ilvl="4" w:tentative="1">
+      <w:start w:val="1"/>
+      <w:numFmt w:val="bullet"/>
+      <w:lvlText w:val=""/>
+      <w:lvlJc w:val="left"/>
+      <w:pPr>
+        <w:tabs>
+          <w:tab w:val="num" w:pos="3600"/>
+        </w:tabs>
+        <w:ind w:left="3600" w:hanging="360"/>
+      </w:pPr>
+      <w:rPr>
+        <w:rFonts w:ascii="Wingdings" w:hAnsi="Wingdings" w:hint="default"/>
+        <w:sz w:val="20"/>
+      </w:rPr>
+    </w:lvl>
+    <w:lvl w:ilvl="5" w:tentative="1">
+      <w:start w:val="1"/>
+      <w:numFmt w:val="bullet"/>
+      <w:lvlText w:val=""/>
+      <w:lvlJc w:val="left"/>
+      <w:pPr>
+        <w:tabs>
+          <w:tab w:val="num" w:pos="4320"/>
+        </w:tabs>
+        <w:ind w:left="4320" w:hanging="360"/>
+      </w:pPr>
+      <w:rPr>
+        <w:rFonts w:ascii="Wingdings" w:hAnsi="Wingdings" w:hint="default"/>
+        <w:sz w:val="20"/>
+      </w:rPr>
+    </w:lvl>
+    <w:lvl w:ilvl="6" w:tentative="1">
+      <w:start w:val="1"/>
+      <w:numFmt w:val="bullet"/>
+      <w:lvlText w:val=""/>
+      <w:lvlJc w:val="left"/>
+      <w:pPr>
+        <w:tabs>
+          <w:tab w:val="num" w:pos="5040"/>
+        </w:tabs>
+        <w:ind w:left="5040" w:hanging="360"/>
+      </w:pPr>
+      <w:rPr>
+        <w:rFonts w:ascii="Wingdings" w:hAnsi="Wingdings" w:hint="default"/>
+        <w:sz w:val="20"/>
+      </w:rPr>
+    </w:lvl>
+    <w:lvl w:ilvl="7" w:tentative="1">
+      <w:start w:val="1"/>
+      <w:numFmt w:val="bullet"/>
+      <w:lvlText w:val=""/>
+      <w:lvlJc w:val="left"/>
+      <w:pPr>
+        <w:tabs>
+          <w:tab w:val="num" w:pos="5760"/>
+        </w:tabs>
+        <w:ind w:left="5760" w:hanging="360"/>
+      </w:pPr>
+      <w:rPr>
+        <w:rFonts w:ascii="Wingdings" w:hAnsi="Wingdings" w:hint="default"/>
+        <w:sz w:val="20"/>
+      </w:rPr>
+    </w:lvl>
+    <w:lvl w:ilvl="8" w:tentative="1">
+      <w:start w:val="1"/>
+      <w:numFmt w:val="bullet"/>
+      <w:lvlText w:val=""/>
+      <w:lvlJc w:val="left"/>
+      <w:pPr>
+        <w:tabs>
+          <w:tab w:val="num" w:pos="6480"/>
+        </w:tabs>
+        <w:ind w:left="6480" w:hanging="360"/>
+      </w:pPr>
+      <w:rPr>
+        <w:rFonts w:ascii="Wingdings" w:hAnsi="Wingdings" w:hint="default"/>
+        <w:sz w:val="20"/>
+      </w:rPr>
+    </w:lvl>
+  </w:abstractNum>
+  <w:abstractNum w:abstractNumId="21" w15:restartNumberingAfterBreak="0">
     <w:nsid w:val="3ED667A9"/>
     <w:multiLevelType w:val="multilevel"/>
     <w:tmpl w:val="2EDC2394"/>
@@ -7483,7 +10115,7 @@
       </w:rPr>
     </w:lvl>
   </w:abstractNum>
-  <w:abstractNum w:abstractNumId="18" w15:restartNumberingAfterBreak="0">
+  <w:abstractNum w:abstractNumId="22" w15:restartNumberingAfterBreak="0">
     <w:nsid w:val="3EFC0A69"/>
     <w:multiLevelType w:val="multilevel"/>
     <w:tmpl w:val="37B20782"/>
@@ -7632,7 +10264,7 @@
       </w:rPr>
     </w:lvl>
   </w:abstractNum>
-  <w:abstractNum w:abstractNumId="19" w15:restartNumberingAfterBreak="0">
+  <w:abstractNum w:abstractNumId="23" w15:restartNumberingAfterBreak="0">
     <w:nsid w:val="46B14AA6"/>
     <w:multiLevelType w:val="multilevel"/>
     <w:tmpl w:val="267CD8C8"/>
@@ -7781,7 +10413,7 @@
       </w:rPr>
     </w:lvl>
   </w:abstractNum>
-  <w:abstractNum w:abstractNumId="20" w15:restartNumberingAfterBreak="0">
+  <w:abstractNum w:abstractNumId="24" w15:restartNumberingAfterBreak="0">
     <w:nsid w:val="49FB64A3"/>
     <w:multiLevelType w:val="multilevel"/>
     <w:tmpl w:val="0DD853A0"/>
@@ -7930,7 +10562,7 @@
       </w:rPr>
     </w:lvl>
   </w:abstractNum>
-  <w:abstractNum w:abstractNumId="21" w15:restartNumberingAfterBreak="0">
+  <w:abstractNum w:abstractNumId="25" w15:restartNumberingAfterBreak="0">
     <w:nsid w:val="4B7E6F1D"/>
     <w:multiLevelType w:val="multilevel"/>
     <w:tmpl w:val="E9089C26"/>
@@ -8079,7 +10711,7 @@
       </w:rPr>
     </w:lvl>
   </w:abstractNum>
-  <w:abstractNum w:abstractNumId="22" w15:restartNumberingAfterBreak="0">
+  <w:abstractNum w:abstractNumId="26" w15:restartNumberingAfterBreak="0">
     <w:nsid w:val="57075F81"/>
     <w:multiLevelType w:val="multilevel"/>
     <w:tmpl w:val="1FC65286"/>
@@ -8228,7 +10860,7 @@
       </w:rPr>
     </w:lvl>
   </w:abstractNum>
-  <w:abstractNum w:abstractNumId="23" w15:restartNumberingAfterBreak="0">
+  <w:abstractNum w:abstractNumId="27" w15:restartNumberingAfterBreak="0">
     <w:nsid w:val="5BA64820"/>
     <w:multiLevelType w:val="multilevel"/>
     <w:tmpl w:val="7FA09570"/>
@@ -8377,7 +11009,7 @@
       </w:rPr>
     </w:lvl>
   </w:abstractNum>
-  <w:abstractNum w:abstractNumId="24" w15:restartNumberingAfterBreak="0">
+  <w:abstractNum w:abstractNumId="28" w15:restartNumberingAfterBreak="0">
     <w:nsid w:val="60C64C75"/>
     <w:multiLevelType w:val="multilevel"/>
     <w:tmpl w:val="CB46C506"/>
@@ -8526,7 +11158,7 @@
       </w:rPr>
     </w:lvl>
   </w:abstractNum>
-  <w:abstractNum w:abstractNumId="25" w15:restartNumberingAfterBreak="0">
+  <w:abstractNum w:abstractNumId="29" w15:restartNumberingAfterBreak="0">
     <w:nsid w:val="64167C41"/>
     <w:multiLevelType w:val="multilevel"/>
     <w:tmpl w:val="42726BAC"/>
@@ -8675,7 +11307,7 @@
       </w:rPr>
     </w:lvl>
   </w:abstractNum>
-  <w:abstractNum w:abstractNumId="26" w15:restartNumberingAfterBreak="0">
+  <w:abstractNum w:abstractNumId="30" w15:restartNumberingAfterBreak="0">
     <w:nsid w:val="68815F36"/>
     <w:multiLevelType w:val="multilevel"/>
     <w:tmpl w:val="B394A278"/>
@@ -8824,7 +11456,7 @@
       </w:rPr>
     </w:lvl>
   </w:abstractNum>
-  <w:abstractNum w:abstractNumId="27" w15:restartNumberingAfterBreak="0">
+  <w:abstractNum w:abstractNumId="31" w15:restartNumberingAfterBreak="0">
     <w:nsid w:val="68997D1D"/>
     <w:multiLevelType w:val="multilevel"/>
     <w:tmpl w:val="27B6DE42"/>
@@ -8973,7 +11605,7 @@
       </w:rPr>
     </w:lvl>
   </w:abstractNum>
-  <w:abstractNum w:abstractNumId="28" w15:restartNumberingAfterBreak="0">
+  <w:abstractNum w:abstractNumId="32" w15:restartNumberingAfterBreak="0">
     <w:nsid w:val="6ACC67AD"/>
     <w:multiLevelType w:val="multilevel"/>
     <w:tmpl w:val="29BECE5C"/>
@@ -9122,7 +11754,7 @@
       </w:rPr>
     </w:lvl>
   </w:abstractNum>
-  <w:abstractNum w:abstractNumId="29" w15:restartNumberingAfterBreak="0">
+  <w:abstractNum w:abstractNumId="33" w15:restartNumberingAfterBreak="0">
     <w:nsid w:val="6C084293"/>
     <w:multiLevelType w:val="multilevel"/>
     <w:tmpl w:val="7FD812F4"/>
@@ -9271,7 +11903,7 @@
       </w:rPr>
     </w:lvl>
   </w:abstractNum>
-  <w:abstractNum w:abstractNumId="30" w15:restartNumberingAfterBreak="0">
+  <w:abstractNum w:abstractNumId="34" w15:restartNumberingAfterBreak="0">
     <w:nsid w:val="6D076223"/>
     <w:multiLevelType w:val="multilevel"/>
     <w:tmpl w:val="4A02B38A"/>
@@ -9420,7 +12052,305 @@
       </w:rPr>
     </w:lvl>
   </w:abstractNum>
-  <w:abstractNum w:abstractNumId="31" w15:restartNumberingAfterBreak="0">
+  <w:abstractNum w:abstractNumId="35" w15:restartNumberingAfterBreak="0">
+    <w:nsid w:val="6E916F31"/>
+    <w:multiLevelType w:val="multilevel"/>
+    <w:tmpl w:val="FD7C1D0C"/>
+    <w:lvl w:ilvl="0">
+      <w:start w:val="1"/>
+      <w:numFmt w:val="bullet"/>
+      <w:lvlText w:val=""/>
+      <w:lvlJc w:val="left"/>
+      <w:pPr>
+        <w:tabs>
+          <w:tab w:val="num" w:pos="720"/>
+        </w:tabs>
+        <w:ind w:left="720" w:hanging="360"/>
+      </w:pPr>
+      <w:rPr>
+        <w:rFonts w:ascii="Symbol" w:hAnsi="Symbol" w:hint="default"/>
+        <w:sz w:val="20"/>
+      </w:rPr>
+    </w:lvl>
+    <w:lvl w:ilvl="1" w:tentative="1">
+      <w:start w:val="1"/>
+      <w:numFmt w:val="bullet"/>
+      <w:lvlText w:val="o"/>
+      <w:lvlJc w:val="left"/>
+      <w:pPr>
+        <w:tabs>
+          <w:tab w:val="num" w:pos="1440"/>
+        </w:tabs>
+        <w:ind w:left="1440" w:hanging="360"/>
+      </w:pPr>
+      <w:rPr>
+        <w:rFonts w:ascii="Courier New" w:hAnsi="Courier New" w:hint="default"/>
+        <w:sz w:val="20"/>
+      </w:rPr>
+    </w:lvl>
+    <w:lvl w:ilvl="2" w:tentative="1">
+      <w:start w:val="1"/>
+      <w:numFmt w:val="bullet"/>
+      <w:lvlText w:val=""/>
+      <w:lvlJc w:val="left"/>
+      <w:pPr>
+        <w:tabs>
+          <w:tab w:val="num" w:pos="2160"/>
+        </w:tabs>
+        <w:ind w:left="2160" w:hanging="360"/>
+      </w:pPr>
+      <w:rPr>
+        <w:rFonts w:ascii="Wingdings" w:hAnsi="Wingdings" w:hint="default"/>
+        <w:sz w:val="20"/>
+      </w:rPr>
+    </w:lvl>
+    <w:lvl w:ilvl="3" w:tentative="1">
+      <w:start w:val="1"/>
+      <w:numFmt w:val="bullet"/>
+      <w:lvlText w:val=""/>
+      <w:lvlJc w:val="left"/>
+      <w:pPr>
+        <w:tabs>
+          <w:tab w:val="num" w:pos="2880"/>
+        </w:tabs>
+        <w:ind w:left="2880" w:hanging="360"/>
+      </w:pPr>
+      <w:rPr>
+        <w:rFonts w:ascii="Wingdings" w:hAnsi="Wingdings" w:hint="default"/>
+        <w:sz w:val="20"/>
+      </w:rPr>
+    </w:lvl>
+    <w:lvl w:ilvl="4" w:tentative="1">
+      <w:start w:val="1"/>
+      <w:numFmt w:val="bullet"/>
+      <w:lvlText w:val=""/>
+      <w:lvlJc w:val="left"/>
+      <w:pPr>
+        <w:tabs>
+          <w:tab w:val="num" w:pos="3600"/>
+        </w:tabs>
+        <w:ind w:left="3600" w:hanging="360"/>
+      </w:pPr>
+      <w:rPr>
+        <w:rFonts w:ascii="Wingdings" w:hAnsi="Wingdings" w:hint="default"/>
+        <w:sz w:val="20"/>
+      </w:rPr>
+    </w:lvl>
+    <w:lvl w:ilvl="5" w:tentative="1">
+      <w:start w:val="1"/>
+      <w:numFmt w:val="bullet"/>
+      <w:lvlText w:val=""/>
+      <w:lvlJc w:val="left"/>
+      <w:pPr>
+        <w:tabs>
+          <w:tab w:val="num" w:pos="4320"/>
+        </w:tabs>
+        <w:ind w:left="4320" w:hanging="360"/>
+      </w:pPr>
+      <w:rPr>
+        <w:rFonts w:ascii="Wingdings" w:hAnsi="Wingdings" w:hint="default"/>
+        <w:sz w:val="20"/>
+      </w:rPr>
+    </w:lvl>
+    <w:lvl w:ilvl="6" w:tentative="1">
+      <w:start w:val="1"/>
+      <w:numFmt w:val="bullet"/>
+      <w:lvlText w:val=""/>
+      <w:lvlJc w:val="left"/>
+      <w:pPr>
+        <w:tabs>
+          <w:tab w:val="num" w:pos="5040"/>
+        </w:tabs>
+        <w:ind w:left="5040" w:hanging="360"/>
+      </w:pPr>
+      <w:rPr>
+        <w:rFonts w:ascii="Wingdings" w:hAnsi="Wingdings" w:hint="default"/>
+        <w:sz w:val="20"/>
+      </w:rPr>
+    </w:lvl>
+    <w:lvl w:ilvl="7" w:tentative="1">
+      <w:start w:val="1"/>
+      <w:numFmt w:val="bullet"/>
+      <w:lvlText w:val=""/>
+      <w:lvlJc w:val="left"/>
+      <w:pPr>
+        <w:tabs>
+          <w:tab w:val="num" w:pos="5760"/>
+        </w:tabs>
+        <w:ind w:left="5760" w:hanging="360"/>
+      </w:pPr>
+      <w:rPr>
+        <w:rFonts w:ascii="Wingdings" w:hAnsi="Wingdings" w:hint="default"/>
+        <w:sz w:val="20"/>
+      </w:rPr>
+    </w:lvl>
+    <w:lvl w:ilvl="8" w:tentative="1">
+      <w:start w:val="1"/>
+      <w:numFmt w:val="bullet"/>
+      <w:lvlText w:val=""/>
+      <w:lvlJc w:val="left"/>
+      <w:pPr>
+        <w:tabs>
+          <w:tab w:val="num" w:pos="6480"/>
+        </w:tabs>
+        <w:ind w:left="6480" w:hanging="360"/>
+      </w:pPr>
+      <w:rPr>
+        <w:rFonts w:ascii="Wingdings" w:hAnsi="Wingdings" w:hint="default"/>
+        <w:sz w:val="20"/>
+      </w:rPr>
+    </w:lvl>
+  </w:abstractNum>
+  <w:abstractNum w:abstractNumId="36" w15:restartNumberingAfterBreak="0">
+    <w:nsid w:val="7015360A"/>
+    <w:multiLevelType w:val="multilevel"/>
+    <w:tmpl w:val="A68E369C"/>
+    <w:lvl w:ilvl="0">
+      <w:start w:val="1"/>
+      <w:numFmt w:val="bullet"/>
+      <w:lvlText w:val=""/>
+      <w:lvlJc w:val="left"/>
+      <w:pPr>
+        <w:tabs>
+          <w:tab w:val="num" w:pos="720"/>
+        </w:tabs>
+        <w:ind w:left="720" w:hanging="360"/>
+      </w:pPr>
+      <w:rPr>
+        <w:rFonts w:ascii="Symbol" w:hAnsi="Symbol" w:hint="default"/>
+        <w:sz w:val="20"/>
+      </w:rPr>
+    </w:lvl>
+    <w:lvl w:ilvl="1" w:tentative="1">
+      <w:start w:val="1"/>
+      <w:numFmt w:val="bullet"/>
+      <w:lvlText w:val="o"/>
+      <w:lvlJc w:val="left"/>
+      <w:pPr>
+        <w:tabs>
+          <w:tab w:val="num" w:pos="1440"/>
+        </w:tabs>
+        <w:ind w:left="1440" w:hanging="360"/>
+      </w:pPr>
+      <w:rPr>
+        <w:rFonts w:ascii="Courier New" w:hAnsi="Courier New" w:hint="default"/>
+        <w:sz w:val="20"/>
+      </w:rPr>
+    </w:lvl>
+    <w:lvl w:ilvl="2" w:tentative="1">
+      <w:start w:val="1"/>
+      <w:numFmt w:val="bullet"/>
+      <w:lvlText w:val=""/>
+      <w:lvlJc w:val="left"/>
+      <w:pPr>
+        <w:tabs>
+          <w:tab w:val="num" w:pos="2160"/>
+        </w:tabs>
+        <w:ind w:left="2160" w:hanging="360"/>
+      </w:pPr>
+      <w:rPr>
+        <w:rFonts w:ascii="Wingdings" w:hAnsi="Wingdings" w:hint="default"/>
+        <w:sz w:val="20"/>
+      </w:rPr>
+    </w:lvl>
+    <w:lvl w:ilvl="3" w:tentative="1">
+      <w:start w:val="1"/>
+      <w:numFmt w:val="bullet"/>
+      <w:lvlText w:val=""/>
+      <w:lvlJc w:val="left"/>
+      <w:pPr>
+        <w:tabs>
+          <w:tab w:val="num" w:pos="2880"/>
+        </w:tabs>
+        <w:ind w:left="2880" w:hanging="360"/>
+      </w:pPr>
+      <w:rPr>
+        <w:rFonts w:ascii="Wingdings" w:hAnsi="Wingdings" w:hint="default"/>
+        <w:sz w:val="20"/>
+      </w:rPr>
+    </w:lvl>
+    <w:lvl w:ilvl="4" w:tentative="1">
+      <w:start w:val="1"/>
+      <w:numFmt w:val="bullet"/>
+      <w:lvlText w:val=""/>
+      <w:lvlJc w:val="left"/>
+      <w:pPr>
+        <w:tabs>
+          <w:tab w:val="num" w:pos="3600"/>
+        </w:tabs>
+        <w:ind w:left="3600" w:hanging="360"/>
+      </w:pPr>
+      <w:rPr>
+        <w:rFonts w:ascii="Wingdings" w:hAnsi="Wingdings" w:hint="default"/>
+        <w:sz w:val="20"/>
+      </w:rPr>
+    </w:lvl>
+    <w:lvl w:ilvl="5" w:tentative="1">
+      <w:start w:val="1"/>
+      <w:numFmt w:val="bullet"/>
+      <w:lvlText w:val=""/>
+      <w:lvlJc w:val="left"/>
+      <w:pPr>
+        <w:tabs>
+          <w:tab w:val="num" w:pos="4320"/>
+        </w:tabs>
+        <w:ind w:left="4320" w:hanging="360"/>
+      </w:pPr>
+      <w:rPr>
+        <w:rFonts w:ascii="Wingdings" w:hAnsi="Wingdings" w:hint="default"/>
+        <w:sz w:val="20"/>
+      </w:rPr>
+    </w:lvl>
+    <w:lvl w:ilvl="6" w:tentative="1">
+      <w:start w:val="1"/>
+      <w:numFmt w:val="bullet"/>
+      <w:lvlText w:val=""/>
+      <w:lvlJc w:val="left"/>
+      <w:pPr>
+        <w:tabs>
+          <w:tab w:val="num" w:pos="5040"/>
+        </w:tabs>
+        <w:ind w:left="5040" w:hanging="360"/>
+      </w:pPr>
+      <w:rPr>
+        <w:rFonts w:ascii="Wingdings" w:hAnsi="Wingdings" w:hint="default"/>
+        <w:sz w:val="20"/>
+      </w:rPr>
+    </w:lvl>
+    <w:lvl w:ilvl="7" w:tentative="1">
+      <w:start w:val="1"/>
+      <w:numFmt w:val="bullet"/>
+      <w:lvlText w:val=""/>
+      <w:lvlJc w:val="left"/>
+      <w:pPr>
+        <w:tabs>
+          <w:tab w:val="num" w:pos="5760"/>
+        </w:tabs>
+        <w:ind w:left="5760" w:hanging="360"/>
+      </w:pPr>
+      <w:rPr>
+        <w:rFonts w:ascii="Wingdings" w:hAnsi="Wingdings" w:hint="default"/>
+        <w:sz w:val="20"/>
+      </w:rPr>
+    </w:lvl>
+    <w:lvl w:ilvl="8" w:tentative="1">
+      <w:start w:val="1"/>
+      <w:numFmt w:val="bullet"/>
+      <w:lvlText w:val=""/>
+      <w:lvlJc w:val="left"/>
+      <w:pPr>
+        <w:tabs>
+          <w:tab w:val="num" w:pos="6480"/>
+        </w:tabs>
+        <w:ind w:left="6480" w:hanging="360"/>
+      </w:pPr>
+      <w:rPr>
+        <w:rFonts w:ascii="Wingdings" w:hAnsi="Wingdings" w:hint="default"/>
+        <w:sz w:val="20"/>
+      </w:rPr>
+    </w:lvl>
+  </w:abstractNum>
+  <w:abstractNum w:abstractNumId="37" w15:restartNumberingAfterBreak="0">
     <w:nsid w:val="73A3102A"/>
     <w:multiLevelType w:val="multilevel"/>
     <w:tmpl w:val="8E04A2FE"/>
@@ -9569,7 +12499,156 @@
       </w:rPr>
     </w:lvl>
   </w:abstractNum>
-  <w:abstractNum w:abstractNumId="32" w15:restartNumberingAfterBreak="0">
+  <w:abstractNum w:abstractNumId="38" w15:restartNumberingAfterBreak="0">
+    <w:nsid w:val="7405285B"/>
+    <w:multiLevelType w:val="multilevel"/>
+    <w:tmpl w:val="C3FAF65A"/>
+    <w:lvl w:ilvl="0">
+      <w:start w:val="1"/>
+      <w:numFmt w:val="bullet"/>
+      <w:lvlText w:val=""/>
+      <w:lvlJc w:val="left"/>
+      <w:pPr>
+        <w:tabs>
+          <w:tab w:val="num" w:pos="720"/>
+        </w:tabs>
+        <w:ind w:left="720" w:hanging="360"/>
+      </w:pPr>
+      <w:rPr>
+        <w:rFonts w:ascii="Symbol" w:hAnsi="Symbol" w:hint="default"/>
+        <w:sz w:val="20"/>
+      </w:rPr>
+    </w:lvl>
+    <w:lvl w:ilvl="1" w:tentative="1">
+      <w:start w:val="1"/>
+      <w:numFmt w:val="bullet"/>
+      <w:lvlText w:val="o"/>
+      <w:lvlJc w:val="left"/>
+      <w:pPr>
+        <w:tabs>
+          <w:tab w:val="num" w:pos="1440"/>
+        </w:tabs>
+        <w:ind w:left="1440" w:hanging="360"/>
+      </w:pPr>
+      <w:rPr>
+        <w:rFonts w:ascii="Courier New" w:hAnsi="Courier New" w:hint="default"/>
+        <w:sz w:val="20"/>
+      </w:rPr>
+    </w:lvl>
+    <w:lvl w:ilvl="2" w:tentative="1">
+      <w:start w:val="1"/>
+      <w:numFmt w:val="bullet"/>
+      <w:lvlText w:val=""/>
+      <w:lvlJc w:val="left"/>
+      <w:pPr>
+        <w:tabs>
+          <w:tab w:val="num" w:pos="2160"/>
+        </w:tabs>
+        <w:ind w:left="2160" w:hanging="360"/>
+      </w:pPr>
+      <w:rPr>
+        <w:rFonts w:ascii="Wingdings" w:hAnsi="Wingdings" w:hint="default"/>
+        <w:sz w:val="20"/>
+      </w:rPr>
+    </w:lvl>
+    <w:lvl w:ilvl="3" w:tentative="1">
+      <w:start w:val="1"/>
+      <w:numFmt w:val="bullet"/>
+      <w:lvlText w:val=""/>
+      <w:lvlJc w:val="left"/>
+      <w:pPr>
+        <w:tabs>
+          <w:tab w:val="num" w:pos="2880"/>
+        </w:tabs>
+        <w:ind w:left="2880" w:hanging="360"/>
+      </w:pPr>
+      <w:rPr>
+        <w:rFonts w:ascii="Wingdings" w:hAnsi="Wingdings" w:hint="default"/>
+        <w:sz w:val="20"/>
+      </w:rPr>
+    </w:lvl>
+    <w:lvl w:ilvl="4" w:tentative="1">
+      <w:start w:val="1"/>
+      <w:numFmt w:val="bullet"/>
+      <w:lvlText w:val=""/>
+      <w:lvlJc w:val="left"/>
+      <w:pPr>
+        <w:tabs>
+          <w:tab w:val="num" w:pos="3600"/>
+        </w:tabs>
+        <w:ind w:left="3600" w:hanging="360"/>
+      </w:pPr>
+      <w:rPr>
+        <w:rFonts w:ascii="Wingdings" w:hAnsi="Wingdings" w:hint="default"/>
+        <w:sz w:val="20"/>
+      </w:rPr>
+    </w:lvl>
+    <w:lvl w:ilvl="5" w:tentative="1">
+      <w:start w:val="1"/>
+      <w:numFmt w:val="bullet"/>
+      <w:lvlText w:val=""/>
+      <w:lvlJc w:val="left"/>
+      <w:pPr>
+        <w:tabs>
+          <w:tab w:val="num" w:pos="4320"/>
+        </w:tabs>
+        <w:ind w:left="4320" w:hanging="360"/>
+      </w:pPr>
+      <w:rPr>
+        <w:rFonts w:ascii="Wingdings" w:hAnsi="Wingdings" w:hint="default"/>
+        <w:sz w:val="20"/>
+      </w:rPr>
+    </w:lvl>
+    <w:lvl w:ilvl="6" w:tentative="1">
+      <w:start w:val="1"/>
+      <w:numFmt w:val="bullet"/>
+      <w:lvlText w:val=""/>
+      <w:lvlJc w:val="left"/>
+      <w:pPr>
+        <w:tabs>
+          <w:tab w:val="num" w:pos="5040"/>
+        </w:tabs>
+        <w:ind w:left="5040" w:hanging="360"/>
+      </w:pPr>
+      <w:rPr>
+        <w:rFonts w:ascii="Wingdings" w:hAnsi="Wingdings" w:hint="default"/>
+        <w:sz w:val="20"/>
+      </w:rPr>
+    </w:lvl>
+    <w:lvl w:ilvl="7" w:tentative="1">
+      <w:start w:val="1"/>
+      <w:numFmt w:val="bullet"/>
+      <w:lvlText w:val=""/>
+      <w:lvlJc w:val="left"/>
+      <w:pPr>
+        <w:tabs>
+          <w:tab w:val="num" w:pos="5760"/>
+        </w:tabs>
+        <w:ind w:left="5760" w:hanging="360"/>
+      </w:pPr>
+      <w:rPr>
+        <w:rFonts w:ascii="Wingdings" w:hAnsi="Wingdings" w:hint="default"/>
+        <w:sz w:val="20"/>
+      </w:rPr>
+    </w:lvl>
+    <w:lvl w:ilvl="8" w:tentative="1">
+      <w:start w:val="1"/>
+      <w:numFmt w:val="bullet"/>
+      <w:lvlText w:val=""/>
+      <w:lvlJc w:val="left"/>
+      <w:pPr>
+        <w:tabs>
+          <w:tab w:val="num" w:pos="6480"/>
+        </w:tabs>
+        <w:ind w:left="6480" w:hanging="360"/>
+      </w:pPr>
+      <w:rPr>
+        <w:rFonts w:ascii="Wingdings" w:hAnsi="Wingdings" w:hint="default"/>
+        <w:sz w:val="20"/>
+      </w:rPr>
+    </w:lvl>
+  </w:abstractNum>
+  <w:abstractNum w:abstractNumId="39" w15:restartNumberingAfterBreak="0">
     <w:nsid w:val="74CB6886"/>
     <w:multiLevelType w:val="multilevel"/>
     <w:tmpl w:val="72E05636"/>
@@ -9718,7 +12797,7 @@
       </w:rPr>
     </w:lvl>
   </w:abstractNum>
-  <w:abstractNum w:abstractNumId="33" w15:restartNumberingAfterBreak="0">
+  <w:abstractNum w:abstractNumId="40" w15:restartNumberingAfterBreak="0">
     <w:nsid w:val="7C5F1A1D"/>
     <w:multiLevelType w:val="multilevel"/>
     <w:tmpl w:val="06901EF6"/>
@@ -9867,7 +12946,7 @@
       </w:rPr>
     </w:lvl>
   </w:abstractNum>
-  <w:abstractNum w:abstractNumId="34" w15:restartNumberingAfterBreak="0">
+  <w:abstractNum w:abstractNumId="41" w15:restartNumberingAfterBreak="0">
     <w:nsid w:val="7CCD1AF4"/>
     <w:multiLevelType w:val="multilevel"/>
     <w:tmpl w:val="6E60D5CC"/>
@@ -10016,7 +13095,7 @@
       </w:rPr>
     </w:lvl>
   </w:abstractNum>
-  <w:abstractNum w:abstractNumId="35" w15:restartNumberingAfterBreak="0">
+  <w:abstractNum w:abstractNumId="42" w15:restartNumberingAfterBreak="0">
     <w:nsid w:val="7D654F0A"/>
     <w:multiLevelType w:val="multilevel"/>
     <w:tmpl w:val="0800353E"/>
@@ -10165,7 +13244,7 @@
       </w:rPr>
     </w:lvl>
   </w:abstractNum>
-  <w:abstractNum w:abstractNumId="36" w15:restartNumberingAfterBreak="0">
+  <w:abstractNum w:abstractNumId="43" w15:restartNumberingAfterBreak="0">
     <w:nsid w:val="7EC34A1C"/>
     <w:multiLevelType w:val="multilevel"/>
     <w:tmpl w:val="B6045D54"/>
@@ -10314,7 +13393,7 @@
       </w:rPr>
     </w:lvl>
   </w:abstractNum>
-  <w:abstractNum w:abstractNumId="37" w15:restartNumberingAfterBreak="0">
+  <w:abstractNum w:abstractNumId="44" w15:restartNumberingAfterBreak="0">
     <w:nsid w:val="7FE540DC"/>
     <w:multiLevelType w:val="multilevel"/>
     <w:tmpl w:val="135ACE52"/>
@@ -10464,118 +13543,139 @@
     </w:lvl>
   </w:abstractNum>
   <w:num w:numId="1" w16cid:durableId="561602269">
+    <w:abstractNumId w:val="12"/>
+  </w:num>
+  <w:num w:numId="2" w16cid:durableId="200092117">
+    <w:abstractNumId w:val="4"/>
+  </w:num>
+  <w:num w:numId="3" w16cid:durableId="1167012397">
     <w:abstractNumId w:val="9"/>
   </w:num>
-  <w:num w:numId="2" w16cid:durableId="200092117">
+  <w:num w:numId="4" w16cid:durableId="1249078271">
+    <w:abstractNumId w:val="11"/>
+  </w:num>
+  <w:num w:numId="5" w16cid:durableId="359937064">
+    <w:abstractNumId w:val="31"/>
+  </w:num>
+  <w:num w:numId="6" w16cid:durableId="792362686">
+    <w:abstractNumId w:val="14"/>
+  </w:num>
+  <w:num w:numId="7" w16cid:durableId="1949772548">
+    <w:abstractNumId w:val="7"/>
+  </w:num>
+  <w:num w:numId="8" w16cid:durableId="434178328">
+    <w:abstractNumId w:val="29"/>
+  </w:num>
+  <w:num w:numId="9" w16cid:durableId="1523327104">
+    <w:abstractNumId w:val="43"/>
+  </w:num>
+  <w:num w:numId="10" w16cid:durableId="1680816176">
     <w:abstractNumId w:val="3"/>
   </w:num>
-  <w:num w:numId="3" w16cid:durableId="1167012397">
-    <w:abstractNumId w:val="6"/>
+  <w:num w:numId="11" w16cid:durableId="1203248489">
+    <w:abstractNumId w:val="24"/>
   </w:num>
-  <w:num w:numId="4" w16cid:durableId="1249078271">
-    <w:abstractNumId w:val="8"/>
+  <w:num w:numId="12" w16cid:durableId="1172571295">
+    <w:abstractNumId w:val="33"/>
   </w:num>
-  <w:num w:numId="5" w16cid:durableId="359937064">
+  <w:num w:numId="13" w16cid:durableId="172382025">
+    <w:abstractNumId w:val="32"/>
+  </w:num>
+  <w:num w:numId="14" w16cid:durableId="1828014264">
+    <w:abstractNumId w:val="25"/>
+  </w:num>
+  <w:num w:numId="15" w16cid:durableId="289939018">
+    <w:abstractNumId w:val="28"/>
+  </w:num>
+  <w:num w:numId="16" w16cid:durableId="1311982219">
+    <w:abstractNumId w:val="16"/>
+  </w:num>
+  <w:num w:numId="17" w16cid:durableId="484786477">
+    <w:abstractNumId w:val="10"/>
+  </w:num>
+  <w:num w:numId="18" w16cid:durableId="2065979284">
+    <w:abstractNumId w:val="13"/>
+  </w:num>
+  <w:num w:numId="19" w16cid:durableId="1745494252">
+    <w:abstractNumId w:val="44"/>
+  </w:num>
+  <w:num w:numId="20" w16cid:durableId="904677919">
+    <w:abstractNumId w:val="22"/>
+  </w:num>
+  <w:num w:numId="21" w16cid:durableId="420297235">
+    <w:abstractNumId w:val="26"/>
+  </w:num>
+  <w:num w:numId="22" w16cid:durableId="651519735">
+    <w:abstractNumId w:val="17"/>
+  </w:num>
+  <w:num w:numId="23" w16cid:durableId="418674351">
+    <w:abstractNumId w:val="34"/>
+  </w:num>
+  <w:num w:numId="24" w16cid:durableId="714817446">
+    <w:abstractNumId w:val="30"/>
+  </w:num>
+  <w:num w:numId="25" w16cid:durableId="202257007">
+    <w:abstractNumId w:val="42"/>
+  </w:num>
+  <w:num w:numId="26" w16cid:durableId="558252985">
+    <w:abstractNumId w:val="5"/>
+  </w:num>
+  <w:num w:numId="27" w16cid:durableId="2010792957">
+    <w:abstractNumId w:val="23"/>
+  </w:num>
+  <w:num w:numId="28" w16cid:durableId="979959970">
+    <w:abstractNumId w:val="37"/>
+  </w:num>
+  <w:num w:numId="29" w16cid:durableId="575436013">
+    <w:abstractNumId w:val="40"/>
+  </w:num>
+  <w:num w:numId="30" w16cid:durableId="765612201">
+    <w:abstractNumId w:val="21"/>
+  </w:num>
+  <w:num w:numId="31" w16cid:durableId="290326266">
+    <w:abstractNumId w:val="19"/>
+  </w:num>
+  <w:num w:numId="32" w16cid:durableId="1282304712">
     <w:abstractNumId w:val="27"/>
   </w:num>
-  <w:num w:numId="6" w16cid:durableId="792362686">
-    <w:abstractNumId w:val="11"/>
-  </w:num>
-  <w:num w:numId="7" w16cid:durableId="1949772548">
-    <w:abstractNumId w:val="5"/>
-  </w:num>
-  <w:num w:numId="8" w16cid:durableId="434178328">
-    <w:abstractNumId w:val="25"/>
-  </w:num>
-  <w:num w:numId="9" w16cid:durableId="1523327104">
-    <w:abstractNumId w:val="36"/>
-  </w:num>
-  <w:num w:numId="10" w16cid:durableId="1680816176">
-    <w:abstractNumId w:val="2"/>
-  </w:num>
-  <w:num w:numId="11" w16cid:durableId="1203248489">
-    <w:abstractNumId w:val="20"/>
-  </w:num>
-  <w:num w:numId="12" w16cid:durableId="1172571295">
-    <w:abstractNumId w:val="29"/>
-  </w:num>
-  <w:num w:numId="13" w16cid:durableId="172382025">
-    <w:abstractNumId w:val="28"/>
-  </w:num>
-  <w:num w:numId="14" w16cid:durableId="1828014264">
-    <w:abstractNumId w:val="21"/>
-  </w:num>
-  <w:num w:numId="15" w16cid:durableId="289939018">
-    <w:abstractNumId w:val="24"/>
-  </w:num>
-  <w:num w:numId="16" w16cid:durableId="1311982219">
-    <w:abstractNumId w:val="13"/>
-  </w:num>
-  <w:num w:numId="17" w16cid:durableId="484786477">
-    <w:abstractNumId w:val="7"/>
-  </w:num>
-  <w:num w:numId="18" w16cid:durableId="2065979284">
-    <w:abstractNumId w:val="10"/>
-  </w:num>
-  <w:num w:numId="19" w16cid:durableId="1745494252">
-    <w:abstractNumId w:val="37"/>
-  </w:num>
-  <w:num w:numId="20" w16cid:durableId="904677919">
+  <w:num w:numId="33" w16cid:durableId="1508207585">
     <w:abstractNumId w:val="18"/>
   </w:num>
-  <w:num w:numId="21" w16cid:durableId="420297235">
-    <w:abstractNumId w:val="22"/>
-  </w:num>
-  <w:num w:numId="22" w16cid:durableId="651519735">
-    <w:abstractNumId w:val="14"/>
-  </w:num>
-  <w:num w:numId="23" w16cid:durableId="418674351">
-    <w:abstractNumId w:val="30"/>
-  </w:num>
-  <w:num w:numId="24" w16cid:durableId="714817446">
-    <w:abstractNumId w:val="26"/>
-  </w:num>
-  <w:num w:numId="25" w16cid:durableId="202257007">
-    <w:abstractNumId w:val="35"/>
-  </w:num>
-  <w:num w:numId="26" w16cid:durableId="558252985">
-    <w:abstractNumId w:val="4"/>
-  </w:num>
-  <w:num w:numId="27" w16cid:durableId="2010792957">
-    <w:abstractNumId w:val="19"/>
-  </w:num>
-  <w:num w:numId="28" w16cid:durableId="979959970">
-    <w:abstractNumId w:val="31"/>
-  </w:num>
-  <w:num w:numId="29" w16cid:durableId="575436013">
-    <w:abstractNumId w:val="33"/>
-  </w:num>
-  <w:num w:numId="30" w16cid:durableId="765612201">
-    <w:abstractNumId w:val="17"/>
-  </w:num>
-  <w:num w:numId="31" w16cid:durableId="290326266">
-    <w:abstractNumId w:val="16"/>
-  </w:num>
-  <w:num w:numId="32" w16cid:durableId="1282304712">
-    <w:abstractNumId w:val="23"/>
-  </w:num>
-  <w:num w:numId="33" w16cid:durableId="1508207585">
-    <w:abstractNumId w:val="15"/>
-  </w:num>
   <w:num w:numId="34" w16cid:durableId="2020934093">
-    <w:abstractNumId w:val="32"/>
+    <w:abstractNumId w:val="39"/>
   </w:num>
   <w:num w:numId="35" w16cid:durableId="159515658">
     <w:abstractNumId w:val="0"/>
   </w:num>
   <w:num w:numId="36" w16cid:durableId="1421950345">
-    <w:abstractNumId w:val="12"/>
+    <w:abstractNumId w:val="15"/>
   </w:num>
   <w:num w:numId="37" w16cid:durableId="741756233">
     <w:abstractNumId w:val="1"/>
   </w:num>
   <w:num w:numId="38" w16cid:durableId="1438526245">
-    <w:abstractNumId w:val="34"/>
+    <w:abstractNumId w:val="41"/>
+  </w:num>
+  <w:num w:numId="39" w16cid:durableId="1842620921">
+    <w:abstractNumId w:val="20"/>
+  </w:num>
+  <w:num w:numId="40" w16cid:durableId="1399980034">
+    <w:abstractNumId w:val="35"/>
+  </w:num>
+  <w:num w:numId="41" w16cid:durableId="1016154009">
+    <w:abstractNumId w:val="38"/>
+  </w:num>
+  <w:num w:numId="42" w16cid:durableId="1009912672">
+    <w:abstractNumId w:val="36"/>
+  </w:num>
+  <w:num w:numId="43" w16cid:durableId="629940029">
+    <w:abstractNumId w:val="2"/>
+  </w:num>
+  <w:num w:numId="44" w16cid:durableId="2121799751">
+    <w:abstractNumId w:val="8"/>
+  </w:num>
+  <w:num w:numId="45" w16cid:durableId="1029455736">
+    <w:abstractNumId w:val="6"/>
   </w:num>
 </w:numbering>
 </file>
